--- a/courts/fourth-circuit/south-carolina/federal/district/motion-brief/usage/OUTPUT-motion-brief.docx
+++ b/courts/fourth-circuit/south-carolina/federal/district/motion-brief/usage/OUTPUT-motion-brief.docx
@@ -6,6 +6,18 @@
       <w:pPr>
         <w:pStyle w:val="CourtHeading"/>
       </w:pPr>
+      <w:r>
+        <w:t xml:space="preserve">IN</w:t>
+      </w:r>
+      <w:r>
+        <w:t xml:space="preserve"> </w:t>
+      </w:r>
+      <w:r>
+        <w:t xml:space="preserve">THE</w:t>
+      </w:r>
+      <w:r>
+        <w:t xml:space="preserve"> </w:t>
+      </w:r>
       <w:r>
         <w:t xml:space="preserve">UNITED</w:t>
       </w:r>
@@ -142,28 +154,13 @@
               <w:t xml:space="preserve"> </w:t>
             </w:r>
             <w:r>
-              <w:rPr>
-                <w:i/>
-                <w:iCs/>
-              </w:rPr>
               <w:t xml:space="preserve">ex</w:t>
             </w:r>
             <w:r>
-              <w:rPr>
-                <w:i/>
-                <w:iCs/>
-              </w:rPr>
-              <w:t xml:space="preserve"> </w:t>
-            </w:r>
-            <w:r>
-              <w:rPr>
-                <w:i/>
-                <w:iCs/>
-              </w:rPr>
-              <w:t xml:space="preserve">rel.</w:t>
-            </w:r>
-            <w:r>
-              <w:t xml:space="preserve">,</w:t>
+              <w:t xml:space="preserve"> </w:t>
+            </w:r>
+            <w:r>
+              <w:t xml:space="preserve">rel.,</w:t>
             </w:r>
           </w:p>
           <w:p>
@@ -430,14 +427,15 @@
         <w:t xml:space="preserve">, 525 F.3d 370, 379 (4th Cir. 2008)).</w:t>
       </w:r>
     </w:p>
-    <w:bookmarkStart w:id="21" w:name="introduction"/>
     <w:p>
       <w:pPr>
         <w:pStyle w:val="Heading2"/>
       </w:pPr>
+      <w:bookmarkStart w:id="9" w:name="_introduction"/>
       <w:r>
         <w:t xml:space="preserve">INTRODUCTION</w:t>
       </w:r>
+      <w:bookmarkEnd w:id="9"/>
     </w:p>
     <w:p>
       <w:pPr>
@@ -447,13 +445,10 @@
         <w:t xml:space="preserve">Plaintiff John Cobb (“Plaintiff”)</w:t>
       </w:r>
       <w:r>
-        <w:t xml:space="preserve"> </w:t>
-      </w:r>
-      <w:r>
         <w:rPr>
           <w:rStyle w:val="FootnoteReference"/>
         </w:rPr>
-        <w:footnoteReference w:id="20"/>
+        <w:footnoteReference w:id="10"/>
       </w:r>
       <w:r>
         <w:t xml:space="preserve"> </w:t>
@@ -483,24 +478,25 @@
         <w:t xml:space="preserve">, 912 F.3d 190, 197 (4th Cir. 2018). In fact, the Amended Complaint fails to even allege the submission of a specific false or fraudulent claim that resulted in the government’s payment of money to the District.</w:t>
       </w:r>
     </w:p>
-    <w:bookmarkEnd w:id="21"/>
-    <w:bookmarkStart w:id="24" w:name="legal-standard"/>
     <w:p>
       <w:pPr>
         <w:pStyle w:val="Heading2"/>
       </w:pPr>
+      <w:bookmarkStart w:id="11" w:name="_f71bb8ee81b7f5e1fea0089ad4ffa65b0be4956"/>
       <w:r>
         <w:t xml:space="preserve">LEGAL STANDARD</w:t>
       </w:r>
-    </w:p>
-    <w:bookmarkStart w:id="22" w:name="i.-federal-rule-of-civil-procedure-12b6"/>
+      <w:bookmarkEnd w:id="11"/>
+    </w:p>
     <w:p>
       <w:pPr>
         <w:pStyle w:val="Heading3"/>
       </w:pPr>
+      <w:bookmarkStart w:id="12" w:name="_eac454c5eccf9632d130cdbdeadb4581c1af105"/>
       <w:r>
         <w:t xml:space="preserve">I. Federal Rule of Civil Procedure 12(b)(6)</w:t>
       </w:r>
+      <w:bookmarkEnd w:id="12"/>
     </w:p>
     <w:p>
       <w:pPr>
@@ -559,7 +555,7 @@
         <w:t xml:space="preserve">Erickson v. Pardus</w:t>
       </w:r>
       <w:r>
-        <w:t xml:space="preserve">, 551 U.S. 89, 94 (2007). However, “when the allegations in a complaint, however true, could not raise a claim of entitlement to relief, this basic deficiency should . . . be exposed at the point of minimum expenditure of time and money by the parties and the court.”</w:t>
+        <w:t xml:space="preserve">, 551 U.S. 89, 94 (2007). However, “when the allegations in a complaint, however true, could not raise a claim of entitlement to relief, this basic deficiency should . . . be exposed at the point of minimum expenditure of time and money by the parties and the court.</w:t>
       </w:r>
       <w:r>
         <w:t xml:space="preserve"> </w:t>
@@ -588,22 +584,38 @@
         <w:t xml:space="preserve">, 707 F.3d 451, 454 (4th Cir. 2013) (citation omitted).</w:t>
       </w:r>
     </w:p>
-    <w:bookmarkEnd w:id="22"/>
-    <w:bookmarkStart w:id="23" w:name="ii.-federal-rule-of-civil-procedure-9b"/>
     <w:p>
       <w:pPr>
         <w:pStyle w:val="Heading3"/>
       </w:pPr>
+      <w:bookmarkStart w:id="13" w:name="_6ff2019f286a62f340c45d7096331e0b5c0eaee"/>
       <w:r>
         <w:t xml:space="preserve">II. Federal Rule of Civil Procedure 9(b)</w:t>
       </w:r>
+      <w:bookmarkEnd w:id="13"/>
     </w:p>
     <w:p>
       <w:pPr>
         <w:pStyle w:val="FirstParagraph"/>
       </w:pPr>
       <w:r>
-        <w:t xml:space="preserve">Federal Rule of Civil Procedure 9 governs the pleading of special matters and subsection (b) mandates that when alleging fraud, a party “must state with particularity the circumstances constituting fraud or mistake.” Fed. R. Civ. P. 9(b). In addition to meeting the plausibility standard of Iqbal, fraud claims under the FCA must be pleaded with particularity pursuant to Rule 9(b).</w:t>
+        <w:t xml:space="preserve">Federal Rule of Civil Procedure 9 governs the pleading of special matters and subsection (b) mandates that when alleging fraud, a party “must state with particularity the circumstances constituting fraud or mistake.” Fed. R. Civ. P. 9(b). In addition to meeting the plausibility standard of</w:t>
+      </w:r>
+      <w:r>
+        <w:t xml:space="preserve"> </w:t>
+      </w:r>
+      <w:r>
+        <w:rPr>
+          <w:i/>
+          <w:iCs/>
+        </w:rPr>
+        <w:t xml:space="preserve">Iqbal,</w:t>
+      </w:r>
+      <w:r>
+        <w:t xml:space="preserve"> </w:t>
+      </w:r>
+      <w:r>
+        <w:t xml:space="preserve">fraud claims under the FCA must be pleaded with particularity pursuant to Rule 9(b).</w:t>
       </w:r>
       <w:r>
         <w:t xml:space="preserve"> </w:t>
@@ -702,32 +714,45 @@
         <w:t xml:space="preserve">, 176 F.3d 776, 783–85 (4th Cir. 1999)).</w:t>
       </w:r>
     </w:p>
-    <w:bookmarkEnd w:id="23"/>
-    <w:bookmarkEnd w:id="24"/>
-    <w:bookmarkStart w:id="26" w:name="argument"/>
     <w:p>
       <w:pPr>
         <w:pStyle w:val="Heading2"/>
       </w:pPr>
+      <w:bookmarkStart w:id="14" w:name="_argument"/>
       <w:r>
         <w:t xml:space="preserve">ARGUMENT</w:t>
       </w:r>
-    </w:p>
-    <w:bookmarkStart w:id="25" w:name="X53386debe69cb6d5e8f57916de7ddfdf9eecc86"/>
+      <w:bookmarkEnd w:id="14"/>
+    </w:p>
     <w:p>
       <w:pPr>
         <w:pStyle w:val="Heading3"/>
       </w:pPr>
+      <w:bookmarkStart w:id="15" w:name="_53386debe69cb6d5e8f57916de7ddfdf9eecc86"/>
       <w:r>
         <w:t xml:space="preserve">I. Plaintiff Fails to Sufficiently Plead a Violation of the False Claims Act.</w:t>
       </w:r>
+      <w:bookmarkEnd w:id="15"/>
     </w:p>
     <w:p>
       <w:pPr>
         <w:pStyle w:val="FirstParagraph"/>
       </w:pPr>
       <w:r>
-        <w:t xml:space="preserve">The FCA is an anti-fraud statute that imposes liability for those who make false statements and submit false claims to the Government. 31 U.S.C. § 3729(a)(1). “A false statement is actionable under the Act only if it constitutes a ‘false or fraudulent claim.’”</w:t>
+        <w:t xml:space="preserve">The FCA is an anti-fraud statute that imposes liability for those who make false statements and submit false claims to the Government. 31 U.S.C. § 3729(a)(1). “A false statement is actionable under the Act only if it constitutes a ‘false or fraudulent</w:t>
+      </w:r>
+      <w:r>
+        <w:t xml:space="preserve"> </w:t>
+      </w:r>
+      <w:r>
+        <w:rPr>
+          <w:i/>
+          <w:iCs/>
+        </w:rPr>
+        <w:t xml:space="preserve">claim.</w:t>
+      </w:r>
+      <w:r>
+        <w:t xml:space="preserve">’”</w:t>
       </w:r>
       <w:r>
         <w:t xml:space="preserve"> </w:t>
@@ -929,7 +954,22 @@
         <w:t xml:space="preserve">Id.</w:t>
       </w:r>
       <w:r>
-        <w:t xml:space="preserve">) Additionally, not only does Plaintiff fail to allege that the purportedly false claims caused the government to pay money, but he also concedes that the District’s proposal was denied. (</w:t>
+        <w:t xml:space="preserve">) Additionally, not only does Plaintiff fail to allege that the purportedly false claims caused the government to pay money, but he also concedes that the District’s proposal was</w:t>
+      </w:r>
+      <w:r>
+        <w:t xml:space="preserve"> </w:t>
+      </w:r>
+      <w:r>
+        <w:rPr>
+          <w:b/>
+          <w:bCs/>
+          <w:i/>
+          <w:iCs/>
+        </w:rPr>
+        <w:t xml:space="preserve">denied</w:t>
+      </w:r>
+      <w:r>
+        <w:t xml:space="preserve">. (</w:t>
       </w:r>
       <w:r>
         <w:rPr>
@@ -957,10 +997,10 @@
           <w:i/>
           <w:iCs/>
         </w:rPr>
-        <w:t xml:space="preserve">United States v. Savannah River Nuclear Sols., LLC</w:t>
-      </w:r>
-      <w:r>
-        <w:t xml:space="preserve">, 2016 WL 7104823, at *9 (D.S.C. Dec. 6, 2016) (quoting</w:t>
+        <w:t xml:space="preserve">United States v. Savannah River Nuclear Sols.</w:t>
+      </w:r>
+      <w:r>
+        <w:t xml:space="preserve">, LLC, 2016 WL 7104823, at *9 (D.S.C. Dec. 6, 2016) (quoting</w:t>
       </w:r>
       <w:r>
         <w:t xml:space="preserve"> </w:t>
@@ -1010,16 +1050,15 @@
         <w:t xml:space="preserve">The Amended Complaint fails to allege the presentment of a specific claim, let alone a false claim, that was material and caused the federal government to pay funds to the District. The Amended Complaint should be dismissed.</w:t>
       </w:r>
     </w:p>
-    <w:bookmarkEnd w:id="25"/>
-    <w:bookmarkEnd w:id="26"/>
-    <w:bookmarkStart w:id="27" w:name="conclusion"/>
     <w:p>
       <w:pPr>
         <w:pStyle w:val="Heading2"/>
       </w:pPr>
+      <w:bookmarkStart w:id="16" w:name="_conclusion"/>
       <w:r>
         <w:t xml:space="preserve">CONCLUSION</w:t>
       </w:r>
+      <w:bookmarkEnd w:id="16"/>
     </w:p>
     <w:p>
       <w:pPr>
@@ -1436,14 +1475,13 @@
         </w:tc>
       </w:tr>
     </w:tbl>
-    <w:bookmarkEnd w:id="27"/>
     <w:sectPr>
-      <w:footerReference r:id="rId9" w:type="default"/>
+      <w:footerReference w:type="default" r:id="rIdFooter1"/>
       <w:footnotePr>
         <w:numRestart w:val="eachSect"/>
       </w:footnotePr>
-      <w:pgSz w:h="15840" w:w="12240"/>
-      <w:pgMar w:bottom="1440" w:footer="720" w:gutter="0" w:header="720" w:left="1440" w:right="1440" w:top="1440"/>
+      <w:pgSz w:w="12240" w:h="15840"/>
+      <w:pgMar w:top="1440" w:right="1440" w:bottom="1440" w:left="1440" w:header="720" w:footer="720" w:gutter="0"/>
       <w:cols w:space="720"/>
     </w:sectPr>
   </w:body>
@@ -1495,7 +1533,7 @@
       </w:r>
     </w:p>
   </w:footnote>
-  <w:footnote w:id="20">
+  <w:footnote w:id="10">
     <w:p>
       <w:pPr>
         <w:pStyle w:val="FootnoteText"/>
@@ -1606,10 +1644,10 @@
   <w:docDefaults>
     <w:rPrDefault>
       <w:rPr>
-        <w:rFonts w:ascii="Times New Roman" w:cs="Times New Roman" w:eastAsia="Times New Roman" w:hAnsi="Times New Roman"/>
+        <w:rFonts w:ascii="Times New Roman" w:eastAsia="Times New Roman" w:hAnsi="Times New Roman" w:cs="Times New Roman"/>
         <w:sz w:val="24"/>
         <w:szCs w:val="24"/>
-        <w:lang w:bidi="ar-SA" w:eastAsia="en-US" w:val="en-US"/>
+        <w:lang w:val="en-US" w:eastAsia="en-US" w:bidi="ar-SA"/>
       </w:rPr>
     </w:rPrDefault>
     <w:pPrDefault>
@@ -1618,43 +1656,43 @@
       </w:pPr>
     </w:pPrDefault>
   </w:docDefaults>
-  <w:latentStyles w:count="276" w:defLockedState="0" w:defQFormat="0" w:defSemiHidden="0" w:defUIPriority="0" w:defUnhideWhenUsed="0"/>
-  <w:style w:default="1" w:styleId="Normal" w:type="paragraph">
+  <w:latentStyles w:defLockedState="0" w:defUIPriority="0" w:defSemiHidden="0" w:defUnhideWhenUsed="0" w:defQFormat="0" w:count="276"/>
+  <w:style w:type="paragraph" w:default="1" w:styleId="Normal">
     <w:name w:val="Normal"/>
     <w:qFormat/>
     <w:pPr>
       <w:widowControl/>
     </w:pPr>
   </w:style>
-  <w:style w:styleId="BodyText" w:type="paragraph">
+  <w:style w:type="paragraph" w:styleId="BodyText">
     <w:name w:val="Body Text"/>
     <w:basedOn w:val="Normal"/>
     <w:link w:val="BodyTextChar"/>
     <w:qFormat/>
     <w:pPr>
-      <w:spacing w:after="0" w:before="0" w:line="480" w:lineRule="auto"/>
+      <w:spacing w:before="0" w:after="0" w:line="480" w:lineRule="auto"/>
       <w:ind w:firstLine="720"/>
     </w:pPr>
   </w:style>
-  <w:style w:customStyle="1" w:styleId="FirstParagraph" w:type="paragraph">
+  <w:style w:type="paragraph" w:customStyle="1" w:styleId="FirstParagraph">
     <w:name w:val="First Paragraph"/>
     <w:basedOn w:val="BodyText"/>
     <w:next w:val="BodyText"/>
     <w:qFormat/>
     <w:pPr>
-      <w:spacing w:after="0" w:before="0" w:line="480" w:lineRule="auto"/>
+      <w:spacing w:before="0" w:after="0" w:line="480" w:lineRule="auto"/>
       <w:ind w:firstLine="720"/>
     </w:pPr>
   </w:style>
-  <w:style w:customStyle="1" w:styleId="Compact" w:type="paragraph">
+  <w:style w:type="paragraph" w:customStyle="1" w:styleId="Compact">
     <w:name w:val="Compact"/>
     <w:basedOn w:val="Normal"/>
     <w:qFormat/>
     <w:pPr>
-      <w:spacing w:after="0" w:before="0" w:line="240" w:lineRule="auto"/>
-    </w:pPr>
-  </w:style>
-  <w:style w:styleId="Title" w:type="paragraph">
+      <w:spacing w:before="0" w:after="0" w:line="240" w:lineRule="auto"/>
+    </w:pPr>
+  </w:style>
+  <w:style w:type="paragraph" w:styleId="Title">
     <w:name w:val="Title"/>
     <w:basedOn w:val="Normal"/>
     <w:next w:val="BodyText"/>
@@ -1668,24 +1706,24 @@
       <w:jc w:val="center"/>
     </w:pPr>
     <w:rPr>
-      <w:rFonts w:asciiTheme="majorHAnsi" w:cstheme="majorBidi" w:eastAsiaTheme="majorEastAsia" w:hAnsiTheme="majorHAnsi"/>
+      <w:rFonts w:asciiTheme="majorHAnsi" w:eastAsiaTheme="majorEastAsia" w:hAnsiTheme="majorHAnsi" w:cstheme="majorBidi"/>
       <w:sz w:val="56"/>
       <w:szCs w:val="56"/>
     </w:rPr>
   </w:style>
-  <w:style w:customStyle="1" w:styleId="TitleChar" w:type="character">
+  <w:style w:type="character" w:customStyle="1" w:styleId="TitleChar">
     <w:name w:val="Title Char"/>
     <w:basedOn w:val="DefaultParagraphFont"/>
     <w:link w:val="Title"/>
     <w:uiPriority w:val="10"/>
     <w:rsid w:val="00A10FD9"/>
     <w:rPr>
-      <w:rFonts w:asciiTheme="majorHAnsi" w:cstheme="majorBidi" w:eastAsiaTheme="majorEastAsia" w:hAnsiTheme="majorHAnsi"/>
+      <w:rFonts w:asciiTheme="majorHAnsi" w:eastAsiaTheme="majorEastAsia" w:hAnsiTheme="majorHAnsi" w:cstheme="majorBidi"/>
       <w:sz w:val="56"/>
       <w:szCs w:val="56"/>
     </w:rPr>
   </w:style>
-  <w:style w:styleId="Subtitle" w:type="paragraph">
+  <w:style w:type="paragraph" w:styleId="Subtitle">
     <w:name w:val="Subtitle"/>
     <w:basedOn w:val="Title"/>
     <w:next w:val="BodyText"/>
@@ -1699,27 +1737,27 @@
       </w:numPr>
     </w:pPr>
     <w:rPr>
-      <w:rFonts w:cstheme="majorBidi" w:eastAsiaTheme="majorEastAsia"/>
+      <w:rFonts w:eastAsiaTheme="majorEastAsia" w:cstheme="majorBidi"/>
       <w:spacing w:val="15"/>
       <w:sz w:val="28"/>
       <w:szCs w:val="28"/>
     </w:rPr>
   </w:style>
-  <w:style w:customStyle="1" w:styleId="SubtitleChar" w:type="character">
+  <w:style w:type="character" w:customStyle="1" w:styleId="SubtitleChar">
     <w:name w:val="Subtitle Char"/>
     <w:basedOn w:val="DefaultParagraphFont"/>
     <w:link w:val="Subtitle"/>
     <w:uiPriority w:val="11"/>
     <w:rsid w:val="00A10FD9"/>
     <w:rPr>
-      <w:rFonts w:cstheme="majorBidi" w:eastAsiaTheme="majorEastAsia"/>
-      <w:color w:themeColor="text1" w:themeTint="A6" w:val="595959"/>
+      <w:rFonts w:eastAsiaTheme="majorEastAsia" w:cstheme="majorBidi"/>
+      <w:color w:val="595959" w:themeColor="text1" w:themeTint="A6"/>
       <w:spacing w:val="15"/>
       <w:sz w:val="28"/>
       <w:szCs w:val="28"/>
     </w:rPr>
   </w:style>
-  <w:style w:customStyle="1" w:styleId="Author" w:type="paragraph">
+  <w:style w:type="paragraph" w:customStyle="1" w:styleId="Author">
     <w:name w:val="Author"/>
     <w:basedOn w:val="Title"/>
     <w:next w:val="BodyText"/>
@@ -1733,7 +1771,7 @@
       <w:szCs w:val="24"/>
     </w:rPr>
   </w:style>
-  <w:style w:styleId="Date" w:type="paragraph">
+  <w:style w:type="paragraph" w:styleId="Date">
     <w:name w:val="Date"/>
     <w:basedOn w:val="Title"/>
     <w:next w:val="BodyText"/>
@@ -1747,7 +1785,7 @@
       <w:szCs w:val="24"/>
     </w:rPr>
   </w:style>
-  <w:style w:customStyle="1" w:styleId="AbstractTitle" w:type="paragraph">
+  <w:style w:type="paragraph" w:customStyle="1" w:styleId="AbstractTitle">
     <w:name w:val="Abstract Title"/>
     <w:basedOn w:val="Normal"/>
     <w:next w:val="Abstract"/>
@@ -1755,7 +1793,7 @@
     <w:pPr>
       <w:keepNext/>
       <w:keepLines/>
-      <w:spacing w:after="0" w:before="300"/>
+      <w:spacing w:before="300" w:after="0"/>
       <w:jc w:val="center"/>
     </w:pPr>
     <w:rPr>
@@ -1764,7 +1802,7 @@
       <w:szCs w:val="20"/>
     </w:rPr>
   </w:style>
-  <w:style w:customStyle="1" w:styleId="Abstract" w:type="paragraph">
+  <w:style w:type="paragraph" w:customStyle="1" w:styleId="Abstract">
     <w:name w:val="Abstract"/>
     <w:basedOn w:val="Normal"/>
     <w:next w:val="BodyText"/>
@@ -1772,14 +1810,14 @@
     <w:pPr>
       <w:keepNext/>
       <w:keepLines/>
-      <w:spacing w:after="300" w:before="100"/>
+      <w:spacing w:before="100" w:after="300"/>
     </w:pPr>
     <w:rPr>
       <w:sz w:val="20"/>
       <w:szCs w:val="20"/>
     </w:rPr>
   </w:style>
-  <w:style w:styleId="Bibliography" w:type="paragraph">
+  <w:style w:type="paragraph" w:styleId="Bibliography">
     <w:name w:val="Bibliography"/>
     <w:basedOn w:val="Normal"/>
     <w:next w:val="Bibliography"/>
@@ -1787,7 +1825,7 @@
     <w:pPr/>
     <w:rPr/>
   </w:style>
-  <w:style w:styleId="Heading1" w:type="paragraph">
+  <w:style w:type="paragraph" w:styleId="Heading1">
     <w:name w:val="heading 1"/>
     <w:basedOn w:val="Normal"/>
     <w:next w:val="BodyText"/>
@@ -1797,13 +1835,13 @@
     <w:pPr>
       <w:keepNext/>
       <w:keepLines/>
-      <w:spacing w:after="216" w:before="288" w:line="240" w:lineRule="auto"/>
+      <w:spacing w:before="288" w:after="216" w:line="240" w:lineRule="auto"/>
       <w:ind w:firstLine="0"/>
       <w:jc w:val="center"/>
       <w:outlineLvl w:val="0"/>
     </w:pPr>
     <w:rPr>
-      <w:rFonts w:ascii="Times New Roman" w:cs="Times New Roman" w:eastAsia="Times New Roman" w:hAnsi="Times New Roman"/>
+      <w:rFonts w:ascii="Times New Roman" w:eastAsia="Times New Roman" w:hAnsi="Times New Roman" w:cs="Times New Roman"/>
       <w:b/>
       <w:bCs/>
       <w:caps/>
@@ -1812,7 +1850,7 @@
       <w:szCs w:val="24"/>
     </w:rPr>
   </w:style>
-  <w:style w:styleId="Heading2" w:type="paragraph">
+  <w:style w:type="paragraph" w:styleId="Heading2">
     <w:name w:val="heading 2"/>
     <w:basedOn w:val="Normal"/>
     <w:next w:val="BodyText"/>
@@ -1823,13 +1861,13 @@
     <w:pPr>
       <w:keepNext/>
       <w:keepLines/>
-      <w:spacing w:after="216" w:before="288" w:line="240" w:lineRule="auto"/>
+      <w:spacing w:before="288" w:after="216" w:line="240" w:lineRule="auto"/>
       <w:ind w:firstLine="0"/>
       <w:jc w:val="center"/>
       <w:outlineLvl w:val="1"/>
     </w:pPr>
     <w:rPr>
-      <w:rFonts w:ascii="Times New Roman" w:cs="Times New Roman" w:eastAsia="Times New Roman" w:hAnsi="Times New Roman"/>
+      <w:rFonts w:ascii="Times New Roman" w:eastAsia="Times New Roman" w:hAnsi="Times New Roman" w:cs="Times New Roman"/>
       <w:b/>
       <w:bCs/>
       <w:caps/>
@@ -1838,7 +1876,7 @@
       <w:szCs w:val="24"/>
     </w:rPr>
   </w:style>
-  <w:style w:styleId="Heading3" w:type="paragraph">
+  <w:style w:type="paragraph" w:styleId="Heading3">
     <w:name w:val="heading 3"/>
     <w:basedOn w:val="Normal"/>
     <w:next w:val="BodyText"/>
@@ -1849,12 +1887,12 @@
     <w:pPr>
       <w:keepNext/>
       <w:keepLines/>
-      <w:spacing w:after="216" w:before="240" w:line="240" w:lineRule="auto"/>
+      <w:spacing w:before="240" w:after="216" w:line="240" w:lineRule="auto"/>
       <w:ind w:firstLine="0"/>
       <w:outlineLvl w:val="2"/>
     </w:pPr>
     <w:rPr>
-      <w:rFonts w:ascii="Times New Roman" w:cs="Times New Roman" w:eastAsia="Times New Roman" w:hAnsi="Times New Roman"/>
+      <w:rFonts w:ascii="Times New Roman" w:eastAsia="Times New Roman" w:hAnsi="Times New Roman" w:cs="Times New Roman"/>
       <w:b/>
       <w:bCs/>
       <w:color w:val="000000"/>
@@ -1862,7 +1900,7 @@
       <w:szCs w:val="24"/>
     </w:rPr>
   </w:style>
-  <w:style w:styleId="Heading4" w:type="paragraph">
+  <w:style w:type="paragraph" w:styleId="Heading4">
     <w:name w:val="heading 4"/>
     <w:basedOn w:val="Normal"/>
     <w:next w:val="BodyText"/>
@@ -1875,17 +1913,17 @@
     <w:pPr>
       <w:keepNext/>
       <w:keepLines/>
-      <w:spacing w:after="40" w:before="80"/>
+      <w:spacing w:before="80" w:after="40"/>
       <w:outlineLvl w:val="3"/>
     </w:pPr>
     <w:rPr>
-      <w:rFonts w:cstheme="majorBidi" w:eastAsiaTheme="majorEastAsia"/>
+      <w:rFonts w:eastAsiaTheme="majorEastAsia" w:cstheme="majorBidi"/>
       <w:i/>
       <w:iCs/>
-      <w:color w:themeColor="accent1" w:themeShade="BF" w:val="0F4761"/>
-    </w:rPr>
-  </w:style>
-  <w:style w:styleId="Heading5" w:type="paragraph">
+      <w:color w:val="0F4761" w:themeColor="accent1" w:themeShade="BF"/>
+    </w:rPr>
+  </w:style>
+  <w:style w:type="paragraph" w:styleId="Heading5">
     <w:name w:val="heading 5"/>
     <w:basedOn w:val="Normal"/>
     <w:next w:val="BodyText"/>
@@ -1898,15 +1936,15 @@
     <w:pPr>
       <w:keepNext/>
       <w:keepLines/>
-      <w:spacing w:after="40" w:before="80"/>
+      <w:spacing w:before="80" w:after="40"/>
       <w:outlineLvl w:val="4"/>
     </w:pPr>
     <w:rPr>
-      <w:rFonts w:cstheme="majorBidi" w:eastAsiaTheme="majorEastAsia"/>
-      <w:color w:themeColor="accent1" w:themeShade="BF" w:val="0F4761"/>
-    </w:rPr>
-  </w:style>
-  <w:style w:styleId="Heading6" w:type="paragraph">
+      <w:rFonts w:eastAsiaTheme="majorEastAsia" w:cstheme="majorBidi"/>
+      <w:color w:val="0F4761" w:themeColor="accent1" w:themeShade="BF"/>
+    </w:rPr>
+  </w:style>
+  <w:style w:type="paragraph" w:styleId="Heading6">
     <w:name w:val="heading 6"/>
     <w:basedOn w:val="Normal"/>
     <w:next w:val="BodyText"/>
@@ -1919,17 +1957,17 @@
     <w:pPr>
       <w:keepNext/>
       <w:keepLines/>
-      <w:spacing w:after="0" w:before="40"/>
+      <w:spacing w:before="40" w:after="0"/>
       <w:outlineLvl w:val="5"/>
     </w:pPr>
     <w:rPr>
-      <w:rFonts w:cstheme="majorBidi" w:eastAsiaTheme="majorEastAsia"/>
+      <w:rFonts w:eastAsiaTheme="majorEastAsia" w:cstheme="majorBidi"/>
       <w:i/>
       <w:iCs/>
-      <w:color w:themeColor="text1" w:themeTint="A6" w:val="595959"/>
-    </w:rPr>
-  </w:style>
-  <w:style w:styleId="Heading7" w:type="paragraph">
+      <w:color w:val="595959" w:themeColor="text1" w:themeTint="A6"/>
+    </w:rPr>
+  </w:style>
+  <w:style w:type="paragraph" w:styleId="Heading7">
     <w:name w:val="heading 7"/>
     <w:basedOn w:val="Normal"/>
     <w:next w:val="BodyText"/>
@@ -1942,15 +1980,15 @@
     <w:pPr>
       <w:keepNext/>
       <w:keepLines/>
-      <w:spacing w:after="0" w:before="40"/>
+      <w:spacing w:before="40" w:after="0"/>
       <w:outlineLvl w:val="6"/>
     </w:pPr>
     <w:rPr>
-      <w:rFonts w:cstheme="majorBidi" w:eastAsiaTheme="majorEastAsia"/>
-      <w:color w:themeColor="text1" w:themeTint="A6" w:val="595959"/>
-    </w:rPr>
-  </w:style>
-  <w:style w:styleId="Heading8" w:type="paragraph">
+      <w:rFonts w:eastAsiaTheme="majorEastAsia" w:cstheme="majorBidi"/>
+      <w:color w:val="595959" w:themeColor="text1" w:themeTint="A6"/>
+    </w:rPr>
+  </w:style>
+  <w:style w:type="paragraph" w:styleId="Heading8">
     <w:name w:val="heading 8"/>
     <w:basedOn w:val="Normal"/>
     <w:next w:val="BodyText"/>
@@ -1967,13 +2005,13 @@
       <w:outlineLvl w:val="7"/>
     </w:pPr>
     <w:rPr>
-      <w:rFonts w:cstheme="majorBidi" w:eastAsiaTheme="majorEastAsia"/>
+      <w:rFonts w:eastAsiaTheme="majorEastAsia" w:cstheme="majorBidi"/>
       <w:i/>
       <w:iCs/>
-      <w:color w:themeColor="text1" w:themeTint="D8" w:val="272727"/>
-    </w:rPr>
-  </w:style>
-  <w:style w:styleId="Heading9" w:type="paragraph">
+      <w:color w:val="272727" w:themeColor="text1" w:themeTint="D8"/>
+    </w:rPr>
+  </w:style>
+  <w:style w:type="paragraph" w:styleId="Heading9">
     <w:name w:val="heading 9"/>
     <w:basedOn w:val="Normal"/>
     <w:next w:val="BodyText"/>
@@ -1990,24 +2028,24 @@
       <w:outlineLvl w:val="8"/>
     </w:pPr>
     <w:rPr>
-      <w:rFonts w:cstheme="majorBidi" w:eastAsiaTheme="majorEastAsia"/>
-      <w:color w:themeColor="text1" w:themeTint="D8" w:val="272727"/>
-    </w:rPr>
-  </w:style>
-  <w:style w:customStyle="1" w:styleId="Heading1Char" w:type="character">
+      <w:rFonts w:eastAsiaTheme="majorEastAsia" w:cstheme="majorBidi"/>
+      <w:color w:val="272727" w:themeColor="text1" w:themeTint="D8"/>
+    </w:rPr>
+  </w:style>
+  <w:style w:type="character" w:customStyle="1" w:styleId="Heading1Char">
     <w:name w:val="Heading 1 Char"/>
     <w:basedOn w:val="DefaultParagraphFont"/>
     <w:link w:val="Heading1"/>
     <w:uiPriority w:val="9"/>
     <w:rsid w:val="00A10FD9"/>
     <w:rPr>
-      <w:rFonts w:asciiTheme="majorHAnsi" w:cstheme="majorBidi" w:eastAsiaTheme="majorEastAsia" w:hAnsiTheme="majorHAnsi"/>
-      <w:color w:themeColor="accent1" w:themeShade="BF" w:val="0F4761"/>
+      <w:rFonts w:asciiTheme="majorHAnsi" w:eastAsiaTheme="majorEastAsia" w:hAnsiTheme="majorHAnsi" w:cstheme="majorBidi"/>
+      <w:color w:val="0F4761" w:themeColor="accent1" w:themeShade="BF"/>
       <w:sz w:val="40"/>
       <w:szCs w:val="40"/>
     </w:rPr>
   </w:style>
-  <w:style w:customStyle="1" w:styleId="Heading2Char" w:type="character">
+  <w:style w:type="character" w:customStyle="1" w:styleId="Heading2Char">
     <w:name w:val="Heading 2 Char"/>
     <w:basedOn w:val="DefaultParagraphFont"/>
     <w:link w:val="Heading2"/>
@@ -2015,13 +2053,13 @@
     <w:semiHidden/>
     <w:rsid w:val="00A10FD9"/>
     <w:rPr>
-      <w:rFonts w:asciiTheme="majorHAnsi" w:cstheme="majorBidi" w:eastAsiaTheme="majorEastAsia" w:hAnsiTheme="majorHAnsi"/>
-      <w:color w:themeColor="accent1" w:themeShade="BF" w:val="0F4761"/>
+      <w:rFonts w:asciiTheme="majorHAnsi" w:eastAsiaTheme="majorEastAsia" w:hAnsiTheme="majorHAnsi" w:cstheme="majorBidi"/>
+      <w:color w:val="0F4761" w:themeColor="accent1" w:themeShade="BF"/>
       <w:sz w:val="32"/>
       <w:szCs w:val="32"/>
     </w:rPr>
   </w:style>
-  <w:style w:customStyle="1" w:styleId="Heading3Char" w:type="character">
+  <w:style w:type="character" w:customStyle="1" w:styleId="Heading3Char">
     <w:name w:val="Heading 3 Char"/>
     <w:basedOn w:val="DefaultParagraphFont"/>
     <w:link w:val="Heading3"/>
@@ -2029,13 +2067,13 @@
     <w:semiHidden/>
     <w:rsid w:val="00A10FD9"/>
     <w:rPr>
-      <w:rFonts w:cstheme="majorBidi" w:eastAsiaTheme="majorEastAsia"/>
-      <w:color w:themeColor="accent1" w:themeShade="BF" w:val="0F4761"/>
+      <w:rFonts w:eastAsiaTheme="majorEastAsia" w:cstheme="majorBidi"/>
+      <w:color w:val="0F4761" w:themeColor="accent1" w:themeShade="BF"/>
       <w:sz w:val="28"/>
       <w:szCs w:val="28"/>
     </w:rPr>
   </w:style>
-  <w:style w:customStyle="1" w:styleId="Heading4Char" w:type="character">
+  <w:style w:type="character" w:customStyle="1" w:styleId="Heading4Char">
     <w:name w:val="Heading 4 Char"/>
     <w:basedOn w:val="DefaultParagraphFont"/>
     <w:link w:val="Heading4"/>
@@ -2043,13 +2081,13 @@
     <w:semiHidden/>
     <w:rsid w:val="00A10FD9"/>
     <w:rPr>
-      <w:rFonts w:cstheme="majorBidi" w:eastAsiaTheme="majorEastAsia"/>
+      <w:rFonts w:eastAsiaTheme="majorEastAsia" w:cstheme="majorBidi"/>
       <w:i/>
       <w:iCs/>
-      <w:color w:themeColor="accent1" w:themeShade="BF" w:val="0F4761"/>
-    </w:rPr>
-  </w:style>
-  <w:style w:customStyle="1" w:styleId="Heading5Char" w:type="character">
+      <w:color w:val="0F4761" w:themeColor="accent1" w:themeShade="BF"/>
+    </w:rPr>
+  </w:style>
+  <w:style w:type="character" w:customStyle="1" w:styleId="Heading5Char">
     <w:name w:val="Heading 5 Char"/>
     <w:basedOn w:val="DefaultParagraphFont"/>
     <w:link w:val="Heading5"/>
@@ -2057,11 +2095,11 @@
     <w:semiHidden/>
     <w:rsid w:val="00A10FD9"/>
     <w:rPr>
-      <w:rFonts w:cstheme="majorBidi" w:eastAsiaTheme="majorEastAsia"/>
-      <w:color w:themeColor="accent1" w:themeShade="BF" w:val="0F4761"/>
-    </w:rPr>
-  </w:style>
-  <w:style w:customStyle="1" w:styleId="Heading6Char" w:type="character">
+      <w:rFonts w:eastAsiaTheme="majorEastAsia" w:cstheme="majorBidi"/>
+      <w:color w:val="0F4761" w:themeColor="accent1" w:themeShade="BF"/>
+    </w:rPr>
+  </w:style>
+  <w:style w:type="character" w:customStyle="1" w:styleId="Heading6Char">
     <w:name w:val="Heading 6 Char"/>
     <w:basedOn w:val="DefaultParagraphFont"/>
     <w:link w:val="Heading6"/>
@@ -2069,13 +2107,13 @@
     <w:semiHidden/>
     <w:rsid w:val="00A10FD9"/>
     <w:rPr>
-      <w:rFonts w:cstheme="majorBidi" w:eastAsiaTheme="majorEastAsia"/>
+      <w:rFonts w:eastAsiaTheme="majorEastAsia" w:cstheme="majorBidi"/>
       <w:i/>
       <w:iCs/>
-      <w:color w:themeColor="text1" w:themeTint="A6" w:val="595959"/>
-    </w:rPr>
-  </w:style>
-  <w:style w:customStyle="1" w:styleId="Heading7Char" w:type="character">
+      <w:color w:val="595959" w:themeColor="text1" w:themeTint="A6"/>
+    </w:rPr>
+  </w:style>
+  <w:style w:type="character" w:customStyle="1" w:styleId="Heading7Char">
     <w:name w:val="Heading 7 Char"/>
     <w:basedOn w:val="DefaultParagraphFont"/>
     <w:link w:val="Heading7"/>
@@ -2083,11 +2121,11 @@
     <w:semiHidden/>
     <w:rsid w:val="00A10FD9"/>
     <w:rPr>
-      <w:rFonts w:cstheme="majorBidi" w:eastAsiaTheme="majorEastAsia"/>
-      <w:color w:themeColor="text1" w:themeTint="A6" w:val="595959"/>
-    </w:rPr>
-  </w:style>
-  <w:style w:customStyle="1" w:styleId="Heading8Char" w:type="character">
+      <w:rFonts w:eastAsiaTheme="majorEastAsia" w:cstheme="majorBidi"/>
+      <w:color w:val="595959" w:themeColor="text1" w:themeTint="A6"/>
+    </w:rPr>
+  </w:style>
+  <w:style w:type="character" w:customStyle="1" w:styleId="Heading8Char">
     <w:name w:val="Heading 8 Char"/>
     <w:basedOn w:val="DefaultParagraphFont"/>
     <w:link w:val="Heading8"/>
@@ -2095,13 +2133,13 @@
     <w:semiHidden/>
     <w:rsid w:val="00A10FD9"/>
     <w:rPr>
-      <w:rFonts w:cstheme="majorBidi" w:eastAsiaTheme="majorEastAsia"/>
+      <w:rFonts w:eastAsiaTheme="majorEastAsia" w:cstheme="majorBidi"/>
       <w:i/>
       <w:iCs/>
-      <w:color w:themeColor="text1" w:themeTint="D8" w:val="272727"/>
-    </w:rPr>
-  </w:style>
-  <w:style w:customStyle="1" w:styleId="Heading9Char" w:type="character">
+      <w:color w:val="272727" w:themeColor="text1" w:themeTint="D8"/>
+    </w:rPr>
+  </w:style>
+  <w:style w:type="character" w:customStyle="1" w:styleId="Heading9Char">
     <w:name w:val="Heading 9 Char"/>
     <w:basedOn w:val="DefaultParagraphFont"/>
     <w:link w:val="Heading9"/>
@@ -2109,11 +2147,11 @@
     <w:semiHidden/>
     <w:rsid w:val="00A10FD9"/>
     <w:rPr>
-      <w:rFonts w:cstheme="majorBidi" w:eastAsiaTheme="majorEastAsia"/>
-      <w:color w:themeColor="text1" w:themeTint="D8" w:val="272727"/>
-    </w:rPr>
-  </w:style>
-  <w:style w:styleId="BlockText" w:type="paragraph">
+      <w:rFonts w:eastAsiaTheme="majorEastAsia" w:cstheme="majorBidi"/>
+      <w:color w:val="272727" w:themeColor="text1" w:themeTint="D8"/>
+    </w:rPr>
+  </w:style>
+  <w:style w:type="paragraph" w:styleId="BlockText">
     <w:name w:val="Block Text"/>
     <w:basedOn w:val="Normal"/>
     <w:next w:val="BodyText"/>
@@ -2121,7 +2159,7 @@
     <w:unhideWhenUsed/>
     <w:qFormat/>
     <w:pPr>
-      <w:spacing w:after="240" w:before="0" w:line="240" w:lineRule="auto"/>
+      <w:spacing w:before="0" w:after="240" w:line="240" w:lineRule="auto"/>
       <w:ind w:firstLine="0" w:left="720" w:right="720"/>
     </w:pPr>
     <w:rPr>
@@ -2129,14 +2167,14 @@
       <w:szCs w:val="24"/>
     </w:rPr>
   </w:style>
-  <w:style w:styleId="FootnoteText" w:type="paragraph">
+  <w:style w:type="paragraph" w:styleId="FootnoteText">
     <w:name w:val="footnote text"/>
     <w:basedOn w:val="Normal"/>
     <w:uiPriority w:val="9"/>
     <w:unhideWhenUsed/>
     <w:qFormat/>
     <w:pPr>
-      <w:spacing w:after="120" w:before="0" w:line="240" w:lineRule="auto"/>
+      <w:spacing w:before="0" w:after="120" w:line="240" w:lineRule="auto"/>
       <w:ind w:firstLine="0"/>
     </w:pPr>
     <w:rPr>
@@ -2144,7 +2182,7 @@
       <w:szCs w:val="24"/>
     </w:rPr>
   </w:style>
-  <w:style w:styleId="FootnoteBlockText" w:type="paragraph">
+  <w:style w:type="paragraph" w:styleId="FootnoteBlockText">
     <w:name w:val="Footnote Block Text"/>
     <w:basedOn w:val="FootnoteText"/>
     <w:next w:val="FootnoteText"/>
@@ -2152,34 +2190,34 @@
     <w:unhideWhenUsed/>
     <w:qFormat/>
     <w:pPr>
-      <w:spacing w:after="100" w:before="100"/>
+      <w:spacing w:before="100" w:after="100"/>
       <w:ind w:firstLine="0" w:left="480" w:right="480"/>
     </w:pPr>
   </w:style>
-  <w:style w:default="1" w:styleId="DefaultParagraphFont" w:type="character">
+  <w:style w:type="character" w:default="1" w:styleId="DefaultParagraphFont">
     <w:name w:val="Default Paragraph Font"/>
     <w:semiHidden/>
     <w:unhideWhenUsed/>
   </w:style>
-  <w:style w:default="1" w:styleId="Table" w:type="table">
+  <w:style w:type="table" w:default="1" w:styleId="Table">
     <w:name w:val="Table"/>
     <w:basedOn w:val="TableNormal"/>
     <w:semiHidden/>
     <w:unhideWhenUsed/>
     <w:qFormat/>
     <w:tblPr>
-      <w:tblInd w:type="dxa" w:w="0"/>
+      <w:tblInd w:w="0" w:type="dxa"/>
       <w:tblCellMar>
-        <w:top w:type="dxa" w:w="0"/>
-        <w:left w:type="dxa" w:w="108"/>
-        <w:bottom w:type="dxa" w:w="0"/>
-        <w:right w:type="dxa" w:w="108"/>
+        <w:top w:w="0" w:type="dxa"/>
+        <w:left w:w="108" w:type="dxa"/>
+        <w:bottom w:w="0" w:type="dxa"/>
+        <w:right w:w="108" w:type="dxa"/>
       </w:tblCellMar>
     </w:tblPr>
     <w:tblStylePr w:type="firstRow">
       <w:tblPr>
         <w:jc w:val="left"/>
-        <w:tblInd w:type="dxa" w:w="0"/>
+        <w:tblInd w:w="0" w:type="dxa"/>
       </w:tblPr>
       <w:trPr>
         <w:jc w:val="left"/>
@@ -2192,7 +2230,7 @@
       </w:tcPr>
     </w:tblStylePr>
   </w:style>
-  <w:style w:customStyle="1" w:styleId="DefinitionTerm" w:type="paragraph">
+  <w:style w:type="paragraph" w:customStyle="1" w:styleId="DefinitionTerm">
     <w:name w:val="Definition Term"/>
     <w:basedOn w:val="Normal"/>
     <w:next w:val="Definition"/>
@@ -2205,49 +2243,49 @@
       <w:b/>
     </w:rPr>
   </w:style>
-  <w:style w:customStyle="1" w:styleId="Definition" w:type="paragraph">
+  <w:style w:type="paragraph" w:customStyle="1" w:styleId="Definition">
     <w:name w:val="Definition"/>
     <w:basedOn w:val="Normal"/>
   </w:style>
-  <w:style w:styleId="Caption" w:type="paragraph">
+  <w:style w:type="paragraph" w:styleId="Caption">
     <w:name w:val="Caption"/>
     <w:basedOn w:val="Normal"/>
     <w:link w:val="BodyTextChar"/>
     <w:pPr>
-      <w:spacing w:after="120" w:before="0"/>
+      <w:spacing w:before="0" w:after="120"/>
     </w:pPr>
     <w:rPr>
       <w:i/>
     </w:rPr>
   </w:style>
-  <w:style w:customStyle="1" w:styleId="TableCaption" w:type="paragraph">
+  <w:style w:type="paragraph" w:customStyle="1" w:styleId="TableCaption">
     <w:name w:val="Table Caption"/>
     <w:basedOn w:val="Caption"/>
     <w:pPr>
       <w:keepNext/>
     </w:pPr>
   </w:style>
-  <w:style w:customStyle="1" w:styleId="ImageCaption" w:type="paragraph">
+  <w:style w:type="paragraph" w:customStyle="1" w:styleId="ImageCaption">
     <w:name w:val="Image Caption"/>
     <w:basedOn w:val="Caption"/>
   </w:style>
-  <w:style w:customStyle="1" w:styleId="Figure" w:type="paragraph">
+  <w:style w:type="paragraph" w:customStyle="1" w:styleId="Figure">
     <w:name w:val="Figure"/>
     <w:basedOn w:val="Normal"/>
   </w:style>
-  <w:style w:customStyle="1" w:styleId="CaptionedFigure" w:type="paragraph">
+  <w:style w:type="paragraph" w:customStyle="1" w:styleId="CaptionedFigure">
     <w:name w:val="Captioned Figure"/>
     <w:basedOn w:val="Figure"/>
     <w:pPr>
       <w:keepNext/>
     </w:pPr>
   </w:style>
-  <w:style w:customStyle="1" w:styleId="BodyTextChar" w:type="character">
+  <w:style w:type="character" w:customStyle="1" w:styleId="BodyTextChar">
     <w:name w:val="Body Text Char"/>
     <w:basedOn w:val="DefaultParagraphFont"/>
     <w:link w:val="BodyText"/>
   </w:style>
-  <w:style w:customStyle="1" w:styleId="VerbatimChar" w:type="character">
+  <w:style w:type="character" w:customStyle="1" w:styleId="VerbatimChar">
     <w:name w:val="Verbatim Char"/>
     <w:basedOn w:val="BodyTextChar"/>
     <w:rPr>
@@ -2255,25 +2293,25 @@
       <w:sz w:val="22"/>
     </w:rPr>
   </w:style>
-  <w:style w:customStyle="1" w:styleId="SectionNumber" w:type="character">
+  <w:style w:type="character" w:customStyle="1" w:styleId="SectionNumber">
     <w:name w:val="Section Number"/>
     <w:basedOn w:val="BodyTextChar"/>
   </w:style>
-  <w:style w:styleId="FootnoteReference" w:type="character">
+  <w:style w:type="character" w:styleId="FootnoteReference">
     <w:name w:val="Footnote Reference"/>
     <w:basedOn w:val="BodyTextChar"/>
     <w:rPr>
       <w:vertAlign w:val="superscript"/>
     </w:rPr>
   </w:style>
-  <w:style w:styleId="Hyperlink" w:type="character">
+  <w:style w:type="character" w:styleId="Hyperlink">
     <w:name w:val="Hyperlink"/>
     <w:basedOn w:val="BodyTextChar"/>
     <w:rPr>
-      <w:color w:themeColor="accent1" w:val="4F81BD"/>
-    </w:rPr>
-  </w:style>
-  <w:style w:styleId="TOCHeading" w:type="paragraph">
+      <w:color w:val="4F81BD" w:themeColor="accent1"/>
+    </w:rPr>
+  </w:style>
+  <w:style w:type="paragraph" w:styleId="TOCHeading">
     <w:name w:val="TOC Heading"/>
     <w:basedOn w:val="Heading1"/>
     <w:next w:val="BodyText"/>
@@ -2285,19 +2323,19 @@
       <w:outlineLvl w:val="9"/>
     </w:pPr>
     <w:rPr>
-      <w:rFonts w:asciiTheme="majorHAnsi" w:cstheme="majorBidi" w:eastAsiaTheme="majorEastAsia" w:hAnsiTheme="majorHAnsi"/>
+      <w:rFonts w:asciiTheme="majorHAnsi" w:eastAsiaTheme="majorEastAsia" w:hAnsiTheme="majorHAnsi" w:cstheme="majorBidi"/>
       <w:b w:val="0"/>
       <w:bCs w:val="0"/>
-      <w:color w:themeColor="accent1" w:themeShade="BF" w:val="365F91"/>
-    </w:rPr>
-  </w:style>
-  <w:style w:customStyle="1" w:styleId="CourtHeading" w:type="paragraph">
+      <w:color w:val="365F91" w:themeColor="accent1" w:themeShade="BF"/>
+    </w:rPr>
+  </w:style>
+  <w:style w:type="paragraph" w:customStyle="1" w:styleId="CourtHeading">
     <w:name w:val="Court Heading"/>
     <w:basedOn w:val="Normal"/>
     <w:qFormat/>
     <w:pPr>
       <w:keepNext/>
-      <w:spacing w:after="0" w:before="0" w:line="240" w:lineRule="auto"/>
+      <w:spacing w:before="0" w:after="0" w:line="240" w:lineRule="auto"/>
       <w:ind w:firstLine="0"/>
       <w:jc w:val="center"/>
     </w:pPr>
@@ -2307,30 +2345,30 @@
       <w:caps/>
     </w:rPr>
   </w:style>
-  <w:style w:customStyle="1" w:styleId="CourtHeadingLast" w:type="paragraph">
+  <w:style w:type="paragraph" w:customStyle="1" w:styleId="CourtHeadingLast">
     <w:name w:val="Court Heading Last"/>
     <w:basedOn w:val="CourtHeading"/>
     <w:qFormat/>
     <w:pPr>
-      <w:spacing w:after="360" w:before="0" w:line="240" w:lineRule="auto"/>
-    </w:pPr>
-  </w:style>
-  <w:style w:customStyle="1" w:styleId="CaptionText" w:type="paragraph">
+      <w:spacing w:before="0" w:after="360" w:line="240" w:lineRule="auto"/>
+    </w:pPr>
+  </w:style>
+  <w:style w:type="paragraph" w:customStyle="1" w:styleId="CaptionText">
     <w:name w:val="Caption Text"/>
     <w:basedOn w:val="Normal"/>
     <w:qFormat/>
     <w:pPr>
-      <w:spacing w:after="0" w:before="0" w:line="240" w:lineRule="auto"/>
+      <w:spacing w:before="0" w:after="0" w:line="240" w:lineRule="auto"/>
       <w:ind w:firstLine="0"/>
     </w:pPr>
   </w:style>
-  <w:style w:customStyle="1" w:styleId="DocumentTitle" w:type="paragraph">
+  <w:style w:type="paragraph" w:customStyle="1" w:styleId="DocumentTitle">
     <w:name w:val="Document Title"/>
     <w:basedOn w:val="Normal"/>
     <w:qFormat/>
     <w:pPr>
       <w:keepNext/>
-      <w:spacing w:after="165" w:before="360" w:line="240" w:lineRule="auto"/>
+      <w:spacing w:before="360" w:after="165" w:line="240" w:lineRule="auto"/>
       <w:ind w:firstLine="0"/>
       <w:jc w:val="center"/>
     </w:pPr>
@@ -2340,14 +2378,14 @@
       <w:caps/>
     </w:rPr>
   </w:style>
-  <w:style w:customStyle="1" w:styleId="SignatureText" w:type="paragraph">
+  <w:style w:type="paragraph" w:customStyle="1" w:styleId="SignatureText">
     <w:name w:val="Signature Text"/>
     <w:basedOn w:val="Normal"/>
     <w:qFormat/>
     <w:pPr>
       <w:keepNext/>
       <w:keepLines/>
-      <w:spacing w:after="0" w:before="0" w:line="240" w:lineRule="auto"/>
+      <w:spacing w:before="0" w:after="0" w:line="240" w:lineRule="auto"/>
       <w:ind w:firstLine="0"/>
     </w:pPr>
   </w:style>

--- a/courts/fourth-circuit/south-carolina/federal/district/motion-brief/usage/OUTPUT-motion-brief.docx
+++ b/courts/fourth-circuit/south-carolina/federal/district/motion-brief/usage/OUTPUT-motion-brief.docx
@@ -4,111 +4,63 @@
   <w:body>
     <w:p>
       <w:pPr>
-        <w:pStyle w:val="CourtHeading"/>
-      </w:pPr>
-      <w:r>
-        <w:t xml:space="preserve">IN</w:t>
-      </w:r>
-      <w:r>
-        <w:t xml:space="preserve"> </w:t>
-      </w:r>
-      <w:r>
-        <w:t xml:space="preserve">THE</w:t>
-      </w:r>
-      <w:r>
-        <w:t xml:space="preserve"> </w:t>
-      </w:r>
-      <w:r>
-        <w:t xml:space="preserve">UNITED</w:t>
-      </w:r>
-      <w:r>
-        <w:t xml:space="preserve"> </w:t>
-      </w:r>
-      <w:r>
-        <w:t xml:space="preserve">STATES</w:t>
-      </w:r>
-      <w:r>
-        <w:t xml:space="preserve"> </w:t>
-      </w:r>
-      <w:r>
-        <w:t xml:space="preserve">DISTRICT</w:t>
-      </w:r>
-      <w:r>
-        <w:t xml:space="preserve"> </w:t>
-      </w:r>
-      <w:r>
-        <w:t xml:space="preserve">COURT</w:t>
+        <w:keepNext/>
+        <w:keepLines/>
+        <w:spacing w:before="0" w:after="0" w:line="276" w:lineRule="exact"/>
+        <w:ind w:left="0" w:firstLine="0"/>
+        <w:jc w:val="center"/>
+      </w:pPr>
+      <w:r>
+        <w:rPr>
+          <w:b/>
+          <w:bCs/>
+        </w:rPr>
+        <w:t xml:space="preserve">IN THE UNITED STATES DISTRICT COURT</w:t>
       </w:r>
     </w:p>
     <w:p>
       <w:pPr>
-        <w:pStyle w:val="CourtHeading"/>
-      </w:pPr>
-      <w:r>
-        <w:t xml:space="preserve">FOR</w:t>
-      </w:r>
-      <w:r>
-        <w:t xml:space="preserve"> </w:t>
-      </w:r>
-      <w:r>
-        <w:t xml:space="preserve">THE</w:t>
-      </w:r>
-      <w:r>
-        <w:t xml:space="preserve"> </w:t>
-      </w:r>
-      <w:r>
-        <w:t xml:space="preserve">DISTRICT</w:t>
-      </w:r>
-      <w:r>
-        <w:t xml:space="preserve"> </w:t>
-      </w:r>
-      <w:r>
-        <w:t xml:space="preserve">OF</w:t>
-      </w:r>
-      <w:r>
-        <w:t xml:space="preserve"> </w:t>
-      </w:r>
-      <w:r>
-        <w:t xml:space="preserve">SOUTH</w:t>
-      </w:r>
-      <w:r>
-        <w:t xml:space="preserve"> </w:t>
-      </w:r>
-      <w:r>
-        <w:t xml:space="preserve">CAROLINA</w:t>
+        <w:keepNext/>
+        <w:keepLines/>
+        <w:spacing w:before="0" w:after="0" w:line="276" w:lineRule="exact"/>
+        <w:ind w:left="0" w:firstLine="0"/>
+        <w:jc w:val="center"/>
+      </w:pPr>
+      <w:r>
+        <w:rPr>
+          <w:b/>
+          <w:bCs/>
+        </w:rPr>
+        <w:t xml:space="preserve">FOR THE DISTRICT OF SOUTH CAROLINA</w:t>
       </w:r>
     </w:p>
     <w:p>
       <w:pPr>
-        <w:pStyle w:val="CourtHeadingLast"/>
-      </w:pPr>
-      <w:r>
-        <w:t xml:space="preserve">CHARLESTON</w:t>
-      </w:r>
-      <w:r>
-        <w:t xml:space="preserve"> </w:t>
-      </w:r>
-      <w:r>
-        <w:t xml:space="preserve">DIVISION</w:t>
+        <w:keepNext/>
+        <w:keepLines/>
+        <w:spacing w:before="0" w:after="360" w:line="276" w:lineRule="exact"/>
+        <w:ind w:left="0" w:firstLine="0"/>
+        <w:jc w:val="center"/>
+      </w:pPr>
+      <w:r>
+        <w:rPr>
+          <w:b/>
+          <w:bCs/>
+        </w:rPr>
+        <w:t xml:space="preserve">CHARLESTON DIVISION</w:t>
       </w:r>
     </w:p>
     <w:tbl>
       <w:tblPr>
         <w:tblW w:w="9360" w:type="dxa"/>
-        <w:tblBorders>
-          <w:top w:val="nil"/>
-          <w:left w:val="nil"/>
-          <w:bottom w:val="nil"/>
-          <w:right w:val="nil"/>
-          <w:insideH w:val="nil"/>
-          <w:insideV w:val="nil"/>
-        </w:tblBorders>
         <w:tblLayout w:type="fixed"/>
         <w:tblCellMar>
+          <w:top w:w="0" w:type="dxa"/>
           <w:left w:w="0" w:type="dxa"/>
+          <w:bottom w:w="0" w:type="dxa"/>
           <w:right w:w="0" w:type="dxa"/>
         </w:tblCellMar>
-        <w:tblLook w:val="0000" w:firstRow="0" w:lastRow="0" w:firstColumn="0" w:lastColumn="0" w:noHBand="1" w:noVBand="1"/>
+        <w:tblLook w:val="0000" w:firstRow="0" w:lastRow="0" w:firstColumn="0" w:lastColumn="0" w:noHBand="0" w:noVBand="0"/>
       </w:tblPr>
       <w:tblGrid>
         <w:gridCol w:w="5184"/>
@@ -125,9 +77,9 @@
           </w:tcPr>
           <w:p>
             <w:pPr>
-              <w:pStyle w:val="CaptionText"/>
-              <w:spacing w:before="0" w:after="97"/>
-              <w:ind w:left="0"/>
+              <w:spacing w:before="0" w:after="0" w:line="276" w:lineRule="exact"/>
+              <w:ind w:left="0" w:firstLine="0"/>
+              <w:jc w:val="left"/>
             </w:pPr>
             <w:r>
               <w:t xml:space="preserve">UNITED</w:t>
@@ -165,9 +117,9 @@
           </w:p>
           <w:p>
             <w:pPr>
-              <w:pStyle w:val="CaptionText"/>
-              <w:spacing w:before="0" w:after="97"/>
-              <w:ind w:left="720"/>
+              <w:spacing w:before="216" w:after="0" w:line="276" w:lineRule="exact"/>
+              <w:ind w:left="720" w:firstLine="0"/>
+              <w:jc w:val="left"/>
             </w:pPr>
             <w:r>
               <w:t xml:space="preserve">JOHN</w:t>
@@ -181,9 +133,9 @@
           </w:p>
           <w:p>
             <w:pPr>
-              <w:pStyle w:val="CaptionText"/>
-              <w:spacing w:before="0" w:after="97"/>
-              <w:ind w:left="1440"/>
+              <w:spacing w:before="216" w:after="0" w:line="276" w:lineRule="exact"/>
+              <w:ind w:left="1440" w:firstLine="0"/>
+              <w:jc w:val="left"/>
             </w:pPr>
             <w:r>
               <w:t xml:space="preserve">Plaintiff-Relator,</w:t>
@@ -191,9 +143,9 @@
           </w:p>
           <w:p>
             <w:pPr>
-              <w:pStyle w:val="CaptionText"/>
-              <w:spacing w:before="0" w:after="97"/>
-              <w:ind w:left="720"/>
+              <w:spacing w:before="216" w:after="0" w:line="276" w:lineRule="exact"/>
+              <w:ind w:left="720" w:firstLine="0"/>
+              <w:jc w:val="left"/>
             </w:pPr>
             <w:r>
               <w:t xml:space="preserve">v.</w:t>
@@ -201,9 +153,9 @@
           </w:p>
           <w:p>
             <w:pPr>
-              <w:pStyle w:val="CaptionText"/>
-              <w:spacing w:before="0" w:after="97"/>
-              <w:ind w:left="0"/>
+              <w:spacing w:before="216" w:after="0" w:line="276" w:lineRule="exact"/>
+              <w:ind w:left="0" w:firstLine="0"/>
+              <w:jc w:val="left"/>
             </w:pPr>
             <w:r>
               <w:t xml:space="preserve">CHARLESTON</w:t>
@@ -229,9 +181,9 @@
           </w:p>
           <w:p>
             <w:pPr>
-              <w:pStyle w:val="CaptionText"/>
-              <w:spacing w:before="0" w:after="0"/>
-              <w:ind w:left="1440"/>
+              <w:spacing w:before="216" w:after="0" w:line="276" w:lineRule="exact"/>
+              <w:ind w:left="1440" w:firstLine="0"/>
+              <w:jc w:val="left"/>
             </w:pPr>
             <w:r>
               <w:t xml:space="preserve">Defendant.</w:t>
@@ -244,8 +196,8 @@
           </w:tcPr>
           <w:p>
             <w:pPr>
-              <w:pStyle w:val="CaptionText"/>
-              <w:spacing w:before="0" w:after="97"/>
+              <w:spacing w:before="0" w:after="0" w:line="276" w:lineRule="exact"/>
+              <w:ind w:left="0" w:firstLine="0"/>
               <w:jc w:val="center"/>
             </w:pPr>
             <w:r>
@@ -254,8 +206,8 @@
           </w:p>
           <w:p>
             <w:pPr>
-              <w:pStyle w:val="CaptionText"/>
-              <w:spacing w:before="0" w:after="97"/>
+              <w:spacing w:before="216" w:after="0" w:line="276" w:lineRule="exact"/>
+              <w:ind w:left="0" w:firstLine="0"/>
               <w:jc w:val="center"/>
             </w:pPr>
             <w:r>
@@ -264,8 +216,8 @@
           </w:p>
           <w:p>
             <w:pPr>
-              <w:pStyle w:val="CaptionText"/>
-              <w:spacing w:before="0" w:after="97"/>
+              <w:spacing w:before="216" w:after="0" w:line="276" w:lineRule="exact"/>
+              <w:ind w:left="0" w:firstLine="0"/>
               <w:jc w:val="center"/>
             </w:pPr>
             <w:r>
@@ -274,8 +226,8 @@
           </w:p>
           <w:p>
             <w:pPr>
-              <w:pStyle w:val="CaptionText"/>
-              <w:spacing w:before="0" w:after="97"/>
+              <w:spacing w:before="216" w:after="0" w:line="276" w:lineRule="exact"/>
+              <w:ind w:left="0" w:firstLine="0"/>
               <w:jc w:val="center"/>
             </w:pPr>
             <w:r>
@@ -284,8 +236,8 @@
           </w:p>
           <w:p>
             <w:pPr>
-              <w:pStyle w:val="CaptionText"/>
-              <w:spacing w:before="0" w:after="97"/>
+              <w:spacing w:before="216" w:after="0" w:line="276" w:lineRule="exact"/>
+              <w:ind w:left="0" w:firstLine="0"/>
               <w:jc w:val="center"/>
             </w:pPr>
             <w:r>
@@ -294,8 +246,8 @@
           </w:p>
           <w:p>
             <w:pPr>
-              <w:pStyle w:val="CaptionText"/>
-              <w:spacing w:before="0" w:after="0"/>
+              <w:spacing w:before="216" w:after="0" w:line="276" w:lineRule="exact"/>
+              <w:ind w:left="0" w:firstLine="0"/>
               <w:jc w:val="center"/>
             </w:pPr>
             <w:r>
@@ -309,8 +261,9 @@
           </w:tcPr>
           <w:p>
             <w:pPr>
-              <w:pStyle w:val="CaptionText"/>
-              <w:spacing w:before="0" w:after="0"/>
+              <w:spacing w:before="0" w:after="0" w:line="276" w:lineRule="exact"/>
+              <w:ind w:left="0" w:firstLine="0"/>
+              <w:jc w:val="left"/>
             </w:pPr>
             <w:r>
               <w:t xml:space="preserve">CASE</w:t>
@@ -325,7 +278,9 @@
               <w:t xml:space="preserve"> </w:t>
             </w:r>
             <w:r>
-              <w:t xml:space="preserve">2:25-cv-08752-DCN</w:t>
+              <w:t xml:space="preserve">2:25-cv</w:t>
+              <w:noBreakHyphen/>
+              <w:t xml:space="preserve">08752-DCN</w:t>
             </w:r>
           </w:p>
         </w:tc>
@@ -333,72 +288,152 @@
     </w:tbl>
     <w:p>
       <w:pPr>
-        <w:pStyle w:val="DocumentTitle"/>
-      </w:pPr>
-      <w:r>
-        <w:t xml:space="preserve">Defendant’s</w:t>
-      </w:r>
-      <w:r>
-        <w:t xml:space="preserve"> </w:t>
-      </w:r>
-      <w:r>
-        <w:t xml:space="preserve">Memorandum</w:t>
-      </w:r>
-      <w:r>
-        <w:t xml:space="preserve"> </w:t>
-      </w:r>
-      <w:r>
-        <w:t xml:space="preserve">in</w:t>
-      </w:r>
-      <w:r>
-        <w:t xml:space="preserve"> </w:t>
-      </w:r>
-      <w:r>
-        <w:t xml:space="preserve">Support</w:t>
-      </w:r>
-      <w:r>
-        <w:t xml:space="preserve"> </w:t>
-      </w:r>
-      <w:r>
-        <w:t xml:space="preserve">of</w:t>
-      </w:r>
-      <w:r>
-        <w:t xml:space="preserve"> </w:t>
-      </w:r>
-      <w:r>
-        <w:t xml:space="preserve">Motion</w:t>
-      </w:r>
-      <w:r>
-        <w:t xml:space="preserve"> </w:t>
-      </w:r>
-      <w:r>
-        <w:t xml:space="preserve">to</w:t>
-      </w:r>
-      <w:r>
-        <w:t xml:space="preserve"> </w:t>
-      </w:r>
-      <w:r>
-        <w:t xml:space="preserve">Dismiss</w:t>
-      </w:r>
-      <w:r>
-        <w:t xml:space="preserve"> </w:t>
-      </w:r>
-      <w:r>
-        <w:t xml:space="preserve">Amended</w:t>
-      </w:r>
-      <w:r>
-        <w:t xml:space="preserve"> </w:t>
-      </w:r>
-      <w:r>
-        <w:t xml:space="preserve">Complaint</w:t>
+        <w:keepNext/>
+        <w:keepLines/>
+        <w:spacing w:before="360" w:after="288" w:line="276" w:lineRule="exact"/>
+        <w:ind w:left="0" w:firstLine="0"/>
+        <w:jc w:val="center"/>
+      </w:pPr>
+      <w:r>
+        <w:rPr>
+          <w:b/>
+          <w:bCs/>
+        </w:rPr>
+        <w:t xml:space="preserve">DEFENDANT’S</w:t>
+      </w:r>
+      <w:r>
+        <w:rPr>
+          <w:b/>
+          <w:bCs/>
+        </w:rPr>
+        <w:t xml:space="preserve"> </w:t>
+      </w:r>
+      <w:r>
+        <w:rPr>
+          <w:b/>
+          <w:bCs/>
+        </w:rPr>
+        <w:t xml:space="preserve">MEMORANDUM</w:t>
+      </w:r>
+      <w:r>
+        <w:rPr>
+          <w:b/>
+          <w:bCs/>
+        </w:rPr>
+        <w:t xml:space="preserve"> </w:t>
+      </w:r>
+      <w:r>
+        <w:rPr>
+          <w:b/>
+          <w:bCs/>
+        </w:rPr>
+        <w:t xml:space="preserve">IN</w:t>
+      </w:r>
+      <w:r>
+        <w:rPr>
+          <w:b/>
+          <w:bCs/>
+        </w:rPr>
+        <w:t xml:space="preserve"> </w:t>
+      </w:r>
+      <w:r>
+        <w:rPr>
+          <w:b/>
+          <w:bCs/>
+        </w:rPr>
+        <w:t xml:space="preserve">SUPPORT</w:t>
+      </w:r>
+      <w:r>
+        <w:rPr>
+          <w:b/>
+          <w:bCs/>
+        </w:rPr>
+        <w:t xml:space="preserve"> </w:t>
+      </w:r>
+      <w:r>
+        <w:rPr>
+          <w:b/>
+          <w:bCs/>
+        </w:rPr>
+        <w:t xml:space="preserve">OF</w:t>
+      </w:r>
+      <w:r>
+        <w:rPr>
+          <w:b/>
+          <w:bCs/>
+        </w:rPr>
+        <w:t xml:space="preserve"> </w:t>
+      </w:r>
+      <w:r>
+        <w:rPr>
+          <w:b/>
+          <w:bCs/>
+        </w:rPr>
+        <w:t xml:space="preserve">MOTION</w:t>
+      </w:r>
+      <w:r>
+        <w:rPr>
+          <w:b/>
+          <w:bCs/>
+        </w:rPr>
+        <w:t xml:space="preserve"> </w:t>
+      </w:r>
+      <w:r>
+        <w:rPr>
+          <w:b/>
+          <w:bCs/>
+        </w:rPr>
+        <w:t xml:space="preserve">TO</w:t>
+      </w:r>
+      <w:r>
+        <w:rPr>
+          <w:b/>
+          <w:bCs/>
+        </w:rPr>
+        <w:t xml:space="preserve"> </w:t>
+      </w:r>
+      <w:r>
+        <w:rPr>
+          <w:b/>
+          <w:bCs/>
+        </w:rPr>
+        <w:t xml:space="preserve">DISMISS</w:t>
+      </w:r>
+      <w:r>
+        <w:rPr>
+          <w:b/>
+          <w:bCs/>
+        </w:rPr>
+        <w:t xml:space="preserve"> </w:t>
+      </w:r>
+      <w:r>
+        <w:rPr>
+          <w:b/>
+          <w:bCs/>
+        </w:rPr>
+        <w:t xml:space="preserve">AMENDED</w:t>
+      </w:r>
+      <w:r>
+        <w:rPr>
+          <w:b/>
+          <w:bCs/>
+        </w:rPr>
+        <w:t xml:space="preserve"> </w:t>
+      </w:r>
+      <w:r>
+        <w:rPr>
+          <w:b/>
+          <w:bCs/>
+        </w:rPr>
+        <w:t xml:space="preserve">COMPLAINT</w:t>
       </w:r>
     </w:p>
     <w:p>
       <w:pPr>
-        <w:pStyle w:val="FirstParagraph"/>
-      </w:pPr>
-      <w:r>
-        <w:t xml:space="preserve">Defendant Charleston County School District (the “District”), by and through its undersigned counsel, hereby moves to dismiss the Amended Complaint under Federal Rule of Civil Procedure 12(b)(6) for failure to state a claim. In short, the Complaint alleges violation of the False Claims Act but fails to “describe the time, place, and contents of the false representations, as well as the identity of the person making the misrepresentation and what he obtained thereby.”</w:t>
+        <w:pStyle w:val="BodyText"/>
+      </w:pPr>
+      <w:r>
+        <w:t xml:space="preserve">Defendant Charleston County School District (the “District”), by and through its undersigned counsel, hereby moves to dismiss the Amended Complaint under Federal Rule of Civil Procedure 12(b)⁠(6) for failure to state a claim. In short, the Complaint alleges violation of the False Claims Act but fails to “describe the time, place, and contents of the false representations, as well as the identity of the person making the misrepresentation and what he obtained thereby.”</w:t>
       </w:r>
       <w:r>
         <w:t xml:space="preserve"> </w:t>
@@ -430,16 +465,23 @@
     <w:p>
       <w:pPr>
         <w:pStyle w:val="Heading2"/>
-      </w:pPr>
-      <w:bookmarkStart w:id="9" w:name="_introduction"/>
-      <w:r>
+        <w:keepNext/>
+        <w:keepLines/>
+        <w:spacing w:before="288" w:after="216" w:line="276" w:lineRule="exact"/>
+        <w:ind w:left="0" w:firstLine="0"/>
+        <w:jc w:val="center"/>
+      </w:pPr>
+      <w:r>
+        <w:rPr>
+          <w:b/>
+          <w:bCs/>
+        </w:rPr>
         <w:t xml:space="preserve">INTRODUCTION</w:t>
       </w:r>
-      <w:bookmarkEnd w:id="9"/>
     </w:p>
     <w:p>
       <w:pPr>
-        <w:pStyle w:val="FirstParagraph"/>
+        <w:pStyle w:val="BodyTextNote"/>
       </w:pPr>
       <w:r>
         <w:t xml:space="preserve">Plaintiff John Cobb (“Plaintiff”)</w:t>
@@ -448,7 +490,7 @@
         <w:rPr>
           <w:rStyle w:val="FootnoteReference"/>
         </w:rPr>
-        <w:footnoteReference w:id="10"/>
+        <w:footnoteReference w:id="9"/>
       </w:r>
       <w:r>
         <w:t xml:space="preserve"> </w:t>
@@ -462,7 +504,7 @@
         <w:pStyle w:val="BodyText"/>
       </w:pPr>
       <w:r>
-        <w:t xml:space="preserve">Plaintiff’s Amended Complaint (ECF #23), while lengthier, fails to satisfy the pleading requirements of Rules 9(b) and 12(b)(6). The Amended Complaint fails to “connect the dots…between the alleged false claims and government payment.”</w:t>
+        <w:t xml:space="preserve">Plaintiff’s Amended Complaint (ECF #23), while lengthier, fails to satisfy the pleading requirements of Rules 9(b) and 12(b)⁠(6). The Amended Complaint fails to “connect the dots…between the alleged false claims and government payment.”</w:t>
       </w:r>
       <w:r>
         <w:t xml:space="preserve"> </w:t>
@@ -481,29 +523,141 @@
     <w:p>
       <w:pPr>
         <w:pStyle w:val="Heading2"/>
-      </w:pPr>
-      <w:bookmarkStart w:id="11" w:name="_f71bb8ee81b7f5e1fea0089ad4ffa65b0be4956"/>
-      <w:r>
-        <w:t xml:space="preserve">LEGAL STANDARD</w:t>
-      </w:r>
-      <w:bookmarkEnd w:id="11"/>
+        <w:keepNext/>
+        <w:keepLines/>
+        <w:spacing w:before="288" w:after="216" w:line="276" w:lineRule="exact"/>
+        <w:ind w:left="0" w:firstLine="0"/>
+        <w:jc w:val="center"/>
+      </w:pPr>
+      <w:r>
+        <w:rPr>
+          <w:b/>
+          <w:bCs/>
+        </w:rPr>
+        <w:t xml:space="preserve">LEGAL</w:t>
+      </w:r>
+      <w:r>
+        <w:rPr>
+          <w:b/>
+          <w:bCs/>
+        </w:rPr>
+        <w:t xml:space="preserve"> </w:t>
+      </w:r>
+      <w:r>
+        <w:rPr>
+          <w:b/>
+          <w:bCs/>
+        </w:rPr>
+        <w:t xml:space="preserve">STANDARD</w:t>
+      </w:r>
     </w:p>
     <w:p>
       <w:pPr>
         <w:pStyle w:val="Heading3"/>
-      </w:pPr>
-      <w:bookmarkStart w:id="12" w:name="_eac454c5eccf9632d130cdbdeadb4581c1af105"/>
-      <w:r>
-        <w:t xml:space="preserve">I. Federal Rule of Civil Procedure 12(b)(6)</w:t>
-      </w:r>
-      <w:bookmarkEnd w:id="12"/>
+        <w:keepNext/>
+        <w:keepLines/>
+        <w:spacing w:before="240" w:after="216" w:line="276" w:lineRule="exact"/>
+        <w:ind w:left="0" w:firstLine="0"/>
+        <w:jc w:val="left"/>
+      </w:pPr>
+      <w:r>
+        <w:rPr>
+          <w:b/>
+          <w:bCs/>
+        </w:rPr>
+        <w:t xml:space="preserve">I.</w:t>
+      </w:r>
+      <w:r>
+        <w:rPr>
+          <w:b/>
+          <w:bCs/>
+        </w:rPr>
+        <w:t xml:space="preserve"> </w:t>
+      </w:r>
+      <w:r>
+        <w:rPr>
+          <w:b/>
+          <w:bCs/>
+        </w:rPr>
+        <w:t xml:space="preserve">Federal</w:t>
+      </w:r>
+      <w:r>
+        <w:rPr>
+          <w:b/>
+          <w:bCs/>
+        </w:rPr>
+        <w:t xml:space="preserve"> </w:t>
+      </w:r>
+      <w:r>
+        <w:rPr>
+          <w:b/>
+          <w:bCs/>
+        </w:rPr>
+        <w:t xml:space="preserve">Rule</w:t>
+      </w:r>
+      <w:r>
+        <w:rPr>
+          <w:b/>
+          <w:bCs/>
+        </w:rPr>
+        <w:t xml:space="preserve"> </w:t>
+      </w:r>
+      <w:r>
+        <w:rPr>
+          <w:b/>
+          <w:bCs/>
+        </w:rPr>
+        <w:t xml:space="preserve">of</w:t>
+      </w:r>
+      <w:r>
+        <w:rPr>
+          <w:b/>
+          <w:bCs/>
+        </w:rPr>
+        <w:t xml:space="preserve"> </w:t>
+      </w:r>
+      <w:r>
+        <w:rPr>
+          <w:b/>
+          <w:bCs/>
+        </w:rPr>
+        <w:t xml:space="preserve">Civil</w:t>
+      </w:r>
+      <w:r>
+        <w:rPr>
+          <w:b/>
+          <w:bCs/>
+        </w:rPr>
+        <w:t xml:space="preserve"> </w:t>
+      </w:r>
+      <w:r>
+        <w:rPr>
+          <w:b/>
+          <w:bCs/>
+        </w:rPr>
+        <w:t xml:space="preserve">Procedure</w:t>
+      </w:r>
+      <w:r>
+        <w:rPr>
+          <w:b/>
+          <w:bCs/>
+        </w:rPr>
+        <w:t xml:space="preserve"> </w:t>
+      </w:r>
+      <w:r>
+        <w:rPr>
+          <w:b/>
+          <w:bCs/>
+        </w:rPr>
+        <w:t xml:space="preserve">12(b)⁠(6)</w:t>
+      </w:r>
     </w:p>
     <w:p>
       <w:pPr>
-        <w:pStyle w:val="FirstParagraph"/>
-      </w:pPr>
-      <w:r>
-        <w:t xml:space="preserve">A motion to dismiss under Federal Rule of Civil Procedure 12(b)(6) challenges the legal sufficiency of the facts alleged in the complaint.</w:t>
+        <w:pStyle w:val="BodyText"/>
+      </w:pPr>
+      <w:r>
+        <w:t xml:space="preserve">A motion to dismiss under Federal Rule of Civil Procedure 12(b)⁠(6) challenges the legal sufficiency of the facts alleged in the complaint.</w:t>
       </w:r>
       <w:r>
         <w:t xml:space="preserve"> </w:t>
@@ -526,7 +680,7 @@
           <w:i/>
           <w:iCs/>
         </w:rPr>
-        <w:t xml:space="preserve">Bell Atlantic Corp. v. Twombly</w:t>
+        <w:t xml:space="preserve">Bell Atlantic Corp. v. Twombly</w:t>
       </w:r>
       <w:r>
         <w:t xml:space="preserve">, 550 U.S. 544, 570 (2007), and must “allow[ ] the court to draw the reasonable inference that the defendant is liable for the misconduct alleged,”</w:t>
@@ -555,7 +709,7 @@
         <w:t xml:space="preserve">Erickson v. Pardus</w:t>
       </w:r>
       <w:r>
-        <w:t xml:space="preserve">, 551 U.S. 89, 94 (2007). However, “when the allegations in a complaint, however true, could not raise a claim of entitlement to relief, this basic deficiency should . . . be exposed at the point of minimum expenditure of time and money by the parties and the court.</w:t>
+        <w:t xml:space="preserve">, 551 U.S. 89, 94 (2007). However, “when the allegations in a complaint, however true, could not raise a claim of entitlement to relief, this basic deficiency should . . . be exposed at the point of minimum expenditure of time and money by the parties and the court.</w:t>
       </w:r>
       <w:r>
         <w:t xml:space="preserve"> </w:t>
@@ -587,16 +741,107 @@
     <w:p>
       <w:pPr>
         <w:pStyle w:val="Heading3"/>
-      </w:pPr>
-      <w:bookmarkStart w:id="13" w:name="_6ff2019f286a62f340c45d7096331e0b5c0eaee"/>
-      <w:r>
-        <w:t xml:space="preserve">II. Federal Rule of Civil Procedure 9(b)</w:t>
-      </w:r>
-      <w:bookmarkEnd w:id="13"/>
+        <w:keepNext/>
+        <w:keepLines/>
+        <w:spacing w:before="240" w:after="216" w:line="276" w:lineRule="exact"/>
+        <w:ind w:left="0" w:firstLine="0"/>
+        <w:jc w:val="left"/>
+      </w:pPr>
+      <w:r>
+        <w:rPr>
+          <w:b/>
+          <w:bCs/>
+        </w:rPr>
+        <w:t xml:space="preserve">II.</w:t>
+      </w:r>
+      <w:r>
+        <w:rPr>
+          <w:b/>
+          <w:bCs/>
+        </w:rPr>
+        <w:t xml:space="preserve"> </w:t>
+      </w:r>
+      <w:r>
+        <w:rPr>
+          <w:b/>
+          <w:bCs/>
+        </w:rPr>
+        <w:t xml:space="preserve">Federal</w:t>
+      </w:r>
+      <w:r>
+        <w:rPr>
+          <w:b/>
+          <w:bCs/>
+        </w:rPr>
+        <w:t xml:space="preserve"> </w:t>
+      </w:r>
+      <w:r>
+        <w:rPr>
+          <w:b/>
+          <w:bCs/>
+        </w:rPr>
+        <w:t xml:space="preserve">Rule</w:t>
+      </w:r>
+      <w:r>
+        <w:rPr>
+          <w:b/>
+          <w:bCs/>
+        </w:rPr>
+        <w:t xml:space="preserve"> </w:t>
+      </w:r>
+      <w:r>
+        <w:rPr>
+          <w:b/>
+          <w:bCs/>
+        </w:rPr>
+        <w:t xml:space="preserve">of</w:t>
+      </w:r>
+      <w:r>
+        <w:rPr>
+          <w:b/>
+          <w:bCs/>
+        </w:rPr>
+        <w:t xml:space="preserve"> </w:t>
+      </w:r>
+      <w:r>
+        <w:rPr>
+          <w:b/>
+          <w:bCs/>
+        </w:rPr>
+        <w:t xml:space="preserve">Civil</w:t>
+      </w:r>
+      <w:r>
+        <w:rPr>
+          <w:b/>
+          <w:bCs/>
+        </w:rPr>
+        <w:t xml:space="preserve"> </w:t>
+      </w:r>
+      <w:r>
+        <w:rPr>
+          <w:b/>
+          <w:bCs/>
+        </w:rPr>
+        <w:t xml:space="preserve">Procedure</w:t>
+      </w:r>
+      <w:r>
+        <w:rPr>
+          <w:b/>
+          <w:bCs/>
+        </w:rPr>
+        <w:t xml:space="preserve"> </w:t>
+      </w:r>
+      <w:r>
+        <w:rPr>
+          <w:b/>
+          <w:bCs/>
+        </w:rPr>
+        <w:t xml:space="preserve">9(b)</w:t>
+      </w:r>
     </w:p>
     <w:p>
       <w:pPr>
-        <w:pStyle w:val="FirstParagraph"/>
+        <w:pStyle w:val="BodyText"/>
       </w:pPr>
       <w:r>
         <w:t xml:space="preserve">Federal Rule of Civil Procedure 9 governs the pleading of special matters and subsection (b) mandates that when alleging fraud, a party “must state with particularity the circumstances constituting fraud or mistake.” Fed. R. Civ. P. 9(b). In addition to meeting the plausibility standard of</w:t>
@@ -683,12 +928,12 @@
         <w:pStyle w:val="BlockText"/>
       </w:pPr>
       <w:r>
-        <w:t xml:space="preserve">The multiple purposes of Rule 9(b), namely, of providing notice to a defendant of its alleged misconduct, of preventing frivolous suits, of “eliminat[ing] fraud actions in which all the facts are learned after discovery,” and of “protect[ing] defendants from harm to their goodwill and reputation,” are as applicable in cases brought under the Act as they are in other fraud cases. Indeed, such purposes may apply with particular force in the context of the Act, given the potential consequences flowing from allegations of fraud by companies who transact business with the government. Moreover, we have emphasized that a claim brought under the Act that “rest[s] primarily on facts learned through the costly process of discovery . . . is precisely what Rule 9(b) seeks to prevent.”</w:t>
+        <w:t xml:space="preserve">The multiple purposes of Rule 9(b), namely, of providing notice to a defendant of its alleged misconduct, of preventing frivolous suits, of “eliminat[ing] fraud actions in which all the facts are learned after discovery,” and of “protect[ing] defendants from harm to their goodwill and reputation,” are as applicable in cases brought under the Act as they are in other fraud cases. Indeed, such purposes may apply with particular force in the context of the Act, given the potential consequences flowing from allegations of fraud by companies who transact business with the government. Moreover, we have emphasized that a claim brought under the Act that “rest[s] primarily on facts learned through the costly process of discovery . . . is precisely what Rule 9(b) seeks to prevent.”</w:t>
       </w:r>
     </w:p>
     <w:p>
       <w:pPr>
-        <w:pStyle w:val="FirstParagraph"/>
+        <w:pStyle w:val="BodyText"/>
       </w:pPr>
       <w:r>
         <w:rPr>
@@ -717,29 +962,211 @@
     <w:p>
       <w:pPr>
         <w:pStyle w:val="Heading2"/>
-      </w:pPr>
-      <w:bookmarkStart w:id="14" w:name="_argument"/>
-      <w:r>
+        <w:keepNext/>
+        <w:keepLines/>
+        <w:spacing w:before="288" w:after="216" w:line="276" w:lineRule="exact"/>
+        <w:ind w:left="0" w:firstLine="0"/>
+        <w:jc w:val="center"/>
+      </w:pPr>
+      <w:r>
+        <w:rPr>
+          <w:b/>
+          <w:bCs/>
+        </w:rPr>
         <w:t xml:space="preserve">ARGUMENT</w:t>
       </w:r>
-      <w:bookmarkEnd w:id="14"/>
     </w:p>
     <w:p>
       <w:pPr>
         <w:pStyle w:val="Heading3"/>
-      </w:pPr>
-      <w:bookmarkStart w:id="15" w:name="_53386debe69cb6d5e8f57916de7ddfdf9eecc86"/>
-      <w:r>
-        <w:t xml:space="preserve">I. Plaintiff Fails to Sufficiently Plead a Violation of the False Claims Act.</w:t>
-      </w:r>
-      <w:bookmarkEnd w:id="15"/>
+        <w:keepNext/>
+        <w:keepLines/>
+        <w:spacing w:before="240" w:after="216" w:line="276" w:lineRule="exact"/>
+        <w:ind w:left="0" w:firstLine="0"/>
+        <w:jc w:val="left"/>
+      </w:pPr>
+      <w:r>
+        <w:rPr>
+          <w:b/>
+          <w:bCs/>
+        </w:rPr>
+        <w:t xml:space="preserve">I.</w:t>
+      </w:r>
+      <w:r>
+        <w:rPr>
+          <w:b/>
+          <w:bCs/>
+        </w:rPr>
+        <w:t xml:space="preserve"> </w:t>
+      </w:r>
+      <w:r>
+        <w:rPr>
+          <w:b/>
+          <w:bCs/>
+        </w:rPr>
+        <w:t xml:space="preserve">Plaintiff</w:t>
+      </w:r>
+      <w:r>
+        <w:rPr>
+          <w:b/>
+          <w:bCs/>
+        </w:rPr>
+        <w:t xml:space="preserve"> </w:t>
+      </w:r>
+      <w:r>
+        <w:rPr>
+          <w:b/>
+          <w:bCs/>
+        </w:rPr>
+        <w:t xml:space="preserve">Fails</w:t>
+      </w:r>
+      <w:r>
+        <w:rPr>
+          <w:b/>
+          <w:bCs/>
+        </w:rPr>
+        <w:t xml:space="preserve"> </w:t>
+      </w:r>
+      <w:r>
+        <w:rPr>
+          <w:b/>
+          <w:bCs/>
+        </w:rPr>
+        <w:t xml:space="preserve">to</w:t>
+      </w:r>
+      <w:r>
+        <w:rPr>
+          <w:b/>
+          <w:bCs/>
+        </w:rPr>
+        <w:t xml:space="preserve"> </w:t>
+      </w:r>
+      <w:r>
+        <w:rPr>
+          <w:b/>
+          <w:bCs/>
+        </w:rPr>
+        <w:t xml:space="preserve">Sufficiently</w:t>
+      </w:r>
+      <w:r>
+        <w:rPr>
+          <w:b/>
+          <w:bCs/>
+        </w:rPr>
+        <w:t xml:space="preserve"> </w:t>
+      </w:r>
+      <w:r>
+        <w:rPr>
+          <w:b/>
+          <w:bCs/>
+        </w:rPr>
+        <w:t xml:space="preserve">Plead</w:t>
+      </w:r>
+      <w:r>
+        <w:rPr>
+          <w:b/>
+          <w:bCs/>
+        </w:rPr>
+        <w:t xml:space="preserve"> </w:t>
+      </w:r>
+      <w:r>
+        <w:rPr>
+          <w:b/>
+          <w:bCs/>
+        </w:rPr>
+        <w:t xml:space="preserve">a</w:t>
+      </w:r>
+      <w:r>
+        <w:rPr>
+          <w:b/>
+          <w:bCs/>
+        </w:rPr>
+        <w:t xml:space="preserve"> </w:t>
+      </w:r>
+      <w:r>
+        <w:rPr>
+          <w:b/>
+          <w:bCs/>
+        </w:rPr>
+        <w:t xml:space="preserve">Violation</w:t>
+      </w:r>
+      <w:r>
+        <w:rPr>
+          <w:b/>
+          <w:bCs/>
+        </w:rPr>
+        <w:t xml:space="preserve"> </w:t>
+      </w:r>
+      <w:r>
+        <w:rPr>
+          <w:b/>
+          <w:bCs/>
+        </w:rPr>
+        <w:t xml:space="preserve">of</w:t>
+      </w:r>
+      <w:r>
+        <w:rPr>
+          <w:b/>
+          <w:bCs/>
+        </w:rPr>
+        <w:t xml:space="preserve"> </w:t>
+      </w:r>
+      <w:r>
+        <w:rPr>
+          <w:b/>
+          <w:bCs/>
+        </w:rPr>
+        <w:t xml:space="preserve">the</w:t>
+      </w:r>
+      <w:r>
+        <w:rPr>
+          <w:b/>
+          <w:bCs/>
+        </w:rPr>
+        <w:t xml:space="preserve"> </w:t>
+      </w:r>
+      <w:r>
+        <w:rPr>
+          <w:b/>
+          <w:bCs/>
+        </w:rPr>
+        <w:t xml:space="preserve">False</w:t>
+      </w:r>
+      <w:r>
+        <w:rPr>
+          <w:b/>
+          <w:bCs/>
+        </w:rPr>
+        <w:t xml:space="preserve"> </w:t>
+      </w:r>
+      <w:r>
+        <w:rPr>
+          <w:b/>
+          <w:bCs/>
+        </w:rPr>
+        <w:t xml:space="preserve">Claims</w:t>
+      </w:r>
+      <w:r>
+        <w:rPr>
+          <w:b/>
+          <w:bCs/>
+        </w:rPr>
+        <w:t xml:space="preserve"> </w:t>
+      </w:r>
+      <w:r>
+        <w:rPr>
+          <w:b/>
+          <w:bCs/>
+        </w:rPr>
+        <w:t xml:space="preserve">Act.</w:t>
+      </w:r>
     </w:p>
     <w:p>
       <w:pPr>
-        <w:pStyle w:val="FirstParagraph"/>
-      </w:pPr>
-      <w:r>
-        <w:t xml:space="preserve">The FCA is an anti-fraud statute that imposes liability for those who make false statements and submit false claims to the Government. 31 U.S.C. § 3729(a)(1). “A false statement is actionable under the Act only if it constitutes a ‘false or fraudulent</w:t>
+        <w:pStyle w:val="BodyText"/>
+      </w:pPr>
+      <w:r>
+        <w:t xml:space="preserve">The FCA is an anti-fraud statute that imposes liability for those who make false statements and submit false claims to the Government. 31 U.S.C. § 3729(a)⁠(1). “A false statement is actionable under the Act only if it constitutes a ‘false or fraudulent</w:t>
       </w:r>
       <w:r>
         <w:t xml:space="preserve"> </w:t>
@@ -775,7 +1202,7 @@
           <w:i/>
           <w:iCs/>
         </w:rPr>
-        <w:t xml:space="preserve">United States ex rel. Harrison v. Westinghouse Savannah River Co. (Harrison II)</w:t>
+        <w:t xml:space="preserve">United States ex rel. Harrison v. Westinghouse Savannah River Co. (Harrison II)</w:t>
       </w:r>
       <w:r>
         <w:t xml:space="preserve">, 352 F.3d 908, 913 (4th Cir. 2003). “Failure to adequately allege any of these elements dooms a claim.”</w:t>
@@ -812,7 +1239,7 @@
         <w:pStyle w:val="BodyText"/>
       </w:pPr>
       <w:r>
-        <w:t xml:space="preserve">In his Amended Complaint, Plaintiff alleges that the District obtained ESSER/CARES funds by submitting Expenditure Reports for reimbursement to the S.C. Department of Education. (ECF #23, ¶ 24) He alleges that by virtue of a certification contained within the Expenditure Reports, the District made three express representations each time it submitted a Report: first, that the expenditures were incurred and paid in accordance with program rules and regulations; second, that payment was not duplicated or reimbursed from any other source; and third, that substantiating invoices and records were on file and available for audit. (</w:t>
+        <w:t xml:space="preserve">In his Amended Complaint, Plaintiff alleges that the District obtained ESSER/​CARES funds by submitting Expenditure Reports for reimbursement to the S.C. Department of Education. (ECF #23, ¶ 24) He alleges that by virtue of a certification contained within the Expenditure Reports, the District made three express representations each time it submitted a Report: first, that the expenditures were incurred and paid in accordance with program rules and regulations; second, that payment was not duplicated or reimbursed from any other source; and third, that substantiating invoices and records were on file and available for audit. (</w:t>
       </w:r>
       <w:r>
         <w:rPr>
@@ -822,7 +1249,7 @@
         <w:t xml:space="preserve">Id.</w:t>
       </w:r>
       <w:r>
-        <w:t xml:space="preserve">, ¶ 26)</w:t>
+        <w:t xml:space="preserve">, ¶ 26)</w:t>
       </w:r>
     </w:p>
     <w:p>
@@ -848,7 +1275,7 @@
         <w:pStyle w:val="BodyText"/>
       </w:pPr>
       <w:r>
-        <w:t xml:space="preserve">The first project described in the Amended Complaint is the District 23 St. Paul’s (“D23SP”) project which “was designed to provide social and emotional support, including theater programs, teacher training, teacher salary, consultant salaries, community involvement and other related expenses.” (</w:t>
+        <w:t xml:space="preserve">The first project described in the Amended Complaint is the District 23 St. Paul’s (“D23SP”) project which “was designed to provide social and emotional support, including theater programs, teacher training, teacher salary, consultant salaries, community involvement and other related expenses.” (</w:t>
       </w:r>
       <w:r>
         <w:rPr>
@@ -858,7 +1285,7 @@
         <w:t xml:space="preserve">Id.</w:t>
       </w:r>
       <w:r>
-        <w:t xml:space="preserve">, ¶ 40) Plaintiff alleges that hiring of the D23SP project manager, Victor Young, was improper because it failed to follow standard procurement procedures and, therefore, that federal funds were misused by virtue of the District’s payments to Young. (</w:t>
+        <w:t xml:space="preserve">, ¶ 40) Plaintiff alleges that hiring of the D23SP project manager, Victor Young, was improper because it failed to follow standard procurement procedures and, therefore, that federal funds were misused by virtue of the District’s payments to Young. (</w:t>
       </w:r>
       <w:r>
         <w:rPr>
@@ -868,7 +1295,19 @@
         <w:t xml:space="preserve">Id.</w:t>
       </w:r>
       <w:r>
-        <w:t xml:space="preserve">, ¶¶ 40, 42-43) Also in relation to the D23SP project, Plaintiff alleges that Charleston Stage was wrongfully paid $221,000 of federal funding because: 1) the contract with Charleston Stage did not follow proper procurement procedures; and 2) the funds were used for “general school enrichment activities rather than their intended purpose of COVID-19 recovery.” (</w:t>
+        <w:t xml:space="preserve">, ¶¶ 40, 42</w:t>
+      </w:r>
+      <w:r>
+        <w:noBreakHyphen/>
+      </w:r>
+      <w:r>
+        <w:t xml:space="preserve">43) Also in relation to the D23SP project, Plaintiff alleges that Charleston Stage was wrongfully paid $221,000 of federal funding because: 1) the contract with Charleston Stage did not follow proper procurement procedures; and 2) the funds were used for “general school enrichment activities rather than their intended purpose of COVID</w:t>
+      </w:r>
+      <w:r>
+        <w:noBreakHyphen/>
+      </w:r>
+      <w:r>
+        <w:t xml:space="preserve">19 recovery.” (</w:t>
       </w:r>
       <w:r>
         <w:rPr>
@@ -878,7 +1317,7 @@
         <w:t xml:space="preserve">Id.</w:t>
       </w:r>
       <w:r>
-        <w:t xml:space="preserve">, ¶ 41) The Amended Complaint does not tie the allegations related to the D23SP project to the submission of a claim, that was false or fraudulent, and that resulted in the government’s payment of money to the District.</w:t>
+        <w:t xml:space="preserve">, ¶ 41) The Amended Complaint does not tie the allegations related to the D23SP project to the submission of a claim, that was false or fraudulent, and that resulted in the government’s payment of money to the District.</w:t>
       </w:r>
     </w:p>
     <w:p>
@@ -896,7 +1335,7 @@
         <w:t xml:space="preserve">Id.</w:t>
       </w:r>
       <w:r>
-        <w:t xml:space="preserve">, ¶ 46) It appears that Plaintiff’s contention with regard to this project is the District’s payment of an “unusually high salary of $200,000” to Barbara Dilligard, an independent contractor, for grant writing and related consulting services. (</w:t>
+        <w:t xml:space="preserve">, ¶ 46) It appears that Plaintiff’s contention with regard to this project is the District’s payment of an “unusually high salary of $200,000” to Barbara Dilligard, an independent contractor, for grant writing and related consulting services. (</w:t>
       </w:r>
       <w:r>
         <w:rPr>
@@ -916,7 +1355,13 @@
         <w:t xml:space="preserve">Id.</w:t>
       </w:r>
       <w:r>
-        <w:t xml:space="preserve">, ¶¶ 46-47) The Amended Complaint does not tie the allegations related to the D20PCP project to the submission of a claim, that was false or fraudulent, and that resulted in the government’s payment of money to the District.</w:t>
+        <w:t xml:space="preserve">, ¶¶ 46</w:t>
+      </w:r>
+      <w:r>
+        <w:noBreakHyphen/>
+      </w:r>
+      <w:r>
+        <w:t xml:space="preserve">47) The Amended Complaint does not tie the allegations related to the D20PCP project to the submission of a claim, that was false or fraudulent, and that resulted in the government’s payment of money to the District.</w:t>
       </w:r>
     </w:p>
     <w:p>
@@ -934,7 +1379,7 @@
         <w:t xml:space="preserve">Id.</w:t>
       </w:r>
       <w:r>
-        <w:t xml:space="preserve">, ¶ 49) Plaintiff alleges the D4NC project did not comply with federal procurement protocol and was an improper use of ESSER funds. (</w:t>
+        <w:t xml:space="preserve">, ¶ 49) Plaintiff alleges the D4NC project did not comply with federal procurement protocol and was an improper use of ESSER funds. (</w:t>
       </w:r>
       <w:r>
         <w:rPr>
@@ -979,7 +1424,7 @@
         <w:t xml:space="preserve">Id.</w:t>
       </w:r>
       <w:r>
-        <w:t xml:space="preserve">, ¶ 50)</w:t>
+        <w:t xml:space="preserve">, ¶ 50)</w:t>
       </w:r>
     </w:p>
     <w:p>
@@ -1000,7 +1445,7 @@
         <w:t xml:space="preserve">United States v. Savannah River Nuclear Sols.</w:t>
       </w:r>
       <w:r>
-        <w:t xml:space="preserve">, LLC, 2016 WL 7104823, at *9 (D.S.C. Dec. 6, 2016) (quoting</w:t>
+        <w:t xml:space="preserve">, LLC, 2016 WL 7104823, at *9 (D.S.C. Dec. 6, 2016) (quoting</w:t>
       </w:r>
       <w:r>
         <w:t xml:space="preserve"> </w:t>
@@ -1053,16 +1498,23 @@
     <w:p>
       <w:pPr>
         <w:pStyle w:val="Heading2"/>
-      </w:pPr>
-      <w:bookmarkStart w:id="16" w:name="_conclusion"/>
-      <w:r>
+        <w:keepNext/>
+        <w:keepLines/>
+        <w:spacing w:before="288" w:after="216" w:line="276" w:lineRule="exact"/>
+        <w:ind w:left="0" w:firstLine="0"/>
+        <w:jc w:val="center"/>
+      </w:pPr>
+      <w:r>
+        <w:rPr>
+          <w:b/>
+          <w:bCs/>
+        </w:rPr>
         <w:t xml:space="preserve">CONCLUSION</w:t>
       </w:r>
-      <w:bookmarkEnd w:id="16"/>
     </w:p>
     <w:p>
       <w:pPr>
-        <w:pStyle w:val="FirstParagraph"/>
+        <w:pStyle w:val="BodyText"/>
       </w:pPr>
       <w:r>
         <w:t xml:space="preserve">For the foregoing reasons, the Charleston County School District asks this Court to grant its Motion to Dismiss and to dismiss the Amended Complaint in its entirety and with prejudice.</w:t>
@@ -1071,20 +1523,14 @@
     <w:tbl>
       <w:tblPr>
         <w:tblW w:w="9360" w:type="dxa"/>
-        <w:tblBorders>
-          <w:top w:val="nil"/>
-          <w:left w:val="nil"/>
-          <w:bottom w:val="nil"/>
-          <w:right w:val="nil"/>
-          <w:insideH w:val="nil"/>
-          <w:insideV w:val="nil"/>
-        </w:tblBorders>
         <w:tblLayout w:type="fixed"/>
         <w:tblCellMar>
+          <w:top w:w="0" w:type="dxa"/>
           <w:left w:w="0" w:type="dxa"/>
+          <w:bottom w:w="0" w:type="dxa"/>
           <w:right w:w="0" w:type="dxa"/>
         </w:tblCellMar>
-        <w:tblLook w:val="0000" w:firstRow="0" w:lastRow="0" w:firstColumn="0" w:lastColumn="0" w:noHBand="1" w:noVBand="1"/>
+        <w:tblLook w:val="0000" w:firstRow="0" w:lastRow="0" w:firstColumn="0" w:lastColumn="0" w:noHBand="0" w:noVBand="0"/>
       </w:tblPr>
       <w:tblGrid>
         <w:gridCol w:w="4752"/>
@@ -1100,8 +1546,9 @@
           </w:tcPr>
           <w:p>
             <w:pPr>
-              <w:pStyle w:val="SignatureText"/>
-              <w:spacing w:before="360" w:after="0"/>
+              <w:spacing w:before="360" w:after="0" w:line="276" w:lineRule="exact"/>
+              <w:ind w:left="0" w:firstLine="0"/>
+              <w:jc w:val="left"/>
             </w:pPr>
             <w:r>
               <w:t xml:space="preserve">Charleston,</w:t>
@@ -1115,8 +1562,9 @@
           </w:p>
           <w:p>
             <w:pPr>
-              <w:pStyle w:val="SignatureText"/>
-              <w:spacing w:before="0" w:after="0"/>
+              <w:spacing w:before="0" w:after="0" w:line="276" w:lineRule="exact"/>
+              <w:ind w:left="0" w:firstLine="0"/>
+              <w:jc w:val="left"/>
             </w:pPr>
             <w:r>
               <w:t xml:space="preserve">August</w:t>
@@ -1141,8 +1589,9 @@
           </w:tcPr>
           <w:p>
             <w:pPr>
-              <w:pStyle w:val="SignatureText"/>
-              <w:spacing w:before="360" w:after="0"/>
+              <w:spacing w:before="360" w:after="0" w:line="276" w:lineRule="exact"/>
+              <w:ind w:left="0" w:firstLine="0"/>
+              <w:jc w:val="left"/>
             </w:pPr>
             <w:r>
               <w:t xml:space="preserve">SAXTON</w:t>
@@ -1162,56 +1611,98 @@
           </w:p>
           <w:p>
             <w:pPr>
-              <w:pStyle w:val="SignatureText"/>
-              <w:spacing w:before="0" w:after="0"/>
+              <w:spacing w:before="276" w:after="0" w:line="276" w:lineRule="exact"/>
+              <w:ind w:left="0" w:firstLine="0"/>
+              <w:jc w:val="left"/>
             </w:pPr>
+            <w:r>
+              <w:t xml:space="preserve">By:</w:t>
+            </w:r>
+            <w:r>
+              <w:t xml:space="preserve"> </w:t>
+            </w:r>
+            <w:r>
+              <w:t xml:space="preserve">/​s/</w:t>
+            </w:r>
+            <w:r>
+              <w:t xml:space="preserve"> </w:t>
+            </w:r>
+            <w:r>
+              <w:t xml:space="preserve">Elizabeth</w:t>
+            </w:r>
+            <w:r>
+              <w:t xml:space="preserve"> </w:t>
+            </w:r>
+            <w:r>
+              <w:t xml:space="preserve">Palmer</w:t>
+            </w:r>
           </w:p>
           <w:p>
             <w:pPr>
-              <w:pStyle w:val="SignatureText"/>
-              <w:spacing w:before="0" w:after="0"/>
+              <w:spacing w:before="0" w:after="0" w:line="276" w:lineRule="exact"/>
+              <w:ind w:left="0" w:firstLine="0"/>
+              <w:jc w:val="left"/>
             </w:pPr>
             <w:r>
-              <w:t xml:space="preserve">By:</w:t>
-            </w:r>
-            <w:r>
-              <w:t xml:space="preserve"> </w:t>
-            </w:r>
-            <w:r>
-              <w:t xml:space="preserve">/s/</w:t>
-            </w:r>
-            <w:r>
-              <w:t xml:space="preserve"> </w:t>
-            </w:r>
-            <w:r>
-              <w:t xml:space="preserve">Elizabeth</w:t>
-            </w:r>
-            <w:r>
-              <w:t xml:space="preserve"> </w:t>
-            </w:r>
-            <w:r>
-              <w:t xml:space="preserve">Palmer</w:t>
+              <w:t xml:space="preserve">Alice</w:t>
+            </w:r>
+            <w:r>
+              <w:t xml:space="preserve"> </w:t>
+            </w:r>
+            <w:r>
+              <w:t xml:space="preserve">F.</w:t>
+            </w:r>
+            <w:r>
+              <w:t xml:space="preserve"> </w:t>
+            </w:r>
+            <w:r>
+              <w:t xml:space="preserve">Paylor,</w:t>
+            </w:r>
+            <w:r>
+              <w:t xml:space="preserve"> </w:t>
+            </w:r>
+            <w:r>
+              <w:t xml:space="preserve">District</w:t>
+            </w:r>
+            <w:r>
+              <w:t xml:space="preserve"> </w:t>
+            </w:r>
+            <w:r>
+              <w:t xml:space="preserve">Court</w:t>
+            </w:r>
+            <w:r>
+              <w:t xml:space="preserve"> </w:t>
+            </w:r>
+            <w:r>
+              <w:t xml:space="preserve">ID</w:t>
+            </w:r>
+            <w:r>
+              <w:t xml:space="preserve"> </w:t>
+            </w:r>
+            <w:r>
+              <w:t xml:space="preserve">#4017</w:t>
             </w:r>
           </w:p>
           <w:p>
             <w:pPr>
-              <w:pStyle w:val="SignatureText"/>
-              <w:spacing w:before="0" w:after="0"/>
+              <w:spacing w:before="0" w:after="0" w:line="276" w:lineRule="exact"/>
+              <w:ind w:left="0" w:firstLine="0"/>
+              <w:jc w:val="left"/>
             </w:pPr>
             <w:r>
-              <w:t xml:space="preserve">Alice</w:t>
-            </w:r>
-            <w:r>
-              <w:t xml:space="preserve"> </w:t>
-            </w:r>
-            <w:r>
-              <w:t xml:space="preserve">F.</w:t>
-            </w:r>
-            <w:r>
-              <w:t xml:space="preserve"> </w:t>
-            </w:r>
-            <w:r>
-              <w:t xml:space="preserve">Paylor,</w:t>
+              <w:t xml:space="preserve">Isabelle</w:t>
+            </w:r>
+            <w:r>
+              <w:t xml:space="preserve"> </w:t>
+            </w:r>
+            <w:r>
+              <w:t xml:space="preserve">S.</w:t>
+            </w:r>
+            <w:r>
+              <w:t xml:space="preserve"> </w:t>
+            </w:r>
+            <w:r>
+              <w:t xml:space="preserve">Young,</w:t>
             </w:r>
             <w:r>
               <w:t xml:space="preserve"> </w:t>
@@ -1235,28 +1726,23 @@
               <w:t xml:space="preserve"> </w:t>
             </w:r>
             <w:r>
-              <w:t xml:space="preserve">#4017</w:t>
+              <w:t xml:space="preserve">#14209</w:t>
             </w:r>
           </w:p>
           <w:p>
             <w:pPr>
-              <w:pStyle w:val="SignatureText"/>
-              <w:spacing w:before="0" w:after="0"/>
+              <w:spacing w:before="0" w:after="0" w:line="276" w:lineRule="exact"/>
+              <w:ind w:left="0" w:firstLine="0"/>
+              <w:jc w:val="left"/>
             </w:pPr>
             <w:r>
-              <w:t xml:space="preserve">Isabelle</w:t>
-            </w:r>
-            <w:r>
-              <w:t xml:space="preserve"> </w:t>
-            </w:r>
-            <w:r>
-              <w:t xml:space="preserve">S.</w:t>
-            </w:r>
-            <w:r>
-              <w:t xml:space="preserve"> </w:t>
-            </w:r>
-            <w:r>
-              <w:t xml:space="preserve">Young,</w:t>
+              <w:t xml:space="preserve">Elizabeth</w:t>
+            </w:r>
+            <w:r>
+              <w:t xml:space="preserve"> </w:t>
+            </w:r>
+            <w:r>
+              <w:t xml:space="preserve">Palmer,</w:t>
             </w:r>
             <w:r>
               <w:t xml:space="preserve"> </w:t>
@@ -1280,181 +1766,152 @@
               <w:t xml:space="preserve"> </w:t>
             </w:r>
             <w:r>
-              <w:t xml:space="preserve">#14209</w:t>
+              <w:t xml:space="preserve">#</w:t>
+            </w:r>
+            <w:r>
+              <w:t xml:space="preserve"> </w:t>
+            </w:r>
+            <w:r>
+              <w:t xml:space="preserve">9716</w:t>
             </w:r>
           </w:p>
           <w:p>
             <w:pPr>
-              <w:pStyle w:val="SignatureText"/>
-              <w:spacing w:before="0" w:after="0"/>
+              <w:spacing w:before="144" w:after="0" w:line="276" w:lineRule="exact"/>
+              <w:ind w:left="0" w:firstLine="0"/>
+              <w:jc w:val="left"/>
             </w:pPr>
             <w:r>
-              <w:t xml:space="preserve">Elizabeth</w:t>
-            </w:r>
-            <w:r>
-              <w:t xml:space="preserve"> </w:t>
-            </w:r>
-            <w:r>
-              <w:t xml:space="preserve">Palmer,</w:t>
-            </w:r>
-            <w:r>
-              <w:t xml:space="preserve"> </w:t>
-            </w:r>
-            <w:r>
-              <w:t xml:space="preserve">District</w:t>
-            </w:r>
-            <w:r>
-              <w:t xml:space="preserve"> </w:t>
-            </w:r>
-            <w:r>
-              <w:t xml:space="preserve">Court</w:t>
-            </w:r>
-            <w:r>
-              <w:t xml:space="preserve"> </w:t>
-            </w:r>
-            <w:r>
-              <w:t xml:space="preserve">ID</w:t>
-            </w:r>
-            <w:r>
-              <w:t xml:space="preserve"> </w:t>
-            </w:r>
-            <w:r>
-              <w:t xml:space="preserve">#</w:t>
-            </w:r>
-            <w:r>
-              <w:t xml:space="preserve"> </w:t>
-            </w:r>
-            <w:r>
-              <w:t xml:space="preserve">9716</w:t>
+              <w:t xml:space="preserve">Saxton</w:t>
+            </w:r>
+            <w:r>
+              <w:t xml:space="preserve"> </w:t>
+            </w:r>
+            <w:r>
+              <w:t xml:space="preserve">&amp;</w:t>
+            </w:r>
+            <w:r>
+              <w:t xml:space="preserve"> </w:t>
+            </w:r>
+            <w:r>
+              <w:t xml:space="preserve">Stump,</w:t>
+            </w:r>
+            <w:r>
+              <w:t xml:space="preserve"> </w:t>
+            </w:r>
+            <w:r>
+              <w:t xml:space="preserve">LLC</w:t>
             </w:r>
           </w:p>
           <w:p>
             <w:pPr>
-              <w:pStyle w:val="SignatureText"/>
-              <w:spacing w:before="144" w:after="0"/>
+              <w:spacing w:before="0" w:after="0" w:line="276" w:lineRule="exact"/>
+              <w:ind w:left="0" w:firstLine="0"/>
+              <w:jc w:val="left"/>
             </w:pPr>
             <w:r>
-              <w:t xml:space="preserve">Saxton</w:t>
-            </w:r>
-            <w:r>
-              <w:t xml:space="preserve"> </w:t>
-            </w:r>
-            <w:r>
-              <w:t xml:space="preserve">&amp;</w:t>
-            </w:r>
-            <w:r>
-              <w:t xml:space="preserve"> </w:t>
-            </w:r>
-            <w:r>
-              <w:t xml:space="preserve">Stump,</w:t>
-            </w:r>
-            <w:r>
-              <w:t xml:space="preserve"> </w:t>
-            </w:r>
-            <w:r>
-              <w:t xml:space="preserve">LLC</w:t>
+              <w:t xml:space="preserve">151</w:t>
+            </w:r>
+            <w:r>
+              <w:t xml:space="preserve"> </w:t>
+            </w:r>
+            <w:r>
+              <w:t xml:space="preserve">Meeting</w:t>
+            </w:r>
+            <w:r>
+              <w:t xml:space="preserve"> </w:t>
+            </w:r>
+            <w:r>
+              <w:t xml:space="preserve">Street,</w:t>
+            </w:r>
+            <w:r>
+              <w:t xml:space="preserve"> </w:t>
+            </w:r>
+            <w:r>
+              <w:t xml:space="preserve">Suite</w:t>
+            </w:r>
+            <w:r>
+              <w:t xml:space="preserve"> </w:t>
+            </w:r>
+            <w:r>
+              <w:t xml:space="preserve">400</w:t>
             </w:r>
           </w:p>
           <w:p>
             <w:pPr>
-              <w:pStyle w:val="SignatureText"/>
-              <w:spacing w:before="0" w:after="0"/>
+              <w:spacing w:before="0" w:after="0" w:line="276" w:lineRule="exact"/>
+              <w:ind w:left="0" w:firstLine="0"/>
+              <w:jc w:val="left"/>
             </w:pPr>
             <w:r>
-              <w:t xml:space="preserve">151</w:t>
-            </w:r>
-            <w:r>
-              <w:t xml:space="preserve"> </w:t>
-            </w:r>
-            <w:r>
-              <w:t xml:space="preserve">Meeting</w:t>
-            </w:r>
-            <w:r>
-              <w:t xml:space="preserve"> </w:t>
-            </w:r>
-            <w:r>
-              <w:t xml:space="preserve">Street,</w:t>
-            </w:r>
-            <w:r>
-              <w:t xml:space="preserve"> </w:t>
-            </w:r>
-            <w:r>
-              <w:t xml:space="preserve">Suite</w:t>
-            </w:r>
-            <w:r>
-              <w:t xml:space="preserve"> </w:t>
-            </w:r>
-            <w:r>
-              <w:t xml:space="preserve">400</w:t>
+              <w:t xml:space="preserve">Charleston,</w:t>
+            </w:r>
+            <w:r>
+              <w:t xml:space="preserve"> </w:t>
+            </w:r>
+            <w:r>
+              <w:t xml:space="preserve">SC</w:t>
+            </w:r>
+            <w:r>
+              <w:t xml:space="preserve"> </w:t>
+            </w:r>
+            <w:r>
+              <w:t xml:space="preserve">29401</w:t>
             </w:r>
           </w:p>
           <w:p>
             <w:pPr>
-              <w:pStyle w:val="SignatureText"/>
-              <w:spacing w:before="0" w:after="0"/>
+              <w:spacing w:before="0" w:after="0" w:line="276" w:lineRule="exact"/>
+              <w:ind w:left="0" w:firstLine="0"/>
+              <w:jc w:val="left"/>
             </w:pPr>
             <w:r>
-              <w:t xml:space="preserve">Charleston,</w:t>
-            </w:r>
-            <w:r>
-              <w:t xml:space="preserve"> </w:t>
-            </w:r>
-            <w:r>
-              <w:t xml:space="preserve">SC</w:t>
-            </w:r>
-            <w:r>
-              <w:t xml:space="preserve"> </w:t>
-            </w:r>
-            <w:r>
-              <w:t xml:space="preserve">29401</w:t>
+              <w:t xml:space="preserve">(843)</w:t>
+            </w:r>
+            <w:r>
+              <w:t xml:space="preserve"> </w:t>
+            </w:r>
+            <w:r>
+              <w:t xml:space="preserve">414</w:t>
+              <w:noBreakHyphen/>
+              <w:t xml:space="preserve">5080</w:t>
             </w:r>
           </w:p>
           <w:p>
             <w:pPr>
-              <w:pStyle w:val="SignatureText"/>
-              <w:spacing w:before="0" w:after="0"/>
+              <w:spacing w:before="0" w:after="0" w:line="276" w:lineRule="exact"/>
+              <w:ind w:left="0" w:firstLine="0"/>
+              <w:jc w:val="left"/>
             </w:pPr>
             <w:r>
-              <w:t xml:space="preserve">(843)</w:t>
-            </w:r>
-            <w:r>
-              <w:t xml:space="preserve"> </w:t>
-            </w:r>
-            <w:r>
-              <w:t xml:space="preserve">414-5080</w:t>
+              <w:t xml:space="preserve">afp@saxtonstump.com</w:t>
             </w:r>
           </w:p>
           <w:p>
             <w:pPr>
-              <w:pStyle w:val="SignatureText"/>
-              <w:spacing w:before="0" w:after="0"/>
+              <w:spacing w:before="0" w:after="0" w:line="276" w:lineRule="exact"/>
+              <w:ind w:left="0" w:firstLine="0"/>
+              <w:jc w:val="left"/>
             </w:pPr>
             <w:r>
-              <w:t xml:space="preserve">afp@saxtonstump.com</w:t>
+              <w:t xml:space="preserve">iyoung@saxtonstump.com</w:t>
             </w:r>
           </w:p>
           <w:p>
             <w:pPr>
-              <w:pStyle w:val="SignatureText"/>
-              <w:spacing w:before="0" w:after="0"/>
+              <w:spacing w:before="0" w:after="0" w:line="276" w:lineRule="exact"/>
+              <w:ind w:left="0" w:firstLine="0"/>
+              <w:jc w:val="left"/>
             </w:pPr>
             <w:r>
-              <w:t xml:space="preserve">iyoung@saxtonstump.com</w:t>
+              <w:t xml:space="preserve">ep@saxtonstump.com</w:t>
             </w:r>
           </w:p>
           <w:p>
             <w:pPr>
-              <w:pStyle w:val="SignatureText"/>
-              <w:spacing w:before="0" w:after="0"/>
-            </w:pPr>
-            <w:r>
-              <w:t xml:space="preserve">ep@saxtonstump.com</w:t>
-            </w:r>
-          </w:p>
-          <w:p>
-            <w:pPr>
-              <w:pStyle w:val="SignatureText"/>
-              <w:spacing w:before="0" w:after="0"/>
+              <w:spacing w:before="0" w:after="0" w:line="276" w:lineRule="exact"/>
+              <w:ind w:left="0" w:firstLine="0"/>
+              <w:jc w:val="left"/>
             </w:pPr>
             <w:r>
               <w:t xml:space="preserve">ATTORNEYS</w:t>
@@ -1477,12 +1934,8 @@
     </w:tbl>
     <w:sectPr>
       <w:footerReference w:type="default" r:id="rIdFooter1"/>
-      <w:footnotePr>
-        <w:numRestart w:val="eachSect"/>
-      </w:footnotePr>
       <w:pgSz w:w="12240" w:h="15840"/>
       <w:pgMar w:top="1440" w:right="1440" w:bottom="1440" w:left="1440" w:header="720" w:footer="720" w:gutter="0"/>
-      <w:cols w:space="720"/>
     </w:sectPr>
   </w:body>
 </w:document>
@@ -1496,6 +1949,7 @@
 <w:ftr xmlns:w="http://schemas.openxmlformats.org/wordprocessingml/2006/main" xmlns:r="http://schemas.openxmlformats.org/officeDocument/2006/relationships">
   <w:p>
     <w:pPr>
+      <w:spacing w:before="0" w:after="0" w:line="276" w:lineRule="exact"/>
       <w:jc w:val="center"/>
     </w:pPr>
     <w:r>
@@ -1533,7 +1987,7 @@
       </w:r>
     </w:p>
   </w:footnote>
-  <w:footnote w:id="10">
+  <w:footnote w:id="9">
     <w:p>
       <w:pPr>
         <w:pStyle w:val="FootnoteText"/>
@@ -1548,7 +2002,7 @@
         <w:t xml:space="preserve"> </w:t>
       </w:r>
       <w:r>
-        <w:t xml:space="preserve">On December 17, 2025, the United States declined to intervene in this matter. ECF No. 10.</w:t>
+        <w:t xml:space="preserve">On December 17, 2025, the United States declined to intervene in this matter. ECF No. 10.</w:t>
       </w:r>
     </w:p>
   </w:footnote>
@@ -1644,15 +2098,16 @@
   <w:docDefaults>
     <w:rPrDefault>
       <w:rPr>
-        <w:rFonts w:ascii="Times New Roman" w:eastAsia="Times New Roman" w:hAnsi="Times New Roman" w:cs="Times New Roman"/>
+        <w:rFonts w:ascii="Times New Roman" w:hAnsi="Times New Roman" w:eastAsia="Times New Roman" w:cs="Times New Roman"/>
         <w:sz w:val="24"/>
         <w:szCs w:val="24"/>
-        <w:lang w:val="en-US" w:eastAsia="en-US" w:bidi="ar-SA"/>
+        <w:lang w:val="en-US" w:eastAsia="zh-CN" w:bidi="ar-SA"/>
       </w:rPr>
     </w:rPrDefault>
     <w:pPrDefault>
       <w:pPr>
-        <w:spacing w:after="0" w:line="240" w:lineRule="auto"/>
+        <w:widowControl/>
+        <w:spacing w:after="0"/>
       </w:pPr>
     </w:pPrDefault>
   </w:docDefaults>
@@ -1660,9 +2115,6 @@
   <w:style w:type="paragraph" w:default="1" w:styleId="Normal">
     <w:name w:val="Normal"/>
     <w:qFormat/>
-    <w:pPr>
-      <w:widowControl/>
-    </w:pPr>
   </w:style>
   <w:style w:type="paragraph" w:styleId="BodyText">
     <w:name w:val="Body Text"/>
@@ -1670,7 +2122,7 @@
     <w:link w:val="BodyTextChar"/>
     <w:qFormat/>
     <w:pPr>
-      <w:spacing w:before="0" w:after="0" w:line="480" w:lineRule="auto"/>
+      <w:spacing w:before="0" w:after="0" w:line="552" w:lineRule="exact"/>
       <w:ind w:firstLine="720"/>
     </w:pPr>
   </w:style>
@@ -1679,17 +2131,13 @@
     <w:basedOn w:val="BodyText"/>
     <w:next w:val="BodyText"/>
     <w:qFormat/>
-    <w:pPr>
-      <w:spacing w:before="0" w:after="0" w:line="480" w:lineRule="auto"/>
-      <w:ind w:firstLine="720"/>
-    </w:pPr>
   </w:style>
   <w:style w:type="paragraph" w:customStyle="1" w:styleId="Compact">
     <w:name w:val="Compact"/>
-    <w:basedOn w:val="Normal"/>
+    <w:basedOn w:val="BodyText"/>
     <w:qFormat/>
     <w:pPr>
-      <w:spacing w:before="0" w:after="0" w:line="240" w:lineRule="auto"/>
+      <w:spacing w:before="36" w:after="36"/>
     </w:pPr>
   </w:style>
   <w:style w:type="paragraph" w:styleId="Title">
@@ -1832,16 +2280,17 @@
     <w:link w:val="Heading1Char"/>
     <w:uiPriority w:val="9"/>
     <w:qFormat/>
+    <w:rsid w:val="00A10FD9"/>
     <w:pPr>
       <w:keepNext/>
       <w:keepLines/>
-      <w:spacing w:before="288" w:after="216" w:line="240" w:lineRule="auto"/>
+      <w:spacing w:before="240" w:after="120" w:line="276" w:lineRule="exact"/>
       <w:ind w:firstLine="0"/>
       <w:jc w:val="center"/>
       <w:outlineLvl w:val="0"/>
     </w:pPr>
     <w:rPr>
-      <w:rFonts w:ascii="Times New Roman" w:eastAsia="Times New Roman" w:hAnsi="Times New Roman" w:cs="Times New Roman"/>
+      <w:rFonts w:ascii="Times New Roman" w:hAnsi="Times New Roman" w:eastAsia="Times New Roman" w:cs="Times New Roman"/>
       <w:b/>
       <w:bCs/>
       <w:caps/>
@@ -1856,21 +2305,21 @@
     <w:next w:val="BodyText"/>
     <w:link w:val="Heading2Char"/>
     <w:uiPriority w:val="9"/>
+    <w:semiHidden/>
     <w:unhideWhenUsed/>
     <w:qFormat/>
+    <w:rsid w:val="00A10FD9"/>
     <w:pPr>
       <w:keepNext/>
       <w:keepLines/>
-      <w:spacing w:before="288" w:after="216" w:line="240" w:lineRule="auto"/>
+      <w:spacing w:before="240" w:after="120" w:line="276" w:lineRule="exact"/>
       <w:ind w:firstLine="0"/>
-      <w:jc w:val="center"/>
       <w:outlineLvl w:val="1"/>
     </w:pPr>
     <w:rPr>
-      <w:rFonts w:ascii="Times New Roman" w:eastAsia="Times New Roman" w:hAnsi="Times New Roman" w:cs="Times New Roman"/>
+      <w:rFonts w:ascii="Times New Roman" w:hAnsi="Times New Roman" w:eastAsia="Times New Roman" w:cs="Times New Roman"/>
       <w:b/>
       <w:bCs/>
-      <w:caps/>
       <w:color w:val="000000"/>
       <w:sz w:val="24"/>
       <w:szCs w:val="24"/>
@@ -1882,17 +2331,19 @@
     <w:next w:val="BodyText"/>
     <w:link w:val="Heading3Char"/>
     <w:uiPriority w:val="9"/>
+    <w:semiHidden/>
     <w:unhideWhenUsed/>
     <w:qFormat/>
+    <w:rsid w:val="00A10FD9"/>
     <w:pPr>
       <w:keepNext/>
       <w:keepLines/>
-      <w:spacing w:before="240" w:after="216" w:line="240" w:lineRule="auto"/>
+      <w:spacing w:before="240" w:after="120" w:line="276" w:lineRule="exact"/>
       <w:ind w:firstLine="0"/>
       <w:outlineLvl w:val="2"/>
     </w:pPr>
     <w:rPr>
-      <w:rFonts w:ascii="Times New Roman" w:eastAsia="Times New Roman" w:hAnsi="Times New Roman" w:cs="Times New Roman"/>
+      <w:rFonts w:ascii="Times New Roman" w:hAnsi="Times New Roman" w:eastAsia="Times New Roman" w:cs="Times New Roman"/>
       <w:b/>
       <w:bCs/>
       <w:color w:val="000000"/>
@@ -1913,14 +2364,18 @@
     <w:pPr>
       <w:keepNext/>
       <w:keepLines/>
-      <w:spacing w:before="80" w:after="40"/>
+      <w:spacing w:before="240" w:after="120" w:line="276" w:lineRule="exact"/>
+      <w:ind w:firstLine="0"/>
       <w:outlineLvl w:val="3"/>
     </w:pPr>
     <w:rPr>
-      <w:rFonts w:eastAsiaTheme="majorEastAsia" w:cstheme="majorBidi"/>
+      <w:rFonts w:ascii="Times New Roman" w:hAnsi="Times New Roman" w:eastAsia="Times New Roman" w:cs="Times New Roman"/>
+      <w:b/>
+      <w:bCs/>
       <w:i/>
-      <w:iCs/>
-      <w:color w:val="0F4761" w:themeColor="accent1" w:themeShade="BF"/>
+      <w:color w:val="000000"/>
+      <w:sz w:val="24"/>
+      <w:szCs w:val="24"/>
     </w:rPr>
   </w:style>
   <w:style w:type="paragraph" w:styleId="Heading5">
@@ -1936,12 +2391,18 @@
     <w:pPr>
       <w:keepNext/>
       <w:keepLines/>
-      <w:spacing w:before="80" w:after="40"/>
+      <w:spacing w:before="240" w:after="120" w:line="276" w:lineRule="exact"/>
+      <w:ind w:firstLine="0"/>
       <w:outlineLvl w:val="4"/>
     </w:pPr>
     <w:rPr>
-      <w:rFonts w:eastAsiaTheme="majorEastAsia" w:cstheme="majorBidi"/>
-      <w:color w:val="0F4761" w:themeColor="accent1" w:themeShade="BF"/>
+      <w:rFonts w:ascii="Times New Roman" w:hAnsi="Times New Roman" w:eastAsia="Times New Roman" w:cs="Times New Roman"/>
+      <w:b/>
+      <w:bCs/>
+      <w:i/>
+      <w:color w:val="000000"/>
+      <w:sz w:val="24"/>
+      <w:szCs w:val="24"/>
     </w:rPr>
   </w:style>
   <w:style w:type="paragraph" w:styleId="Heading6">
@@ -2151,31 +2612,37 @@
       <w:color w:val="272727" w:themeColor="text1" w:themeTint="D8"/>
     </w:rPr>
   </w:style>
+  <w:style w:type="paragraph" w:customStyle="1" w:styleId="ListItem">
+    <w:name w:val="List Item"/>
+    <w:basedOn w:val="BodyText"/>
+    <w:qFormat/>
+    <w:pPr>
+      <w:spacing w:before="0" w:after="0" w:line="552" w:lineRule="exact"/>
+      <w:ind w:left="720" w:hanging="720"/>
+    </w:pPr>
+  </w:style>
   <w:style w:type="paragraph" w:styleId="BlockText">
     <w:name w:val="Block Text"/>
-    <w:basedOn w:val="Normal"/>
+    <w:basedOn w:val="BodyText"/>
     <w:next w:val="BodyText"/>
     <w:uiPriority w:val="9"/>
     <w:unhideWhenUsed/>
     <w:qFormat/>
     <w:pPr>
-      <w:spacing w:before="0" w:after="240" w:line="240" w:lineRule="auto"/>
+      <w:spacing w:before="240" w:after="240" w:line="276" w:lineRule="exact"/>
       <w:ind w:firstLine="0" w:left="720" w:right="720"/>
     </w:pPr>
-    <w:rPr>
-      <w:sz w:val="24"/>
-      <w:szCs w:val="24"/>
-    </w:rPr>
   </w:style>
   <w:style w:type="paragraph" w:styleId="FootnoteText">
-    <w:name w:val="footnote text"/>
+    <w:name w:val="Footnote Text"/>
     <w:basedOn w:val="Normal"/>
+    <w:next w:val="FootnoteText"/>
     <w:uiPriority w:val="9"/>
     <w:unhideWhenUsed/>
     <w:qFormat/>
     <w:pPr>
-      <w:spacing w:before="0" w:after="120" w:line="240" w:lineRule="auto"/>
-      <w:ind w:firstLine="0"/>
+      <w:keepLines/>
+      <w:spacing w:before="0" w:after="120" w:line="276" w:lineRule="exact"/>
     </w:pPr>
     <w:rPr>
       <w:sz w:val="24"/>
@@ -2190,8 +2657,8 @@
     <w:unhideWhenUsed/>
     <w:qFormat/>
     <w:pPr>
-      <w:spacing w:before="100" w:after="100"/>
-      <w:ind w:firstLine="0" w:left="480" w:right="480"/>
+      <w:spacing w:before="240" w:after="240"/>
+      <w:ind w:firstLine="0" w:left="720" w:right="720"/>
     </w:pPr>
   </w:style>
   <w:style w:type="character" w:default="1" w:styleId="DefaultParagraphFont">
@@ -2202,8 +2669,6 @@
   <w:style w:type="table" w:default="1" w:styleId="Table">
     <w:name w:val="Table"/>
     <w:basedOn w:val="TableNormal"/>
-    <w:semiHidden/>
-    <w:unhideWhenUsed/>
     <w:qFormat/>
     <w:tblPr>
       <w:tblInd w:w="0" w:type="dxa"/>
@@ -2215,13 +2680,6 @@
       </w:tblCellMar>
     </w:tblPr>
     <w:tblStylePr w:type="firstRow">
-      <w:tblPr>
-        <w:jc w:val="left"/>
-        <w:tblInd w:w="0" w:type="dxa"/>
-      </w:tblPr>
-      <w:trPr>
-        <w:jc w:val="left"/>
-      </w:trPr>
       <w:tcPr>
         <w:tcBorders>
           <w:bottom w:val="single"/>
@@ -2308,7 +2766,7 @@
     <w:name w:val="Hyperlink"/>
     <w:basedOn w:val="BodyTextChar"/>
     <w:rPr>
-      <w:color w:val="4F81BD" w:themeColor="accent1"/>
+      <w:color w:val="000000"/>
     </w:rPr>
   </w:style>
   <w:style w:type="paragraph" w:styleId="TOCHeading">
@@ -2329,64 +2787,12 @@
       <w:color w:val="365F91" w:themeColor="accent1" w:themeShade="BF"/>
     </w:rPr>
   </w:style>
-  <w:style w:type="paragraph" w:customStyle="1" w:styleId="CourtHeading">
-    <w:name w:val="Court Heading"/>
-    <w:basedOn w:val="Normal"/>
+  <w:style w:type="paragraph" w:customStyle="1" w:styleId="BodyTextNote">
+    <w:name w:val="Body Text Note"/>
+    <w:basedOn w:val="BodyText"/>
     <w:qFormat/>
     <w:pPr>
-      <w:keepNext/>
-      <w:spacing w:before="0" w:after="0" w:line="240" w:lineRule="auto"/>
-      <w:ind w:firstLine="0"/>
-      <w:jc w:val="center"/>
-    </w:pPr>
-    <w:rPr>
-      <w:b/>
-      <w:bCs/>
-      <w:caps/>
-    </w:rPr>
-  </w:style>
-  <w:style w:type="paragraph" w:customStyle="1" w:styleId="CourtHeadingLast">
-    <w:name w:val="Court Heading Last"/>
-    <w:basedOn w:val="CourtHeading"/>
-    <w:qFormat/>
-    <w:pPr>
-      <w:spacing w:before="0" w:after="360" w:line="240" w:lineRule="auto"/>
-    </w:pPr>
-  </w:style>
-  <w:style w:type="paragraph" w:customStyle="1" w:styleId="CaptionText">
-    <w:name w:val="Caption Text"/>
-    <w:basedOn w:val="Normal"/>
-    <w:qFormat/>
-    <w:pPr>
-      <w:spacing w:before="0" w:after="0" w:line="240" w:lineRule="auto"/>
-      <w:ind w:firstLine="0"/>
-    </w:pPr>
-  </w:style>
-  <w:style w:type="paragraph" w:customStyle="1" w:styleId="DocumentTitle">
-    <w:name w:val="Document Title"/>
-    <w:basedOn w:val="Normal"/>
-    <w:qFormat/>
-    <w:pPr>
-      <w:keepNext/>
-      <w:spacing w:before="360" w:after="165" w:line="240" w:lineRule="auto"/>
-      <w:ind w:firstLine="0"/>
-      <w:jc w:val="center"/>
-    </w:pPr>
-    <w:rPr>
-      <w:b/>
-      <w:bCs/>
-      <w:caps/>
-    </w:rPr>
-  </w:style>
-  <w:style w:type="paragraph" w:customStyle="1" w:styleId="SignatureText">
-    <w:name w:val="Signature Text"/>
-    <w:basedOn w:val="Normal"/>
-    <w:qFormat/>
-    <w:pPr>
-      <w:keepNext/>
-      <w:keepLines/>
-      <w:spacing w:before="0" w:after="0" w:line="240" w:lineRule="auto"/>
-      <w:ind w:firstLine="0"/>
+      <w:widowControl w:val="0"/>
     </w:pPr>
   </w:style>
   <w:style w:type="paragraph" w:customStyle="1" w:styleId="SourceCode">

--- a/courts/fourth-circuit/south-carolina/federal/district/motion-brief/usage/OUTPUT-motion-brief.docx
+++ b/courts/fourth-circuit/south-carolina/federal/district/motion-brief/usage/OUTPUT-motion-brief.docx
@@ -4,8 +4,6 @@
   <w:body>
     <w:p>
       <w:pPr>
-        <w:keepNext/>
-        <w:keepLines/>
         <w:spacing w:before="0" w:after="0" w:line="276" w:lineRule="exact"/>
         <w:ind w:left="0" w:firstLine="0"/>
         <w:jc w:val="center"/>
@@ -15,13 +13,81 @@
           <w:b/>
           <w:bCs/>
         </w:rPr>
-        <w:t xml:space="preserve">IN THE UNITED STATES DISTRICT COURT</w:t>
+        <w:t xml:space="preserve">IN</w:t>
+      </w:r>
+      <w:r>
+        <w:rPr>
+          <w:b/>
+          <w:bCs/>
+        </w:rPr>
+        <w:t xml:space="preserve"> </w:t>
+      </w:r>
+      <w:r>
+        <w:rPr>
+          <w:b/>
+          <w:bCs/>
+        </w:rPr>
+        <w:t xml:space="preserve">THE</w:t>
+      </w:r>
+      <w:r>
+        <w:rPr>
+          <w:b/>
+          <w:bCs/>
+        </w:rPr>
+        <w:t xml:space="preserve"> </w:t>
+      </w:r>
+      <w:r>
+        <w:rPr>
+          <w:b/>
+          <w:bCs/>
+        </w:rPr>
+        <w:t xml:space="preserve">UNITED</w:t>
+      </w:r>
+      <w:r>
+        <w:rPr>
+          <w:b/>
+          <w:bCs/>
+        </w:rPr>
+        <w:t xml:space="preserve"> </w:t>
+      </w:r>
+      <w:r>
+        <w:rPr>
+          <w:b/>
+          <w:bCs/>
+        </w:rPr>
+        <w:t xml:space="preserve">STATES</w:t>
+      </w:r>
+      <w:r>
+        <w:rPr>
+          <w:b/>
+          <w:bCs/>
+        </w:rPr>
+        <w:t xml:space="preserve"> </w:t>
+      </w:r>
+      <w:r>
+        <w:rPr>
+          <w:b/>
+          <w:bCs/>
+        </w:rPr>
+        <w:t xml:space="preserve">DISTRICT</w:t>
+      </w:r>
+      <w:r>
+        <w:rPr>
+          <w:b/>
+          <w:bCs/>
+        </w:rPr>
+        <w:t xml:space="preserve"> </w:t>
+      </w:r>
+      <w:r>
+        <w:rPr>
+          <w:b/>
+          <w:bCs/>
+        </w:rPr>
+        <w:t xml:space="preserve">COURT</w:t>
       </w:r>
     </w:p>
     <w:p>
       <w:pPr>
-        <w:keepNext/>
-        <w:keepLines/>
         <w:spacing w:before="0" w:after="0" w:line="276" w:lineRule="exact"/>
         <w:ind w:left="0" w:firstLine="0"/>
         <w:jc w:val="center"/>
@@ -31,14 +97,82 @@
           <w:b/>
           <w:bCs/>
         </w:rPr>
-        <w:t xml:space="preserve">FOR THE DISTRICT OF SOUTH CAROLINA</w:t>
+        <w:t xml:space="preserve">FOR</w:t>
+      </w:r>
+      <w:r>
+        <w:rPr>
+          <w:b/>
+          <w:bCs/>
+        </w:rPr>
+        <w:t xml:space="preserve"> </w:t>
+      </w:r>
+      <w:r>
+        <w:rPr>
+          <w:b/>
+          <w:bCs/>
+        </w:rPr>
+        <w:t xml:space="preserve">THE</w:t>
+      </w:r>
+      <w:r>
+        <w:rPr>
+          <w:b/>
+          <w:bCs/>
+        </w:rPr>
+        <w:t xml:space="preserve"> </w:t>
+      </w:r>
+      <w:r>
+        <w:rPr>
+          <w:b/>
+          <w:bCs/>
+        </w:rPr>
+        <w:t xml:space="preserve">DISTRICT</w:t>
+      </w:r>
+      <w:r>
+        <w:rPr>
+          <w:b/>
+          <w:bCs/>
+        </w:rPr>
+        <w:t xml:space="preserve"> </w:t>
+      </w:r>
+      <w:r>
+        <w:rPr>
+          <w:b/>
+          <w:bCs/>
+        </w:rPr>
+        <w:t xml:space="preserve">OF</w:t>
+      </w:r>
+      <w:r>
+        <w:rPr>
+          <w:b/>
+          <w:bCs/>
+        </w:rPr>
+        <w:t xml:space="preserve"> </w:t>
+      </w:r>
+      <w:r>
+        <w:rPr>
+          <w:b/>
+          <w:bCs/>
+        </w:rPr>
+        <w:t xml:space="preserve">SOUTH</w:t>
+      </w:r>
+      <w:r>
+        <w:rPr>
+          <w:b/>
+          <w:bCs/>
+        </w:rPr>
+        <w:t xml:space="preserve"> </w:t>
+      </w:r>
+      <w:r>
+        <w:rPr>
+          <w:b/>
+          <w:bCs/>
+        </w:rPr>
+        <w:t xml:space="preserve">CAROLINA</w:t>
       </w:r>
     </w:p>
     <w:p>
       <w:pPr>
-        <w:keepNext/>
-        <w:keepLines/>
-        <w:spacing w:before="0" w:after="360" w:line="276" w:lineRule="exact"/>
+        <w:spacing w:before="0" w:after="0" w:line="276" w:lineRule="exact"/>
         <w:ind w:left="0" w:firstLine="0"/>
         <w:jc w:val="center"/>
       </w:pPr>
@@ -47,8 +181,27 @@
           <w:b/>
           <w:bCs/>
         </w:rPr>
-        <w:t xml:space="preserve">CHARLESTON DIVISION</w:t>
-      </w:r>
+        <w:t xml:space="preserve">CHARLESTON</w:t>
+      </w:r>
+      <w:r>
+        <w:rPr>
+          <w:b/>
+          <w:bCs/>
+        </w:rPr>
+        <w:t xml:space="preserve"> </w:t>
+      </w:r>
+      <w:r>
+        <w:rPr>
+          <w:b/>
+          <w:bCs/>
+        </w:rPr>
+        <w:t xml:space="preserve">DIVISION</w:t>
+      </w:r>
+    </w:p>
+    <w:p>
+      <w:pPr>
+        <w:spacing w:before="0" w:after="0" w:line="360" w:lineRule="exact"/>
+      </w:pPr>
     </w:p>
     <w:tbl>
       <w:tblPr>
@@ -63,9 +216,8 @@
         <w:tblLook w:val="0000" w:firstRow="0" w:lastRow="0" w:firstColumn="0" w:lastColumn="0" w:noHBand="0" w:noVBand="0"/>
       </w:tblPr>
       <w:tblGrid>
-        <w:gridCol w:w="5184"/>
-        <w:gridCol w:w="432"/>
-        <w:gridCol w:w="3744"/>
+        <w:gridCol w:w="4680"/>
+        <w:gridCol w:w="4680"/>
       </w:tblGrid>
       <w:tr>
         <w:trPr>
@@ -73,7 +225,7 @@
         </w:trPr>
         <w:tc>
           <w:tcPr>
-            <w:tcW w:w="5184" w:type="dxa"/>
+            <w:tcW w:w="4680" w:type="dxa"/>
           </w:tcPr>
           <w:p>
             <w:pPr>
@@ -117,7 +269,7 @@
           </w:p>
           <w:p>
             <w:pPr>
-              <w:spacing w:before="216" w:after="0" w:line="276" w:lineRule="exact"/>
+              <w:spacing w:before="0" w:after="0" w:line="276" w:lineRule="exact"/>
               <w:ind w:left="720" w:firstLine="0"/>
               <w:jc w:val="left"/>
             </w:pPr>
@@ -143,7 +295,7 @@
           </w:p>
           <w:p>
             <w:pPr>
-              <w:spacing w:before="216" w:after="0" w:line="276" w:lineRule="exact"/>
+              <w:spacing w:before="216" w:after="216" w:line="276" w:lineRule="exact"/>
               <w:ind w:left="720" w:firstLine="0"/>
               <w:jc w:val="left"/>
             </w:pPr>
@@ -153,7 +305,7 @@
           </w:p>
           <w:p>
             <w:pPr>
-              <w:spacing w:before="216" w:after="0" w:line="276" w:lineRule="exact"/>
+              <w:spacing w:before="0" w:after="0" w:line="276" w:lineRule="exact"/>
               <w:ind w:left="0" w:firstLine="0"/>
               <w:jc w:val="left"/>
             </w:pPr>
@@ -192,7 +344,8 @@
         </w:tc>
         <w:tc>
           <w:tcPr>
-            <w:tcW w:w="432" w:type="dxa"/>
+            <w:tcW w:w="4680" w:type="dxa"/>
+            <w:vAlign w:val="center"/>
           </w:tcPr>
           <w:p>
             <w:pPr>
@@ -201,232 +354,213 @@
               <w:jc w:val="center"/>
             </w:pPr>
             <w:r>
-              <w:t xml:space="preserve">)</w:t>
+              <w:t xml:space="preserve">Case</w:t>
+            </w:r>
+            <w:r>
+              <w:t xml:space="preserve"> </w:t>
+            </w:r>
+            <w:r>
+              <w:t xml:space="preserve">No.</w:t>
+            </w:r>
+            <w:r>
+              <w:t xml:space="preserve"> </w:t>
+            </w:r>
+            <w:r>
+              <w:t xml:space="preserve">2:25-cv-⁠08752-DCN</w:t>
             </w:r>
           </w:p>
           <w:p>
             <w:pPr>
-              <w:spacing w:before="216" w:after="0" w:line="276" w:lineRule="exact"/>
+              <w:spacing w:before="276" w:after="0" w:line="276" w:lineRule="exact"/>
               <w:ind w:left="0" w:firstLine="0"/>
               <w:jc w:val="center"/>
             </w:pPr>
             <w:r>
-              <w:t xml:space="preserve">)</w:t>
+              <w:rPr>
+                <w:b/>
+                <w:bCs/>
+              </w:rPr>
+              <w:t xml:space="preserve">DEFENDANT’S</w:t>
+            </w:r>
+            <w:r>
+              <w:rPr>
+                <w:b/>
+                <w:bCs/>
+              </w:rPr>
+              <w:t xml:space="preserve"> </w:t>
+            </w:r>
+            <w:r>
+              <w:rPr>
+                <w:b/>
+                <w:bCs/>
+              </w:rPr>
+              <w:t xml:space="preserve">MEMORANDUM</w:t>
+            </w:r>
+            <w:r>
+              <w:rPr>
+                <w:b/>
+                <w:bCs/>
+              </w:rPr>
+              <w:t xml:space="preserve"> </w:t>
+            </w:r>
+            <w:r>
+              <w:rPr>
+                <w:b/>
+                <w:bCs/>
+              </w:rPr>
+              <w:t xml:space="preserve">IN</w:t>
+            </w:r>
+            <w:r>
+              <w:rPr>
+                <w:b/>
+                <w:bCs/>
+              </w:rPr>
+              <w:t xml:space="preserve"> </w:t>
+            </w:r>
+            <w:r>
+              <w:rPr>
+                <w:b/>
+                <w:bCs/>
+              </w:rPr>
+              <w:t xml:space="preserve">SUPPORT</w:t>
+            </w:r>
+            <w:r>
+              <w:rPr>
+                <w:b/>
+                <w:bCs/>
+              </w:rPr>
+              <w:t xml:space="preserve"> </w:t>
+            </w:r>
+            <w:r>
+              <w:rPr>
+                <w:b/>
+                <w:bCs/>
+              </w:rPr>
+              <w:t xml:space="preserve">OF</w:t>
+            </w:r>
+            <w:r>
+              <w:rPr>
+                <w:b/>
+                <w:bCs/>
+              </w:rPr>
+              <w:t xml:space="preserve"> </w:t>
+            </w:r>
+            <w:r>
+              <w:rPr>
+                <w:b/>
+                <w:bCs/>
+              </w:rPr>
+              <w:t xml:space="preserve">MOTION</w:t>
+            </w:r>
+            <w:r>
+              <w:rPr>
+                <w:b/>
+                <w:bCs/>
+              </w:rPr>
+              <w:t xml:space="preserve"> </w:t>
+            </w:r>
+            <w:r>
+              <w:rPr>
+                <w:b/>
+                <w:bCs/>
+              </w:rPr>
+              <w:t xml:space="preserve">TO</w:t>
+            </w:r>
+            <w:r>
+              <w:rPr>
+                <w:b/>
+                <w:bCs/>
+              </w:rPr>
+              <w:t xml:space="preserve"> </w:t>
+            </w:r>
+            <w:r>
+              <w:rPr>
+                <w:b/>
+                <w:bCs/>
+              </w:rPr>
+              <w:t xml:space="preserve">DISMISS</w:t>
+            </w:r>
+            <w:r>
+              <w:rPr>
+                <w:b/>
+                <w:bCs/>
+              </w:rPr>
+              <w:t xml:space="preserve"> </w:t>
+            </w:r>
+            <w:r>
+              <w:rPr>
+                <w:b/>
+                <w:bCs/>
+              </w:rPr>
+              <w:t xml:space="preserve">AMENDED</w:t>
+            </w:r>
+            <w:r>
+              <w:rPr>
+                <w:b/>
+                <w:bCs/>
+              </w:rPr>
+              <w:t xml:space="preserve"> </w:t>
+            </w:r>
+            <w:r>
+              <w:rPr>
+                <w:b/>
+                <w:bCs/>
+              </w:rPr>
+              <w:t xml:space="preserve">COMPLAINT</w:t>
             </w:r>
           </w:p>
+        </w:tc>
+      </w:tr>
+    </w:tbl>
+    <w:tbl>
+      <w:tblPr>
+        <w:tblW w:w="9360" w:type="dxa"/>
+        <w:tblLayout w:type="fixed"/>
+        <w:tblCellMar>
+          <w:top w:w="0" w:type="dxa"/>
+          <w:left w:w="0" w:type="dxa"/>
+          <w:bottom w:w="0" w:type="dxa"/>
+          <w:right w:w="0" w:type="dxa"/>
+        </w:tblCellMar>
+        <w:tblLook w:val="0000" w:firstRow="0" w:lastRow="0" w:firstColumn="0" w:lastColumn="0" w:noHBand="0" w:noVBand="0"/>
+      </w:tblPr>
+      <w:tblGrid>
+        <w:gridCol w:w="4680"/>
+        <w:gridCol w:w="4680"/>
+      </w:tblGrid>
+      <w:tr>
+        <w:trPr>
+          <w:cantSplit/>
+        </w:trPr>
+        <w:tc>
+          <w:tcPr>
+            <w:tcW w:w="4680" w:type="dxa"/>
+          </w:tcPr>
           <w:p>
             <w:pPr>
-              <w:spacing w:before="216" w:after="0" w:line="276" w:lineRule="exact"/>
-              <w:ind w:left="0" w:firstLine="0"/>
-              <w:jc w:val="center"/>
+              <w:pBdr>
+                <w:top w:val="single" w:sz="6" w:space="0" w:color="000000"/>
+              </w:pBdr>
+              <w:spacing w:before="0" w:after="0" w:line="1" w:lineRule="exact"/>
             </w:pPr>
-            <w:r>
-              <w:t xml:space="preserve">)</w:t>
-            </w:r>
-          </w:p>
-          <w:p>
-            <w:pPr>
-              <w:spacing w:before="216" w:after="0" w:line="276" w:lineRule="exact"/>
-              <w:ind w:left="0" w:firstLine="0"/>
-              <w:jc w:val="center"/>
-            </w:pPr>
-            <w:r>
-              <w:t xml:space="preserve">)</w:t>
-            </w:r>
-          </w:p>
-          <w:p>
-            <w:pPr>
-              <w:spacing w:before="216" w:after="0" w:line="276" w:lineRule="exact"/>
-              <w:ind w:left="0" w:firstLine="0"/>
-              <w:jc w:val="center"/>
-            </w:pPr>
-            <w:r>
-              <w:t xml:space="preserve">)</w:t>
-            </w:r>
-          </w:p>
-          <w:p>
-            <w:pPr>
-              <w:spacing w:before="216" w:after="0" w:line="276" w:lineRule="exact"/>
-              <w:ind w:left="0" w:firstLine="0"/>
-              <w:jc w:val="center"/>
-            </w:pPr>
-            <w:r>
-              <w:t xml:space="preserve">)</w:t>
-            </w:r>
           </w:p>
         </w:tc>
         <w:tc>
           <w:tcPr>
-            <w:tcW w:w="3744" w:type="dxa"/>
+            <w:tcW w:w="4680" w:type="dxa"/>
           </w:tcPr>
           <w:p>
             <w:pPr>
-              <w:spacing w:before="0" w:after="0" w:line="276" w:lineRule="exact"/>
-              <w:ind w:left="0" w:firstLine="0"/>
-              <w:jc w:val="left"/>
+              <w:spacing w:before="0" w:after="0" w:line="1" w:lineRule="exact"/>
             </w:pPr>
-            <w:r>
-              <w:t xml:space="preserve">CASE</w:t>
-            </w:r>
-            <w:r>
-              <w:t xml:space="preserve"> </w:t>
-            </w:r>
-            <w:r>
-              <w:t xml:space="preserve">NO.:</w:t>
-            </w:r>
-            <w:r>
-              <w:t xml:space="preserve"> </w:t>
-            </w:r>
-            <w:r>
-              <w:t xml:space="preserve">2:25-cv</w:t>
-              <w:noBreakHyphen/>
-              <w:t xml:space="preserve">08752-DCN</w:t>
-            </w:r>
           </w:p>
         </w:tc>
       </w:tr>
     </w:tbl>
     <w:p>
       <w:pPr>
-        <w:keepNext/>
-        <w:keepLines/>
-        <w:spacing w:before="360" w:after="288" w:line="276" w:lineRule="exact"/>
-        <w:ind w:left="0" w:firstLine="0"/>
-        <w:jc w:val="center"/>
-      </w:pPr>
-      <w:r>
-        <w:rPr>
-          <w:b/>
-          <w:bCs/>
-        </w:rPr>
-        <w:t xml:space="preserve">DEFENDANT’S</w:t>
-      </w:r>
-      <w:r>
-        <w:rPr>
-          <w:b/>
-          <w:bCs/>
-        </w:rPr>
-        <w:t xml:space="preserve"> </w:t>
-      </w:r>
-      <w:r>
-        <w:rPr>
-          <w:b/>
-          <w:bCs/>
-        </w:rPr>
-        <w:t xml:space="preserve">MEMORANDUM</w:t>
-      </w:r>
-      <w:r>
-        <w:rPr>
-          <w:b/>
-          <w:bCs/>
-        </w:rPr>
-        <w:t xml:space="preserve"> </w:t>
-      </w:r>
-      <w:r>
-        <w:rPr>
-          <w:b/>
-          <w:bCs/>
-        </w:rPr>
-        <w:t xml:space="preserve">IN</w:t>
-      </w:r>
-      <w:r>
-        <w:rPr>
-          <w:b/>
-          <w:bCs/>
-        </w:rPr>
-        <w:t xml:space="preserve"> </w:t>
-      </w:r>
-      <w:r>
-        <w:rPr>
-          <w:b/>
-          <w:bCs/>
-        </w:rPr>
-        <w:t xml:space="preserve">SUPPORT</w:t>
-      </w:r>
-      <w:r>
-        <w:rPr>
-          <w:b/>
-          <w:bCs/>
-        </w:rPr>
-        <w:t xml:space="preserve"> </w:t>
-      </w:r>
-      <w:r>
-        <w:rPr>
-          <w:b/>
-          <w:bCs/>
-        </w:rPr>
-        <w:t xml:space="preserve">OF</w:t>
-      </w:r>
-      <w:r>
-        <w:rPr>
-          <w:b/>
-          <w:bCs/>
-        </w:rPr>
-        <w:t xml:space="preserve"> </w:t>
-      </w:r>
-      <w:r>
-        <w:rPr>
-          <w:b/>
-          <w:bCs/>
-        </w:rPr>
-        <w:t xml:space="preserve">MOTION</w:t>
-      </w:r>
-      <w:r>
-        <w:rPr>
-          <w:b/>
-          <w:bCs/>
-        </w:rPr>
-        <w:t xml:space="preserve"> </w:t>
-      </w:r>
-      <w:r>
-        <w:rPr>
-          <w:b/>
-          <w:bCs/>
-        </w:rPr>
-        <w:t xml:space="preserve">TO</w:t>
-      </w:r>
-      <w:r>
-        <w:rPr>
-          <w:b/>
-          <w:bCs/>
-        </w:rPr>
-        <w:t xml:space="preserve"> </w:t>
-      </w:r>
-      <w:r>
-        <w:rPr>
-          <w:b/>
-          <w:bCs/>
-        </w:rPr>
-        <w:t xml:space="preserve">DISMISS</w:t>
-      </w:r>
-      <w:r>
-        <w:rPr>
-          <w:b/>
-          <w:bCs/>
-        </w:rPr>
-        <w:t xml:space="preserve"> </w:t>
-      </w:r>
-      <w:r>
-        <w:rPr>
-          <w:b/>
-          <w:bCs/>
-        </w:rPr>
-        <w:t xml:space="preserve">AMENDED</w:t>
-      </w:r>
-      <w:r>
-        <w:rPr>
-          <w:b/>
-          <w:bCs/>
-        </w:rPr>
-        <w:t xml:space="preserve"> </w:t>
-      </w:r>
-      <w:r>
-        <w:rPr>
-          <w:b/>
-          <w:bCs/>
-        </w:rPr>
-        <w:t xml:space="preserve">COMPLAINT</w:t>
-      </w:r>
+        <w:spacing w:before="0" w:after="0" w:line="288" w:lineRule="exact"/>
+      </w:pPr>
     </w:p>
     <w:p>
       <w:pPr>
@@ -464,7 +598,6 @@
     </w:p>
     <w:p>
       <w:pPr>
-        <w:pStyle w:val="Heading2"/>
         <w:keepNext/>
         <w:keepLines/>
         <w:spacing w:before="288" w:after="216" w:line="276" w:lineRule="exact"/>
@@ -522,7 +655,6 @@
     </w:p>
     <w:p>
       <w:pPr>
-        <w:pStyle w:val="Heading2"/>
         <w:keepNext/>
         <w:keepLines/>
         <w:spacing w:before="288" w:after="216" w:line="276" w:lineRule="exact"/>
@@ -553,7 +685,6 @@
     </w:p>
     <w:p>
       <w:pPr>
-        <w:pStyle w:val="Heading3"/>
         <w:keepNext/>
         <w:keepLines/>
         <w:spacing w:before="240" w:after="216" w:line="276" w:lineRule="exact"/>
@@ -683,7 +814,7 @@
         <w:t xml:space="preserve">Bell Atlantic Corp. v. Twombly</w:t>
       </w:r>
       <w:r>
-        <w:t xml:space="preserve">, 550 U.S. 544, 570 (2007), and must “allow[ ] the court to draw the reasonable inference that the defendant is liable for the misconduct alleged,”</w:t>
+        <w:t xml:space="preserve">, 550 U.S. 544, 570 (2007), and must “allow[ ⁠] the court to draw the reasonable inference that the defendant is liable for the misconduct alleged,”</w:t>
       </w:r>
       <w:r>
         <w:t xml:space="preserve"> </w:t>
@@ -709,7 +840,7 @@
         <w:t xml:space="preserve">Erickson v. Pardus</w:t>
       </w:r>
       <w:r>
-        <w:t xml:space="preserve">, 551 U.S. 89, 94 (2007). However, “when the allegations in a complaint, however true, could not raise a claim of entitlement to relief, this basic deficiency should . . . be exposed at the point of minimum expenditure of time and money by the parties and the court.</w:t>
+        <w:t xml:space="preserve">, 551 U.S. 89, 94 (2007). However, “when the allegations in a complaint, however true, could not raise a claim of entitlement to relief, this basic deficiency should ⁠. ⁠. ⁠. be exposed at the point of minimum expenditure of time and money by the parties and the court.</w:t>
       </w:r>
       <w:r>
         <w:t xml:space="preserve"> </w:t>
@@ -740,7 +871,6 @@
     </w:p>
     <w:p>
       <w:pPr>
-        <w:pStyle w:val="Heading3"/>
         <w:keepNext/>
         <w:keepLines/>
         <w:spacing w:before="240" w:after="216" w:line="276" w:lineRule="exact"/>
@@ -925,10 +1055,10 @@
     </w:p>
     <w:p>
       <w:pPr>
-        <w:pStyle w:val="BlockText"/>
-      </w:pPr>
-      <w:r>
-        <w:t xml:space="preserve">The multiple purposes of Rule 9(b), namely, of providing notice to a defendant of its alleged misconduct, of preventing frivolous suits, of “eliminat[ing] fraud actions in which all the facts are learned after discovery,” and of “protect[ing] defendants from harm to their goodwill and reputation,” are as applicable in cases brought under the Act as they are in other fraud cases. Indeed, such purposes may apply with particular force in the context of the Act, given the potential consequences flowing from allegations of fraud by companies who transact business with the government. Moreover, we have emphasized that a claim brought under the Act that “rest[s] primarily on facts learned through the costly process of discovery . . . is precisely what Rule 9(b) seeks to prevent.”</w:t>
+        <w:pStyle w:val="XdQuoteOnly"/>
+      </w:pPr>
+      <w:r>
+        <w:t xml:space="preserve">The multiple purposes of Rule 9(b), namely, of providing notice to a defendant of its alleged misconduct, of preventing frivolous suits, of “eliminat[ing] fraud actions in which all the facts are learned after discovery,” and of “protect[ing] defendants from harm to their goodwill and reputation,” are as applicable in cases brought under the Act as they are in other fraud cases. Indeed, such purposes may apply with particular force in the context of the Act, given the potential consequences flowing from allegations of fraud by companies who transact business with the government. Moreover, we have emphasized that a claim brought under the Act that “rest[s] primarily on facts learned through the costly process of discovery ⁠. ⁠. ⁠. is precisely what Rule 9(b) seeks to prevent.”</w:t>
       </w:r>
     </w:p>
     <w:p>
@@ -961,7 +1091,6 @@
     </w:p>
     <w:p>
       <w:pPr>
-        <w:pStyle w:val="Heading2"/>
         <w:keepNext/>
         <w:keepLines/>
         <w:spacing w:before="288" w:after="216" w:line="276" w:lineRule="exact"/>
@@ -978,7 +1107,6 @@
     </w:p>
     <w:p>
       <w:pPr>
-        <w:pStyle w:val="Heading3"/>
         <w:keepNext/>
         <w:keepLines/>
         <w:spacing w:before="240" w:after="216" w:line="276" w:lineRule="exact"/>
@@ -1267,7 +1395,7 @@
         <w:t xml:space="preserve">Id.</w:t>
       </w:r>
       <w:r>
-        <w:t xml:space="preserve">, ¶¶ 27, 29)</w:t>
+        <w:t xml:space="preserve">, ¶¶ 27, 29)</w:t>
       </w:r>
     </w:p>
     <w:p>
@@ -1295,19 +1423,7 @@
         <w:t xml:space="preserve">Id.</w:t>
       </w:r>
       <w:r>
-        <w:t xml:space="preserve">, ¶¶ 40, 42</w:t>
-      </w:r>
-      <w:r>
-        <w:noBreakHyphen/>
-      </w:r>
-      <w:r>
-        <w:t xml:space="preserve">43) Also in relation to the D23SP project, Plaintiff alleges that Charleston Stage was wrongfully paid $221,000 of federal funding because: 1) the contract with Charleston Stage did not follow proper procurement procedures; and 2) the funds were used for “general school enrichment activities rather than their intended purpose of COVID</w:t>
-      </w:r>
-      <w:r>
-        <w:noBreakHyphen/>
-      </w:r>
-      <w:r>
-        <w:t xml:space="preserve">19 recovery.” (</w:t>
+        <w:t xml:space="preserve">, ¶¶ 40, 42-⁠43) Also in relation to the D23SP project, Plaintiff alleges that Charleston Stage was wrongfully paid $221,000 of federal funding because: 1) the contract with Charleston Stage did not follow proper procurement procedures; and 2) the funds were used for “general school enrichment activities rather than their intended purpose of COVID-⁠19 recovery.” (</w:t>
       </w:r>
       <w:r>
         <w:rPr>
@@ -1355,13 +1471,7 @@
         <w:t xml:space="preserve">Id.</w:t>
       </w:r>
       <w:r>
-        <w:t xml:space="preserve">, ¶¶ 46</w:t>
-      </w:r>
-      <w:r>
-        <w:noBreakHyphen/>
-      </w:r>
-      <w:r>
-        <w:t xml:space="preserve">47) The Amended Complaint does not tie the allegations related to the D20PCP project to the submission of a claim, that was false or fraudulent, and that resulted in the government’s payment of money to the District.</w:t>
+        <w:t xml:space="preserve">, ¶¶ 46-⁠47) The Amended Complaint does not tie the allegations related to the D20PCP project to the submission of a claim, that was false or fraudulent, and that resulted in the government’s payment of money to the District.</w:t>
       </w:r>
     </w:p>
     <w:p>
@@ -1497,7 +1607,6 @@
     </w:p>
     <w:p>
       <w:pPr>
-        <w:pStyle w:val="Heading2"/>
         <w:keepNext/>
         <w:keepLines/>
         <w:spacing w:before="288" w:after="216" w:line="276" w:lineRule="exact"/>
@@ -1514,11 +1623,18 @@
     </w:p>
     <w:p>
       <w:pPr>
-        <w:pStyle w:val="BodyText"/>
+        <w:pStyle w:val="BodyTextKeep"/>
       </w:pPr>
       <w:r>
         <w:t xml:space="preserve">For the foregoing reasons, the Charleston County School District asks this Court to grant its Motion to Dismiss and to dismiss the Amended Complaint in its entirety and with prejudice.</w:t>
       </w:r>
+    </w:p>
+    <w:p>
+      <w:pPr>
+        <w:keepNext/>
+        <w:keepLines/>
+        <w:spacing w:before="0" w:after="0" w:line="360" w:lineRule="exact"/>
+      </w:pPr>
     </w:p>
     <w:tbl>
       <w:tblPr>
@@ -1533,8 +1649,7 @@
         <w:tblLook w:val="0000" w:firstRow="0" w:lastRow="0" w:firstColumn="0" w:lastColumn="0" w:noHBand="0" w:noVBand="0"/>
       </w:tblPr>
       <w:tblGrid>
-        <w:gridCol w:w="4752"/>
-        <w:gridCol w:w="4608"/>
+        <w:gridCol w:w="9360"/>
       </w:tblGrid>
       <w:tr>
         <w:trPr>
@@ -1542,392 +1657,422 @@
         </w:trPr>
         <w:tc>
           <w:tcPr>
-            <w:tcW w:w="4752" w:type="dxa"/>
+            <w:tcW w:w="9360" w:type="dxa"/>
           </w:tcPr>
+          <w:tbl>
+            <w:tblPr>
+              <w:tblW w:w="9360" w:type="dxa"/>
+              <w:tblLayout w:type="fixed"/>
+              <w:tblCellMar>
+                <w:top w:w="0" w:type="dxa"/>
+                <w:left w:w="0" w:type="dxa"/>
+                <w:bottom w:w="0" w:type="dxa"/>
+                <w:right w:w="0" w:type="dxa"/>
+              </w:tblCellMar>
+              <w:tblLook w:val="0000" w:firstRow="0" w:lastRow="0" w:firstColumn="0" w:lastColumn="0" w:noHBand="0" w:noVBand="0"/>
+            </w:tblPr>
+            <w:tblGrid>
+              <w:gridCol w:w="4752"/>
+              <w:gridCol w:w="4608"/>
+            </w:tblGrid>
+            <w:tr>
+              <w:trPr>
+                <w:cantSplit/>
+              </w:trPr>
+              <w:tc>
+                <w:tcPr>
+                  <w:tcW w:w="4752" w:type="dxa"/>
+                </w:tcPr>
+                <w:p>
+                  <w:pPr>
+                    <w:spacing w:before="0" w:after="0" w:line="276" w:lineRule="exact"/>
+                    <w:ind w:left="0" w:firstLine="0"/>
+                    <w:jc w:val="left"/>
+                  </w:pPr>
+                  <w:r>
+                    <w:t xml:space="preserve">Charleston,</w:t>
+                  </w:r>
+                  <w:r>
+                    <w:t xml:space="preserve"> </w:t>
+                  </w:r>
+                  <w:r>
+                    <w:t xml:space="preserve">SC</w:t>
+                  </w:r>
+                </w:p>
+                <w:p>
+                  <w:pPr>
+                    <w:spacing w:before="0" w:after="0" w:line="276" w:lineRule="exact"/>
+                    <w:ind w:left="0" w:firstLine="0"/>
+                    <w:jc w:val="left"/>
+                  </w:pPr>
+                  <w:r>
+                    <w:t xml:space="preserve">August</w:t>
+                  </w:r>
+                  <w:r>
+                    <w:t xml:space="preserve"> </w:t>
+                  </w:r>
+                  <w:r>
+                    <w:t xml:space="preserve">10,</w:t>
+                  </w:r>
+                  <w:r>
+                    <w:t xml:space="preserve"> </w:t>
+                  </w:r>
+                  <w:r>
+                    <w:t xml:space="preserve">2026</w:t>
+                  </w:r>
+                </w:p>
+              </w:tc>
+              <w:tc>
+                <w:tcPr>
+                  <w:tcW w:w="4608" w:type="dxa"/>
+                </w:tcPr>
+                <w:p>
+                  <w:pPr>
+                    <w:spacing w:before="0" w:after="0" w:line="276" w:lineRule="exact"/>
+                    <w:ind w:left="0" w:firstLine="0"/>
+                    <w:jc w:val="left"/>
+                  </w:pPr>
+                  <w:r>
+                    <w:t xml:space="preserve">SAXTON</w:t>
+                  </w:r>
+                  <w:r>
+                    <w:t xml:space="preserve"> </w:t>
+                  </w:r>
+                  <w:r>
+                    <w:t xml:space="preserve">AND</w:t>
+                  </w:r>
+                  <w:r>
+                    <w:t xml:space="preserve"> </w:t>
+                  </w:r>
+                  <w:r>
+                    <w:t xml:space="preserve">STUMP</w:t>
+                  </w:r>
+                </w:p>
+                <w:p>
+                  <w:pPr>
+                    <w:spacing w:before="276" w:after="0" w:line="276" w:lineRule="exact"/>
+                    <w:ind w:left="0" w:firstLine="0"/>
+                    <w:jc w:val="left"/>
+                  </w:pPr>
+                  <w:r>
+                    <w:t xml:space="preserve">By:</w:t>
+                  </w:r>
+                  <w:r>
+                    <w:t xml:space="preserve"> ⁠</w:t>
+                  </w:r>
+                  <w:r>
+                    <w:t xml:space="preserve">/s/</w:t>
+                  </w:r>
+                  <w:r>
+                    <w:t xml:space="preserve"> </w:t>
+                  </w:r>
+                  <w:r>
+                    <w:t xml:space="preserve">Elizabeth</w:t>
+                  </w:r>
+                  <w:r>
+                    <w:t xml:space="preserve"> </w:t>
+                  </w:r>
+                  <w:r>
+                    <w:t xml:space="preserve">Palmer</w:t>
+                  </w:r>
+                </w:p>
+                <w:p>
+                  <w:pPr>
+                    <w:spacing w:before="0" w:after="0" w:line="276" w:lineRule="exact"/>
+                    <w:ind w:left="0" w:firstLine="0"/>
+                    <w:jc w:val="left"/>
+                  </w:pPr>
+                  <w:r>
+                    <w:t xml:space="preserve">Alice</w:t>
+                  </w:r>
+                  <w:r>
+                    <w:t xml:space="preserve"> </w:t>
+                  </w:r>
+                  <w:r>
+                    <w:t xml:space="preserve">F.</w:t>
+                  </w:r>
+                  <w:r>
+                    <w:t xml:space="preserve"> </w:t>
+                  </w:r>
+                  <w:r>
+                    <w:t xml:space="preserve">Paylor,</w:t>
+                  </w:r>
+                  <w:r>
+                    <w:t xml:space="preserve"> </w:t>
+                  </w:r>
+                  <w:r>
+                    <w:t xml:space="preserve">District</w:t>
+                  </w:r>
+                  <w:r>
+                    <w:t xml:space="preserve"> </w:t>
+                  </w:r>
+                  <w:r>
+                    <w:t xml:space="preserve">Court</w:t>
+                  </w:r>
+                  <w:r>
+                    <w:t xml:space="preserve"> </w:t>
+                  </w:r>
+                  <w:r>
+                    <w:t xml:space="preserve">ID</w:t>
+                  </w:r>
+                  <w:r>
+                    <w:t xml:space="preserve"> </w:t>
+                  </w:r>
+                  <w:r>
+                    <w:t xml:space="preserve">#4017</w:t>
+                  </w:r>
+                </w:p>
+                <w:p>
+                  <w:pPr>
+                    <w:spacing w:before="0" w:after="0" w:line="276" w:lineRule="exact"/>
+                    <w:ind w:left="0" w:firstLine="0"/>
+                    <w:jc w:val="left"/>
+                  </w:pPr>
+                  <w:r>
+                    <w:t xml:space="preserve">Isabelle</w:t>
+                  </w:r>
+                  <w:r>
+                    <w:t xml:space="preserve"> </w:t>
+                  </w:r>
+                  <w:r>
+                    <w:t xml:space="preserve">S.</w:t>
+                  </w:r>
+                  <w:r>
+                    <w:t xml:space="preserve"> </w:t>
+                  </w:r>
+                  <w:r>
+                    <w:t xml:space="preserve">Young,</w:t>
+                  </w:r>
+                  <w:r>
+                    <w:t xml:space="preserve"> </w:t>
+                  </w:r>
+                  <w:r>
+                    <w:t xml:space="preserve">District</w:t>
+                  </w:r>
+                  <w:r>
+                    <w:t xml:space="preserve"> </w:t>
+                  </w:r>
+                  <w:r>
+                    <w:t xml:space="preserve">Court</w:t>
+                  </w:r>
+                  <w:r>
+                    <w:t xml:space="preserve"> </w:t>
+                  </w:r>
+                  <w:r>
+                    <w:t xml:space="preserve">ID</w:t>
+                  </w:r>
+                  <w:r>
+                    <w:t xml:space="preserve"> </w:t>
+                  </w:r>
+                  <w:r>
+                    <w:t xml:space="preserve">#14209</w:t>
+                  </w:r>
+                </w:p>
+                <w:p>
+                  <w:pPr>
+                    <w:spacing w:before="0" w:after="0" w:line="276" w:lineRule="exact"/>
+                    <w:ind w:left="0" w:firstLine="0"/>
+                    <w:jc w:val="left"/>
+                  </w:pPr>
+                  <w:r>
+                    <w:t xml:space="preserve">Elizabeth</w:t>
+                  </w:r>
+                  <w:r>
+                    <w:t xml:space="preserve"> </w:t>
+                  </w:r>
+                  <w:r>
+                    <w:t xml:space="preserve">Palmer,</w:t>
+                  </w:r>
+                  <w:r>
+                    <w:t xml:space="preserve"> </w:t>
+                  </w:r>
+                  <w:r>
+                    <w:t xml:space="preserve">District</w:t>
+                  </w:r>
+                  <w:r>
+                    <w:t xml:space="preserve"> </w:t>
+                  </w:r>
+                  <w:r>
+                    <w:t xml:space="preserve">Court</w:t>
+                  </w:r>
+                  <w:r>
+                    <w:t xml:space="preserve"> </w:t>
+                  </w:r>
+                  <w:r>
+                    <w:t xml:space="preserve">ID</w:t>
+                  </w:r>
+                  <w:r>
+                    <w:t xml:space="preserve"> </w:t>
+                  </w:r>
+                  <w:r>
+                    <w:t xml:space="preserve">#</w:t>
+                  </w:r>
+                  <w:r>
+                    <w:t xml:space="preserve"> </w:t>
+                  </w:r>
+                  <w:r>
+                    <w:t xml:space="preserve">9716</w:t>
+                  </w:r>
+                </w:p>
+                <w:p>
+                  <w:pPr>
+                    <w:spacing w:before="144" w:after="0" w:line="276" w:lineRule="exact"/>
+                    <w:ind w:left="0" w:firstLine="0"/>
+                    <w:jc w:val="left"/>
+                  </w:pPr>
+                  <w:r>
+                    <w:t xml:space="preserve">Saxton</w:t>
+                  </w:r>
+                  <w:r>
+                    <w:t xml:space="preserve"> </w:t>
+                  </w:r>
+                  <w:r>
+                    <w:t xml:space="preserve">&amp;</w:t>
+                  </w:r>
+                  <w:r>
+                    <w:t xml:space="preserve"> </w:t>
+                  </w:r>
+                  <w:r>
+                    <w:t xml:space="preserve">Stump,</w:t>
+                  </w:r>
+                  <w:r>
+                    <w:t xml:space="preserve"> </w:t>
+                  </w:r>
+                  <w:r>
+                    <w:t xml:space="preserve">LLC</w:t>
+                  </w:r>
+                </w:p>
+                <w:p>
+                  <w:pPr>
+                    <w:spacing w:before="0" w:after="0" w:line="276" w:lineRule="exact"/>
+                    <w:ind w:left="0" w:firstLine="0"/>
+                    <w:jc w:val="left"/>
+                  </w:pPr>
+                  <w:r>
+                    <w:t xml:space="preserve">151</w:t>
+                  </w:r>
+                  <w:r>
+                    <w:t xml:space="preserve"> </w:t>
+                  </w:r>
+                  <w:r>
+                    <w:t xml:space="preserve">Meeting</w:t>
+                  </w:r>
+                  <w:r>
+                    <w:t xml:space="preserve"> </w:t>
+                  </w:r>
+                  <w:r>
+                    <w:t xml:space="preserve">Street,</w:t>
+                  </w:r>
+                  <w:r>
+                    <w:t xml:space="preserve"> </w:t>
+                  </w:r>
+                  <w:r>
+                    <w:t xml:space="preserve">Suite</w:t>
+                  </w:r>
+                  <w:r>
+                    <w:t xml:space="preserve"> </w:t>
+                  </w:r>
+                  <w:r>
+                    <w:t xml:space="preserve">400</w:t>
+                  </w:r>
+                </w:p>
+                <w:p>
+                  <w:pPr>
+                    <w:spacing w:before="0" w:after="0" w:line="276" w:lineRule="exact"/>
+                    <w:ind w:left="0" w:firstLine="0"/>
+                    <w:jc w:val="left"/>
+                  </w:pPr>
+                  <w:r>
+                    <w:t xml:space="preserve">Charleston,</w:t>
+                  </w:r>
+                  <w:r>
+                    <w:t xml:space="preserve"> </w:t>
+                  </w:r>
+                  <w:r>
+                    <w:t xml:space="preserve">SC</w:t>
+                  </w:r>
+                  <w:r>
+                    <w:t xml:space="preserve"> </w:t>
+                  </w:r>
+                  <w:r>
+                    <w:t xml:space="preserve">29401</w:t>
+                  </w:r>
+                </w:p>
+                <w:p>
+                  <w:pPr>
+                    <w:spacing w:before="0" w:after="0" w:line="276" w:lineRule="exact"/>
+                    <w:ind w:left="0" w:firstLine="0"/>
+                    <w:jc w:val="left"/>
+                  </w:pPr>
+                  <w:r>
+                    <w:t xml:space="preserve">(843)</w:t>
+                  </w:r>
+                  <w:r>
+                    <w:t xml:space="preserve"> </w:t>
+                  </w:r>
+                  <w:r>
+                    <w:t xml:space="preserve">414-⁠5080</w:t>
+                  </w:r>
+                </w:p>
+                <w:p>
+                  <w:pPr>
+                    <w:spacing w:before="0" w:after="0" w:line="276" w:lineRule="exact"/>
+                    <w:ind w:left="0" w:firstLine="0"/>
+                    <w:jc w:val="left"/>
+                  </w:pPr>
+                  <w:r>
+                    <w:t xml:space="preserve">afp@saxtonstump.com</w:t>
+                  </w:r>
+                </w:p>
+                <w:p>
+                  <w:pPr>
+                    <w:spacing w:before="0" w:after="0" w:line="276" w:lineRule="exact"/>
+                    <w:ind w:left="0" w:firstLine="0"/>
+                    <w:jc w:val="left"/>
+                  </w:pPr>
+                  <w:r>
+                    <w:t xml:space="preserve">iyoung@saxtonstump.com</w:t>
+                  </w:r>
+                </w:p>
+                <w:p>
+                  <w:pPr>
+                    <w:spacing w:before="0" w:after="0" w:line="276" w:lineRule="exact"/>
+                    <w:ind w:left="0" w:firstLine="0"/>
+                    <w:jc w:val="left"/>
+                  </w:pPr>
+                  <w:r>
+                    <w:t xml:space="preserve">ep@saxtonstump.com</w:t>
+                  </w:r>
+                </w:p>
+                <w:p>
+                  <w:pPr>
+                    <w:spacing w:before="0" w:after="0" w:line="276" w:lineRule="exact"/>
+                    <w:ind w:left="0" w:firstLine="0"/>
+                    <w:jc w:val="left"/>
+                  </w:pPr>
+                  <w:r>
+                    <w:t xml:space="preserve">ATTORNEYS</w:t>
+                  </w:r>
+                  <w:r>
+                    <w:t xml:space="preserve"> </w:t>
+                  </w:r>
+                  <w:r>
+                    <w:t xml:space="preserve">FOR</w:t>
+                  </w:r>
+                  <w:r>
+                    <w:t xml:space="preserve"> </w:t>
+                  </w:r>
+                  <w:r>
+                    <w:t xml:space="preserve">DEFENDANT</w:t>
+                  </w:r>
+                </w:p>
+              </w:tc>
+            </w:tr>
+          </w:tbl>
           <w:p>
             <w:pPr>
-              <w:spacing w:before="360" w:after="0" w:line="276" w:lineRule="exact"/>
-              <w:ind w:left="0" w:firstLine="0"/>
-              <w:jc w:val="left"/>
+              <w:spacing w:before="0" w:after="0" w:line="1" w:lineRule="exact"/>
             </w:pPr>
-            <w:r>
-              <w:t xml:space="preserve">Charleston,</w:t>
-            </w:r>
-            <w:r>
-              <w:t xml:space="preserve"> </w:t>
-            </w:r>
-            <w:r>
-              <w:t xml:space="preserve">SC</w:t>
-            </w:r>
-          </w:p>
-          <w:p>
-            <w:pPr>
-              <w:spacing w:before="0" w:after="0" w:line="276" w:lineRule="exact"/>
-              <w:ind w:left="0" w:firstLine="0"/>
-              <w:jc w:val="left"/>
-            </w:pPr>
-            <w:r>
-              <w:t xml:space="preserve">August</w:t>
-            </w:r>
-            <w:r>
-              <w:t xml:space="preserve"> </w:t>
-            </w:r>
-            <w:r>
-              <w:t xml:space="preserve">10,</w:t>
-            </w:r>
-            <w:r>
-              <w:t xml:space="preserve"> </w:t>
-            </w:r>
-            <w:r>
-              <w:t xml:space="preserve">2026</w:t>
-            </w:r>
-          </w:p>
-        </w:tc>
-        <w:tc>
-          <w:tcPr>
-            <w:tcW w:w="4608" w:type="dxa"/>
-          </w:tcPr>
-          <w:p>
-            <w:pPr>
-              <w:spacing w:before="360" w:after="0" w:line="276" w:lineRule="exact"/>
-              <w:ind w:left="0" w:firstLine="0"/>
-              <w:jc w:val="left"/>
-            </w:pPr>
-            <w:r>
-              <w:t xml:space="preserve">SAXTON</w:t>
-            </w:r>
-            <w:r>
-              <w:t xml:space="preserve"> </w:t>
-            </w:r>
-            <w:r>
-              <w:t xml:space="preserve">AND</w:t>
-            </w:r>
-            <w:r>
-              <w:t xml:space="preserve"> </w:t>
-            </w:r>
-            <w:r>
-              <w:t xml:space="preserve">STUMP</w:t>
-            </w:r>
-          </w:p>
-          <w:p>
-            <w:pPr>
-              <w:spacing w:before="276" w:after="0" w:line="276" w:lineRule="exact"/>
-              <w:ind w:left="0" w:firstLine="0"/>
-              <w:jc w:val="left"/>
-            </w:pPr>
-            <w:r>
-              <w:t xml:space="preserve">By:</w:t>
-            </w:r>
-            <w:r>
-              <w:t xml:space="preserve"> </w:t>
-            </w:r>
-            <w:r>
-              <w:t xml:space="preserve">/​s/</w:t>
-            </w:r>
-            <w:r>
-              <w:t xml:space="preserve"> </w:t>
-            </w:r>
-            <w:r>
-              <w:t xml:space="preserve">Elizabeth</w:t>
-            </w:r>
-            <w:r>
-              <w:t xml:space="preserve"> </w:t>
-            </w:r>
-            <w:r>
-              <w:t xml:space="preserve">Palmer</w:t>
-            </w:r>
-          </w:p>
-          <w:p>
-            <w:pPr>
-              <w:spacing w:before="0" w:after="0" w:line="276" w:lineRule="exact"/>
-              <w:ind w:left="0" w:firstLine="0"/>
-              <w:jc w:val="left"/>
-            </w:pPr>
-            <w:r>
-              <w:t xml:space="preserve">Alice</w:t>
-            </w:r>
-            <w:r>
-              <w:t xml:space="preserve"> </w:t>
-            </w:r>
-            <w:r>
-              <w:t xml:space="preserve">F.</w:t>
-            </w:r>
-            <w:r>
-              <w:t xml:space="preserve"> </w:t>
-            </w:r>
-            <w:r>
-              <w:t xml:space="preserve">Paylor,</w:t>
-            </w:r>
-            <w:r>
-              <w:t xml:space="preserve"> </w:t>
-            </w:r>
-            <w:r>
-              <w:t xml:space="preserve">District</w:t>
-            </w:r>
-            <w:r>
-              <w:t xml:space="preserve"> </w:t>
-            </w:r>
-            <w:r>
-              <w:t xml:space="preserve">Court</w:t>
-            </w:r>
-            <w:r>
-              <w:t xml:space="preserve"> </w:t>
-            </w:r>
-            <w:r>
-              <w:t xml:space="preserve">ID</w:t>
-            </w:r>
-            <w:r>
-              <w:t xml:space="preserve"> </w:t>
-            </w:r>
-            <w:r>
-              <w:t xml:space="preserve">#4017</w:t>
-            </w:r>
-          </w:p>
-          <w:p>
-            <w:pPr>
-              <w:spacing w:before="0" w:after="0" w:line="276" w:lineRule="exact"/>
-              <w:ind w:left="0" w:firstLine="0"/>
-              <w:jc w:val="left"/>
-            </w:pPr>
-            <w:r>
-              <w:t xml:space="preserve">Isabelle</w:t>
-            </w:r>
-            <w:r>
-              <w:t xml:space="preserve"> </w:t>
-            </w:r>
-            <w:r>
-              <w:t xml:space="preserve">S.</w:t>
-            </w:r>
-            <w:r>
-              <w:t xml:space="preserve"> </w:t>
-            </w:r>
-            <w:r>
-              <w:t xml:space="preserve">Young,</w:t>
-            </w:r>
-            <w:r>
-              <w:t xml:space="preserve"> </w:t>
-            </w:r>
-            <w:r>
-              <w:t xml:space="preserve">District</w:t>
-            </w:r>
-            <w:r>
-              <w:t xml:space="preserve"> </w:t>
-            </w:r>
-            <w:r>
-              <w:t xml:space="preserve">Court</w:t>
-            </w:r>
-            <w:r>
-              <w:t xml:space="preserve"> </w:t>
-            </w:r>
-            <w:r>
-              <w:t xml:space="preserve">ID</w:t>
-            </w:r>
-            <w:r>
-              <w:t xml:space="preserve"> </w:t>
-            </w:r>
-            <w:r>
-              <w:t xml:space="preserve">#14209</w:t>
-            </w:r>
-          </w:p>
-          <w:p>
-            <w:pPr>
-              <w:spacing w:before="0" w:after="0" w:line="276" w:lineRule="exact"/>
-              <w:ind w:left="0" w:firstLine="0"/>
-              <w:jc w:val="left"/>
-            </w:pPr>
-            <w:r>
-              <w:t xml:space="preserve">Elizabeth</w:t>
-            </w:r>
-            <w:r>
-              <w:t xml:space="preserve"> </w:t>
-            </w:r>
-            <w:r>
-              <w:t xml:space="preserve">Palmer,</w:t>
-            </w:r>
-            <w:r>
-              <w:t xml:space="preserve"> </w:t>
-            </w:r>
-            <w:r>
-              <w:t xml:space="preserve">District</w:t>
-            </w:r>
-            <w:r>
-              <w:t xml:space="preserve"> </w:t>
-            </w:r>
-            <w:r>
-              <w:t xml:space="preserve">Court</w:t>
-            </w:r>
-            <w:r>
-              <w:t xml:space="preserve"> </w:t>
-            </w:r>
-            <w:r>
-              <w:t xml:space="preserve">ID</w:t>
-            </w:r>
-            <w:r>
-              <w:t xml:space="preserve"> </w:t>
-            </w:r>
-            <w:r>
-              <w:t xml:space="preserve">#</w:t>
-            </w:r>
-            <w:r>
-              <w:t xml:space="preserve"> </w:t>
-            </w:r>
-            <w:r>
-              <w:t xml:space="preserve">9716</w:t>
-            </w:r>
-          </w:p>
-          <w:p>
-            <w:pPr>
-              <w:spacing w:before="144" w:after="0" w:line="276" w:lineRule="exact"/>
-              <w:ind w:left="0" w:firstLine="0"/>
-              <w:jc w:val="left"/>
-            </w:pPr>
-            <w:r>
-              <w:t xml:space="preserve">Saxton</w:t>
-            </w:r>
-            <w:r>
-              <w:t xml:space="preserve"> </w:t>
-            </w:r>
-            <w:r>
-              <w:t xml:space="preserve">&amp;</w:t>
-            </w:r>
-            <w:r>
-              <w:t xml:space="preserve"> </w:t>
-            </w:r>
-            <w:r>
-              <w:t xml:space="preserve">Stump,</w:t>
-            </w:r>
-            <w:r>
-              <w:t xml:space="preserve"> </w:t>
-            </w:r>
-            <w:r>
-              <w:t xml:space="preserve">LLC</w:t>
-            </w:r>
-          </w:p>
-          <w:p>
-            <w:pPr>
-              <w:spacing w:before="0" w:after="0" w:line="276" w:lineRule="exact"/>
-              <w:ind w:left="0" w:firstLine="0"/>
-              <w:jc w:val="left"/>
-            </w:pPr>
-            <w:r>
-              <w:t xml:space="preserve">151</w:t>
-            </w:r>
-            <w:r>
-              <w:t xml:space="preserve"> </w:t>
-            </w:r>
-            <w:r>
-              <w:t xml:space="preserve">Meeting</w:t>
-            </w:r>
-            <w:r>
-              <w:t xml:space="preserve"> </w:t>
-            </w:r>
-            <w:r>
-              <w:t xml:space="preserve">Street,</w:t>
-            </w:r>
-            <w:r>
-              <w:t xml:space="preserve"> </w:t>
-            </w:r>
-            <w:r>
-              <w:t xml:space="preserve">Suite</w:t>
-            </w:r>
-            <w:r>
-              <w:t xml:space="preserve"> </w:t>
-            </w:r>
-            <w:r>
-              <w:t xml:space="preserve">400</w:t>
-            </w:r>
-          </w:p>
-          <w:p>
-            <w:pPr>
-              <w:spacing w:before="0" w:after="0" w:line="276" w:lineRule="exact"/>
-              <w:ind w:left="0" w:firstLine="0"/>
-              <w:jc w:val="left"/>
-            </w:pPr>
-            <w:r>
-              <w:t xml:space="preserve">Charleston,</w:t>
-            </w:r>
-            <w:r>
-              <w:t xml:space="preserve"> </w:t>
-            </w:r>
-            <w:r>
-              <w:t xml:space="preserve">SC</w:t>
-            </w:r>
-            <w:r>
-              <w:t xml:space="preserve"> </w:t>
-            </w:r>
-            <w:r>
-              <w:t xml:space="preserve">29401</w:t>
-            </w:r>
-          </w:p>
-          <w:p>
-            <w:pPr>
-              <w:spacing w:before="0" w:after="0" w:line="276" w:lineRule="exact"/>
-              <w:ind w:left="0" w:firstLine="0"/>
-              <w:jc w:val="left"/>
-            </w:pPr>
-            <w:r>
-              <w:t xml:space="preserve">(843)</w:t>
-            </w:r>
-            <w:r>
-              <w:t xml:space="preserve"> </w:t>
-            </w:r>
-            <w:r>
-              <w:t xml:space="preserve">414</w:t>
-              <w:noBreakHyphen/>
-              <w:t xml:space="preserve">5080</w:t>
-            </w:r>
-          </w:p>
-          <w:p>
-            <w:pPr>
-              <w:spacing w:before="0" w:after="0" w:line="276" w:lineRule="exact"/>
-              <w:ind w:left="0" w:firstLine="0"/>
-              <w:jc w:val="left"/>
-            </w:pPr>
-            <w:r>
-              <w:t xml:space="preserve">afp@saxtonstump.com</w:t>
-            </w:r>
-          </w:p>
-          <w:p>
-            <w:pPr>
-              <w:spacing w:before="0" w:after="0" w:line="276" w:lineRule="exact"/>
-              <w:ind w:left="0" w:firstLine="0"/>
-              <w:jc w:val="left"/>
-            </w:pPr>
-            <w:r>
-              <w:t xml:space="preserve">iyoung@saxtonstump.com</w:t>
-            </w:r>
-          </w:p>
-          <w:p>
-            <w:pPr>
-              <w:spacing w:before="0" w:after="0" w:line="276" w:lineRule="exact"/>
-              <w:ind w:left="0" w:firstLine="0"/>
-              <w:jc w:val="left"/>
-            </w:pPr>
-            <w:r>
-              <w:t xml:space="preserve">ep@saxtonstump.com</w:t>
-            </w:r>
-          </w:p>
-          <w:p>
-            <w:pPr>
-              <w:spacing w:before="0" w:after="0" w:line="276" w:lineRule="exact"/>
-              <w:ind w:left="0" w:firstLine="0"/>
-              <w:jc w:val="left"/>
-            </w:pPr>
-            <w:r>
-              <w:t xml:space="preserve">ATTORNEYS</w:t>
-            </w:r>
-            <w:r>
-              <w:t xml:space="preserve"> </w:t>
-            </w:r>
-            <w:r>
-              <w:t xml:space="preserve">FOR</w:t>
-            </w:r>
-            <w:r>
-              <w:t xml:space="preserve"> </w:t>
-            </w:r>
-            <w:r>
-              <w:t xml:space="preserve">DEFENDANT</w:t>
-            </w:r>
           </w:p>
         </w:tc>
       </w:tr>
@@ -1935,7 +2080,7 @@
     <w:sectPr>
       <w:footerReference w:type="default" r:id="rIdFooter1"/>
       <w:pgSz w:w="12240" w:h="15840"/>
-      <w:pgMar w:top="1440" w:right="1440" w:bottom="1440" w:left="1440" w:header="720" w:footer="720" w:gutter="0"/>
+      <w:pgMar w:top="1440" w:right="1440" w:bottom="1440" w:left="1440" w:header="720" w:footer="732" w:gutter="0"/>
     </w:sectPr>
   </w:body>
 </w:document>
@@ -2629,7 +2774,7 @@
     <w:unhideWhenUsed/>
     <w:qFormat/>
     <w:pPr>
-      <w:spacing w:before="240" w:after="240" w:line="276" w:lineRule="exact"/>
+      <w:spacing w:before="280" w:after="280" w:line="276" w:lineRule="exact"/>
       <w:ind w:firstLine="0" w:left="720" w:right="720"/>
     </w:pPr>
   </w:style>
@@ -2657,7 +2802,7 @@
     <w:unhideWhenUsed/>
     <w:qFormat/>
     <w:pPr>
-      <w:spacing w:before="240" w:after="240"/>
+      <w:spacing w:before="280" w:after="280"/>
       <w:ind w:firstLine="0" w:left="720" w:right="720"/>
     </w:pPr>
   </w:style>
@@ -2794,6 +2939,146 @@
     <w:pPr>
       <w:widowControl w:val="0"/>
     </w:pPr>
+  </w:style>
+  <w:style w:type="paragraph" w:customStyle="1" w:styleId="XdQuote">
+    <w:name w:val="Xd Quote"/>
+    <w:basedOn w:val="Normal"/>
+    <w:qFormat/>
+    <w:pPr>
+      <w:spacing w:before="0" w:after="0" w:line="276" w:lineRule="exact"/>
+      <w:ind w:left="720" w:right="720" w:firstLine="0"/>
+    </w:pPr>
+  </w:style>
+  <w:style w:type="paragraph" w:customStyle="1" w:styleId="XdQuoteFirst">
+    <w:name w:val="Xd Quote First"/>
+    <w:basedOn w:val="Normal"/>
+    <w:qFormat/>
+    <w:pPr>
+      <w:spacing w:before="240" w:after="0" w:line="276" w:lineRule="exact"/>
+      <w:ind w:left="720" w:right="720" w:firstLine="0"/>
+    </w:pPr>
+  </w:style>
+  <w:style w:type="paragraph" w:customStyle="1" w:styleId="XdQuoteLast">
+    <w:name w:val="Xd Quote Last"/>
+    <w:basedOn w:val="Normal"/>
+    <w:qFormat/>
+    <w:pPr>
+      <w:spacing w:before="0" w:after="240" w:line="276" w:lineRule="exact"/>
+      <w:ind w:left="720" w:right="720" w:firstLine="0"/>
+    </w:pPr>
+  </w:style>
+  <w:style w:type="paragraph" w:customStyle="1" w:styleId="XdQuoteOnly">
+    <w:name w:val="Xd Quote Only"/>
+    <w:basedOn w:val="Normal"/>
+    <w:qFormat/>
+    <w:pPr>
+      <w:spacing w:before="240" w:after="240" w:line="276" w:lineRule="exact"/>
+      <w:ind w:left="720" w:right="720" w:firstLine="0"/>
+    </w:pPr>
+  </w:style>
+  <w:style w:type="paragraph" w:customStyle="1" w:styleId="XdTail">
+    <w:name w:val="Xd Tail"/>
+    <w:basedOn w:val="Normal"/>
+    <w:qFormat/>
+    <w:pPr>
+      <w:spacing w:before="0" w:after="0" w:line="276" w:lineRule="exact"/>
+      <w:ind w:firstLine="0"/>
+    </w:pPr>
+  </w:style>
+  <w:style w:type="paragraph" w:customStyle="1" w:styleId="BodyTextKeep">
+    <w:name w:val="Body Text Keep"/>
+    <w:basedOn w:val="BodyText"/>
+    <w:qFormat/>
+    <w:pPr>
+      <w:keepNext/>
+      <w:keepLines/>
+    </w:pPr>
+  </w:style>
+  <w:style w:type="paragraph" w:customStyle="1" w:styleId="XdList1">
+    <w:name w:val="XdList 1"/>
+    <w:basedOn w:val="Normal"/>
+    <w:qFormat/>
+    <w:pPr>
+      <w:spacing w:before="0" w:after="0" w:line="552" w:lineRule="exact"/>
+      <w:ind w:left="720" w:hanging="720"/>
+    </w:pPr>
+  </w:style>
+  <w:style w:type="paragraph" w:customStyle="1" w:styleId="XdList2">
+    <w:name w:val="XdList 2"/>
+    <w:basedOn w:val="Normal"/>
+    <w:qFormat/>
+    <w:pPr>
+      <w:spacing w:before="0" w:after="0" w:line="552" w:lineRule="exact"/>
+      <w:ind w:left="1440" w:hanging="720"/>
+    </w:pPr>
+  </w:style>
+  <w:style w:type="paragraph" w:customStyle="1" w:styleId="XdList3">
+    <w:name w:val="XdList 3"/>
+    <w:basedOn w:val="Normal"/>
+    <w:qFormat/>
+    <w:pPr>
+      <w:spacing w:before="0" w:after="0" w:line="552" w:lineRule="exact"/>
+      <w:ind w:left="2160" w:hanging="720"/>
+    </w:pPr>
+  </w:style>
+  <w:style w:type="paragraph" w:customStyle="1" w:styleId="XdTailList1">
+    <w:name w:val="XdTailList 1"/>
+    <w:basedOn w:val="Normal"/>
+    <w:qFormat/>
+    <w:pPr>
+      <w:spacing w:before="0" w:after="0" w:line="276" w:lineRule="exact"/>
+      <w:ind w:left="720" w:hanging="720"/>
+    </w:pPr>
+  </w:style>
+  <w:style w:type="paragraph" w:customStyle="1" w:styleId="XdTailList2">
+    <w:name w:val="XdTailList 2"/>
+    <w:basedOn w:val="Normal"/>
+    <w:qFormat/>
+    <w:pPr>
+      <w:spacing w:before="0" w:after="0" w:line="276" w:lineRule="exact"/>
+      <w:ind w:left="1440" w:hanging="720"/>
+    </w:pPr>
+  </w:style>
+  <w:style w:type="paragraph" w:customStyle="1" w:styleId="XdTailList3">
+    <w:name w:val="XdTailList 3"/>
+    <w:basedOn w:val="Normal"/>
+    <w:qFormat/>
+    <w:pPr>
+      <w:spacing w:before="0" w:after="0" w:line="276" w:lineRule="exact"/>
+      <w:ind w:left="2160" w:hanging="720"/>
+    </w:pPr>
+  </w:style>
+  <w:style w:type="paragraph" w:customStyle="1" w:styleId="XdQuoteList1">
+    <w:name w:val="Xd Quote List 1"/>
+    <w:basedOn w:val="Normal"/>
+    <w:qFormat/>
+    <w:pPr>
+      <w:spacing w:before="0" w:after="0" w:line="276" w:lineRule="exact"/>
+      <w:ind w:left="1440" w:right="720" w:hanging="720"/>
+    </w:pPr>
+  </w:style>
+  <w:style w:type="paragraph" w:customStyle="1" w:styleId="XdQuoteList2">
+    <w:name w:val="Xd Quote List 2"/>
+    <w:basedOn w:val="Normal"/>
+    <w:qFormat/>
+    <w:pPr>
+      <w:spacing w:before="0" w:after="0" w:line="276" w:lineRule="exact"/>
+      <w:ind w:left="2160" w:right="720" w:hanging="720"/>
+    </w:pPr>
+  </w:style>
+  <w:style w:type="paragraph" w:customStyle="1" w:styleId="XdQuoteList3">
+    <w:name w:val="Xd Quote List 3"/>
+    <w:basedOn w:val="Normal"/>
+    <w:qFormat/>
+    <w:pPr>
+      <w:spacing w:before="0" w:after="0" w:line="276" w:lineRule="exact"/>
+      <w:ind w:left="2880" w:right="720" w:hanging="720"/>
+    </w:pPr>
+  </w:style>
+  <w:style w:type="paragraph" w:customStyle="1" w:styleId="XdQuoteOnly">
+    <w:name w:val="XdQuoteOnly"/>
+    <w:basedOn w:val="BodyText"/>
+    <w:qFormat/>
   </w:style>
   <w:style w:type="paragraph" w:customStyle="1" w:styleId="SourceCode">
     <w:name w:val="Source Code"/>
